--- a/docs/wip/Neutraal-Template-Niet-Functionele-Eisen.docx
+++ b/docs/wip/Neutraal-Template-Niet-Functionele-Eisen.docx
@@ -1310,7 +1310,7 @@
     </w:p>
     <w:p>
       <w:r>
-        <w:t>Versie wip, 26-04-2024</w:t>
+        <w:t>Versie wip, 10-06-2024</w:t>
       </w:r>
     </w:p>
     <w:p>
@@ -6712,7 +6712,7 @@
               <w:jc w:val="left"/>
             </w:pPr>
             <w:r>
-              <w:t>Axe-core 4.9.0 regels</w:t>
+              <w:t>Axe-core 4.9.1 regels</w:t>
             </w:r>
           </w:p>
         </w:tc>

--- a/docs/wip/Neutraal-Template-Niet-Functionele-Eisen.docx
+++ b/docs/wip/Neutraal-Template-Niet-Functionele-Eisen.docx
@@ -1310,7 +1310,7 @@
     </w:p>
     <w:p>
       <w:r>
-        <w:t>Versie wip, 02-08-2024</w:t>
+        <w:t>Versie wip, 22-10-2024</w:t>
       </w:r>
     </w:p>
     <w:p>
@@ -6712,7 +6712,7 @@
               <w:jc w:val="left"/>
             </w:pPr>
             <w:r>
-              <w:t>Axe-core 4.10.0 regels</w:t>
+              <w:t>Axe-core 4.10.1 regels</w:t>
             </w:r>
           </w:p>
         </w:tc>

--- a/docs/wip/Neutraal-Template-Niet-Functionele-Eisen.docx
+++ b/docs/wip/Neutraal-Template-Niet-Functionele-Eisen.docx
@@ -118,7 +118,7 @@
         <w:rPr>
           <w:highlight w:val="yellow"/>
         </w:rPr>
-        <w:t>{Verwijder eventueel deze paragraaf en de rubricering op de titelpagina indien rubricering niet van toepassing is}</w:t>
+        <w:t>{Verwijder deze paragraaf en de rubricering op de titelpagina als rubricering niet van toepassing is}</w:t>
       </w:r>
     </w:p>
     <w:tbl>
@@ -219,6 +219,117 @@
                 <w:highlight w:val="yellow"/>
               </w:rPr>
               <w:t>{Vaststeller van de rubricering: minister, staatssecretaris, secretaris-generaal of een door de secretaris-generaal aangewezen rubriceringsambtenaar}</w:t>
+            </w:r>
+          </w:p>
+        </w:tc>
+      </w:tr>
+    </w:tbl>
+    <w:p>
+      <w:pPr>
+        <w:pStyle w:val="Kop6"/>
+      </w:pPr>
+      <w:r>
+        <w:t>Goedkeuring</w:t>
+      </w:r>
+    </w:p>
+    <w:tbl>
+      <w:tblPr>
+        <w:tblStyle w:val="Tabelraster1"/>
+        <w:tblW w:type="pct" w:w="100%"/>
+        <w:tblLook w:firstColumn="1" w:firstRow="1" w:lastColumn="0" w:lastRow="0" w:noHBand="0" w:noVBand="1" w:val="04A0"/>
+      </w:tblPr>
+      <w:tblGrid>
+        <w:gridCol w:w="3023"/>
+        <w:gridCol w:w="3023"/>
+        <w:gridCol w:w="3023"/>
+      </w:tblGrid>
+      <w:tr>
+        <w:tc>
+          <w:tcPr>
+            <w:tcW w:type="auto" w:w="3023"/>
+          </w:tcPr>
+          <w:p>
+            <w:pPr>
+              <w:jc w:val="left"/>
+            </w:pPr>
+            <w:r>
+              <w:t>Versie</w:t>
+            </w:r>
+          </w:p>
+        </w:tc>
+        <w:tc>
+          <w:tcPr>
+            <w:tcW w:type="auto" w:w="3023"/>
+          </w:tcPr>
+          <w:p>
+            <w:pPr>
+              <w:jc w:val="left"/>
+            </w:pPr>
+            <w:r>
+              <w:t>Datum goedkeuring</w:t>
+            </w:r>
+          </w:p>
+        </w:tc>
+        <w:tc>
+          <w:tcPr>
+            <w:tcW w:type="auto" w:w="3023"/>
+          </w:tcPr>
+          <w:p>
+            <w:pPr>
+              <w:jc w:val="left"/>
+            </w:pPr>
+            <w:r>
+              <w:t>Goedgekeurd door</w:t>
+            </w:r>
+          </w:p>
+        </w:tc>
+      </w:tr>
+      <w:tr>
+        <w:tc>
+          <w:tcPr>
+            <w:tcW w:type="auto" w:w="3023"/>
+          </w:tcPr>
+          <w:p>
+            <w:pPr>
+              <w:jc w:val="left"/>
+            </w:pPr>
+            <w:r>
+              <w:rPr>
+                <w:highlight w:val="yellow"/>
+              </w:rPr>
+              <w:t>{versie}</w:t>
+            </w:r>
+          </w:p>
+        </w:tc>
+        <w:tc>
+          <w:tcPr>
+            <w:tcW w:type="auto" w:w="3023"/>
+          </w:tcPr>
+          <w:p>
+            <w:pPr>
+              <w:jc w:val="left"/>
+            </w:pPr>
+            <w:r>
+              <w:rPr>
+                <w:highlight w:val="yellow"/>
+              </w:rPr>
+              <w:t>{datum}</w:t>
+            </w:r>
+          </w:p>
+        </w:tc>
+        <w:tc>
+          <w:tcPr>
+            <w:tcW w:type="auto" w:w="3023"/>
+          </w:tcPr>
+          <w:p>
+            <w:pPr>
+              <w:jc w:val="left"/>
+            </w:pPr>
+            <w:r>
+              <w:rPr>
+                <w:highlight w:val="yellow"/>
+              </w:rPr>
+              <w:t>{naam}</w:t>
             </w:r>
           </w:p>
         </w:tc>
@@ -239,16 +350,17 @@
         <w:tblLook w:firstColumn="1" w:firstRow="1" w:lastColumn="0" w:lastRow="0" w:noHBand="0" w:noVBand="1" w:val="04A0"/>
       </w:tblPr>
       <w:tblGrid>
-        <w:gridCol w:w="1814"/>
-        <w:gridCol w:w="1814"/>
-        <w:gridCol w:w="1814"/>
-        <w:gridCol w:w="1814"/>
-        <w:gridCol w:w="1814"/>
+        <w:gridCol w:w="1512"/>
+        <w:gridCol w:w="1512"/>
+        <w:gridCol w:w="1512"/>
+        <w:gridCol w:w="1512"/>
+        <w:gridCol w:w="1512"/>
+        <w:gridCol w:w="1512"/>
       </w:tblGrid>
       <w:tr>
         <w:tc>
           <w:tcPr>
-            <w:tcW w:type="auto" w:w="1814"/>
+            <w:tcW w:type="auto" w:w="1512"/>
           </w:tcPr>
           <w:p>
             <w:pPr>
@@ -261,7 +373,33 @@
         </w:tc>
         <w:tc>
           <w:tcPr>
-            <w:tcW w:type="auto" w:w="1814"/>
+            <w:tcW w:type="auto" w:w="1512"/>
+          </w:tcPr>
+          <w:p>
+            <w:pPr>
+              <w:jc w:val="left"/>
+            </w:pPr>
+            <w:r>
+              <w:t>Datum</w:t>
+            </w:r>
+          </w:p>
+        </w:tc>
+        <w:tc>
+          <w:tcPr>
+            <w:tcW w:type="auto" w:w="1512"/>
+          </w:tcPr>
+          <w:p>
+            <w:pPr>
+              <w:jc w:val="left"/>
+            </w:pPr>
+            <w:r>
+              <w:t>Status</w:t>
+            </w:r>
+          </w:p>
+        </w:tc>
+        <w:tc>
+          <w:tcPr>
+            <w:tcW w:type="auto" w:w="1512"/>
           </w:tcPr>
           <w:p>
             <w:pPr>
@@ -274,33 +412,20 @@
         </w:tc>
         <w:tc>
           <w:tcPr>
-            <w:tcW w:type="auto" w:w="1814"/>
-          </w:tcPr>
-          <w:p>
-            <w:pPr>
-              <w:jc w:val="left"/>
-            </w:pPr>
-            <w:r>
-              <w:t>Datum</w:t>
-            </w:r>
-          </w:p>
-        </w:tc>
-        <w:tc>
-          <w:tcPr>
-            <w:tcW w:type="auto" w:w="1814"/>
-          </w:tcPr>
-          <w:p>
-            <w:pPr>
-              <w:jc w:val="left"/>
-            </w:pPr>
-            <w:r>
-              <w:t>Status</w:t>
-            </w:r>
-          </w:p>
-        </w:tc>
-        <w:tc>
-          <w:tcPr>
-            <w:tcW w:type="auto" w:w="1814"/>
+            <w:tcW w:type="auto" w:w="1512"/>
+          </w:tcPr>
+          <w:p>
+            <w:pPr>
+              <w:jc w:val="left"/>
+            </w:pPr>
+            <w:r>
+              <w:t>Reviewers</w:t>
+            </w:r>
+          </w:p>
+        </w:tc>
+        <w:tc>
+          <w:tcPr>
+            <w:tcW w:type="auto" w:w="1512"/>
           </w:tcPr>
           <w:p>
             <w:pPr>
@@ -315,7 +440,7 @@
       <w:tr>
         <w:tc>
           <w:tcPr>
-            <w:tcW w:type="auto" w:w="1814"/>
+            <w:tcW w:type="auto" w:w="1512"/>
           </w:tcPr>
           <w:p>
             <w:pPr>
@@ -331,23 +456,7 @@
         </w:tc>
         <w:tc>
           <w:tcPr>
-            <w:tcW w:type="auto" w:w="1814"/>
-          </w:tcPr>
-          <w:p>
-            <w:pPr>
-              <w:jc w:val="left"/>
-            </w:pPr>
-            <w:r>
-              <w:rPr>
-                <w:highlight w:val="yellow"/>
-              </w:rPr>
-              <w:t>{naam auteur}</w:t>
-            </w:r>
-          </w:p>
-        </w:tc>
-        <w:tc>
-          <w:tcPr>
-            <w:tcW w:type="auto" w:w="1814"/>
+            <w:tcW w:type="auto" w:w="1512"/>
           </w:tcPr>
           <w:p>
             <w:pPr>
@@ -363,23 +472,55 @@
         </w:tc>
         <w:tc>
           <w:tcPr>
-            <w:tcW w:type="auto" w:w="1814"/>
-          </w:tcPr>
-          <w:p>
-            <w:pPr>
-              <w:jc w:val="left"/>
-            </w:pPr>
-            <w:r>
-              <w:rPr>
-                <w:highlight w:val="yellow"/>
-              </w:rPr>
-              <w:t>{concept/definitief}</w:t>
-            </w:r>
-          </w:p>
-        </w:tc>
-        <w:tc>
-          <w:tcPr>
-            <w:tcW w:type="auto" w:w="1814"/>
+            <w:tcW w:type="auto" w:w="1512"/>
+          </w:tcPr>
+          <w:p>
+            <w:pPr>
+              <w:jc w:val="left"/>
+            </w:pPr>
+            <w:r>
+              <w:rPr>
+                <w:highlight w:val="yellow"/>
+              </w:rPr>
+              <w:t>{status}</w:t>
+            </w:r>
+          </w:p>
+        </w:tc>
+        <w:tc>
+          <w:tcPr>
+            <w:tcW w:type="auto" w:w="1512"/>
+          </w:tcPr>
+          <w:p>
+            <w:pPr>
+              <w:jc w:val="left"/>
+            </w:pPr>
+            <w:r>
+              <w:rPr>
+                <w:highlight w:val="yellow"/>
+              </w:rPr>
+              <w:t>{naam}</w:t>
+            </w:r>
+          </w:p>
+        </w:tc>
+        <w:tc>
+          <w:tcPr>
+            <w:tcW w:type="auto" w:w="1512"/>
+          </w:tcPr>
+          <w:p>
+            <w:pPr>
+              <w:jc w:val="left"/>
+            </w:pPr>
+            <w:r>
+              <w:rPr>
+                <w:highlight w:val="yellow"/>
+              </w:rPr>
+              <w:t>{namen}</w:t>
+            </w:r>
+          </w:p>
+        </w:tc>
+        <w:tc>
+          <w:tcPr>
+            <w:tcW w:type="auto" w:w="1512"/>
           </w:tcPr>
           <w:p>
             <w:pPr>
@@ -400,622 +541,15 @@
         <w:pStyle w:val="Kop6"/>
       </w:pPr>
       <w:r>
-        <w:t>Reviewers</w:t>
+        <w:t>Betrokkenen bij dit document</w:t>
       </w:r>
     </w:p>
-    <w:tbl>
-      <w:tblPr>
-        <w:tblStyle w:val="Tabelraster1"/>
-        <w:tblW w:type="pct" w:w="100%"/>
-        <w:tblLook w:firstColumn="1" w:firstRow="1" w:lastColumn="0" w:lastRow="0" w:noHBand="0" w:noVBand="1" w:val="04A0"/>
-      </w:tblPr>
-      <w:tblGrid>
-        <w:gridCol w:w="2267"/>
-        <w:gridCol w:w="2267"/>
-        <w:gridCol w:w="2267"/>
-        <w:gridCol w:w="2267"/>
-      </w:tblGrid>
-      <w:tr>
-        <w:tc>
-          <w:tcPr>
-            <w:tcW w:type="auto" w:w="2267"/>
-          </w:tcPr>
-          <w:p>
-            <w:pPr>
-              <w:jc w:val="left"/>
-            </w:pPr>
-            <w:r>
-              <w:t>Functie/rol</w:t>
-            </w:r>
-          </w:p>
-        </w:tc>
-        <w:tc>
-          <w:tcPr>
-            <w:tcW w:type="auto" w:w="2267"/>
-          </w:tcPr>
-          <w:p>
-            <w:pPr>
-              <w:jc w:val="left"/>
-            </w:pPr>
-            <w:r>
-              <w:t>Naam</w:t>
-            </w:r>
-          </w:p>
-        </w:tc>
-        <w:tc>
-          <w:tcPr>
-            <w:tcW w:type="auto" w:w="2267"/>
-          </w:tcPr>
-          <w:p>
-            <w:pPr>
-              <w:jc w:val="left"/>
-            </w:pPr>
-            <w:r>
-              <w:t>Datum</w:t>
-            </w:r>
-          </w:p>
-        </w:tc>
-        <w:tc>
-          <w:tcPr>
-            <w:tcW w:type="auto" w:w="2267"/>
-          </w:tcPr>
-          <w:p>
-            <w:pPr>
-              <w:jc w:val="center"/>
-            </w:pPr>
-            <w:r>
-              <w:t>Versie</w:t>
-            </w:r>
-          </w:p>
-        </w:tc>
-      </w:tr>
-      <w:tr>
-        <w:tc>
-          <w:tcPr>
-            <w:tcW w:type="auto" w:w="2267"/>
-          </w:tcPr>
-          <w:p>
-            <w:pPr>
-              <w:jc w:val="left"/>
-            </w:pPr>
-            <w:r>
-              <w:t xml:space="preserve">Kwaliteitsmanager </w:t>
-            </w:r>
-            <w:r>
-              <w:rPr>
-                <w:highlight w:val="yellow"/>
-              </w:rPr>
-              <w:t>{opdrachtgevende organisatie}</w:t>
-            </w:r>
-          </w:p>
-        </w:tc>
-        <w:tc>
-          <w:tcPr>
-            <w:tcW w:type="auto" w:w="2267"/>
-          </w:tcPr>
-          <w:p>
-            <w:pPr>
-              <w:jc w:val="left"/>
-            </w:pPr>
-            <w:r>
-              <w:rPr>
-                <w:highlight w:val="yellow"/>
-              </w:rPr>
-              <w:t>{naam kwaliteitsmanager opdrachtgevende organisatie}</w:t>
-            </w:r>
-          </w:p>
-        </w:tc>
-        <w:tc>
-          <w:tcPr>
-            <w:tcW w:type="auto" w:w="2267"/>
-          </w:tcPr>
-          <w:p>
-            <w:pPr>
-              <w:jc w:val="left"/>
-            </w:pPr>
-            <w:r>
-              <w:rPr>
-                <w:highlight w:val="yellow"/>
-              </w:rPr>
-              <w:t>{datum}</w:t>
-            </w:r>
-          </w:p>
-        </w:tc>
-        <w:tc>
-          <w:tcPr>
-            <w:tcW w:type="auto" w:w="2267"/>
-          </w:tcPr>
-          <w:p>
-            <w:pPr>
-              <w:jc w:val="center"/>
-            </w:pPr>
-            <w:r>
-              <w:rPr>
-                <w:highlight w:val="yellow"/>
-              </w:rPr>
-              <w:t>{versie}</w:t>
-            </w:r>
-          </w:p>
-        </w:tc>
-      </w:tr>
-      <w:tr>
-        <w:tc>
-          <w:tcPr>
-            <w:tcW w:type="auto" w:w="2267"/>
-          </w:tcPr>
-          <w:p>
-            <w:pPr>
-              <w:jc w:val="left"/>
-            </w:pPr>
-            <w:r>
-              <w:t xml:space="preserve">Kwaliteitsmanager </w:t>
-            </w:r>
-            <w:r>
-              <w:rPr>
-                <w:highlight w:val="yellow"/>
-              </w:rPr>
-              <w:t>{beheerorganisatie}</w:t>
-            </w:r>
-          </w:p>
-        </w:tc>
-        <w:tc>
-          <w:tcPr>
-            <w:tcW w:type="auto" w:w="2267"/>
-          </w:tcPr>
-          <w:p>
-            <w:pPr>
-              <w:jc w:val="left"/>
-            </w:pPr>
-            <w:r>
-              <w:rPr>
-                <w:highlight w:val="yellow"/>
-              </w:rPr>
-              <w:t>{naam kwaliteitsmanager beheerorganisatie}</w:t>
-            </w:r>
-          </w:p>
-        </w:tc>
-        <w:tc>
-          <w:tcPr>
-            <w:tcW w:type="auto" w:w="2267"/>
-          </w:tcPr>
-          <w:p>
-            <w:pPr>
-              <w:jc w:val="left"/>
-            </w:pPr>
-            <w:r>
-              <w:rPr>
-                <w:highlight w:val="yellow"/>
-              </w:rPr>
-              <w:t>{datum}</w:t>
-            </w:r>
-          </w:p>
-        </w:tc>
-        <w:tc>
-          <w:tcPr>
-            <w:tcW w:type="auto" w:w="2267"/>
-          </w:tcPr>
-          <w:p>
-            <w:pPr>
-              <w:jc w:val="center"/>
-            </w:pPr>
-            <w:r>
-              <w:rPr>
-                <w:highlight w:val="yellow"/>
-              </w:rPr>
-              <w:t>{versie}</w:t>
-            </w:r>
-          </w:p>
-        </w:tc>
-      </w:tr>
-      <w:tr>
-        <w:tc>
-          <w:tcPr>
-            <w:tcW w:type="auto" w:w="2267"/>
-          </w:tcPr>
-          <w:p>
-            <w:pPr>
-              <w:jc w:val="left"/>
-            </w:pPr>
-            <w:r>
-              <w:t>Kwaliteitsmanager ICTU</w:t>
-            </w:r>
-          </w:p>
-        </w:tc>
-        <w:tc>
-          <w:tcPr>
-            <w:tcW w:type="auto" w:w="2267"/>
-          </w:tcPr>
-          <w:p>
-            <w:pPr>
-              <w:jc w:val="left"/>
-            </w:pPr>
-            <w:r>
-              <w:rPr>
-                <w:highlight w:val="yellow"/>
-              </w:rPr>
-              <w:t>{naam kwaliteitsmanager ICTU}</w:t>
-            </w:r>
-          </w:p>
-        </w:tc>
-        <w:tc>
-          <w:tcPr>
-            <w:tcW w:type="auto" w:w="2267"/>
-          </w:tcPr>
-          <w:p>
-            <w:pPr>
-              <w:jc w:val="left"/>
-            </w:pPr>
-            <w:r>
-              <w:rPr>
-                <w:highlight w:val="yellow"/>
-              </w:rPr>
-              <w:t>{datum}</w:t>
-            </w:r>
-          </w:p>
-        </w:tc>
-        <w:tc>
-          <w:tcPr>
-            <w:tcW w:type="auto" w:w="2267"/>
-          </w:tcPr>
-          <w:p>
-            <w:pPr>
-              <w:jc w:val="center"/>
-            </w:pPr>
-            <w:r>
-              <w:rPr>
-                <w:highlight w:val="yellow"/>
-              </w:rPr>
-              <w:t>{versie}</w:t>
-            </w:r>
-          </w:p>
-        </w:tc>
-      </w:tr>
-    </w:tbl>
     <w:p>
-      <w:pPr>
-        <w:pStyle w:val="Kop6"/>
-      </w:pPr>
       <w:r>
-        <w:t>Vereiste goedkeuringen</w:t>
-      </w:r>
-    </w:p>
-    <w:tbl>
-      <w:tblPr>
-        <w:tblStyle w:val="Tabelraster1"/>
-        <w:tblW w:type="pct" w:w="100%"/>
-        <w:tblLook w:firstColumn="1" w:firstRow="1" w:lastColumn="0" w:lastRow="0" w:noHBand="0" w:noVBand="1" w:val="04A0"/>
-      </w:tblPr>
-      <w:tblGrid>
-        <w:gridCol w:w="2267"/>
-        <w:gridCol w:w="2267"/>
-        <w:gridCol w:w="2267"/>
-        <w:gridCol w:w="2267"/>
-      </w:tblGrid>
-      <w:tr>
-        <w:tc>
-          <w:tcPr>
-            <w:tcW w:type="auto" w:w="2267"/>
-          </w:tcPr>
-          <w:p>
-            <w:pPr>
-              <w:jc w:val="left"/>
-            </w:pPr>
-            <w:r>
-              <w:t>Functie/rol</w:t>
-            </w:r>
-          </w:p>
-        </w:tc>
-        <w:tc>
-          <w:tcPr>
-            <w:tcW w:type="auto" w:w="2267"/>
-          </w:tcPr>
-          <w:p>
-            <w:pPr>
-              <w:jc w:val="left"/>
-            </w:pPr>
-            <w:r>
-              <w:t>Naam</w:t>
-            </w:r>
-          </w:p>
-        </w:tc>
-        <w:tc>
-          <w:tcPr>
-            <w:tcW w:type="auto" w:w="2267"/>
-          </w:tcPr>
-          <w:p>
-            <w:pPr>
-              <w:jc w:val="left"/>
-            </w:pPr>
-            <w:r>
-              <w:t>Datum</w:t>
-            </w:r>
-          </w:p>
-        </w:tc>
-        <w:tc>
-          <w:tcPr>
-            <w:tcW w:type="auto" w:w="2267"/>
-          </w:tcPr>
-          <w:p>
-            <w:pPr>
-              <w:jc w:val="center"/>
-            </w:pPr>
-            <w:r>
-              <w:t>Versie</w:t>
-            </w:r>
-          </w:p>
-        </w:tc>
-      </w:tr>
-      <w:tr>
-        <w:tc>
-          <w:tcPr>
-            <w:tcW w:type="auto" w:w="2267"/>
-          </w:tcPr>
-          <w:p>
-            <w:pPr>
-              <w:jc w:val="left"/>
-            </w:pPr>
-            <w:r>
-              <w:t xml:space="preserve">Projectleider </w:t>
-            </w:r>
-            <w:r>
-              <w:rPr>
-                <w:highlight w:val="yellow"/>
-              </w:rPr>
-              <w:t>{opdrachtgevende organisatie}</w:t>
-            </w:r>
-          </w:p>
-        </w:tc>
-        <w:tc>
-          <w:tcPr>
-            <w:tcW w:type="auto" w:w="2267"/>
-          </w:tcPr>
-          <w:p>
-            <w:pPr>
-              <w:jc w:val="left"/>
-            </w:pPr>
-            <w:r>
-              <w:rPr>
-                <w:highlight w:val="yellow"/>
-              </w:rPr>
-              <w:t>{naam projectleider opdrachtgevende organisatie}</w:t>
-            </w:r>
-          </w:p>
-        </w:tc>
-        <w:tc>
-          <w:tcPr>
-            <w:tcW w:type="auto" w:w="2267"/>
-          </w:tcPr>
-          <w:p>
-            <w:pPr>
-              <w:jc w:val="left"/>
-            </w:pPr>
-            <w:r>
-              <w:rPr>
-                <w:highlight w:val="yellow"/>
-              </w:rPr>
-              <w:t>{datum}</w:t>
-            </w:r>
-          </w:p>
-        </w:tc>
-        <w:tc>
-          <w:tcPr>
-            <w:tcW w:type="auto" w:w="2267"/>
-          </w:tcPr>
-          <w:p>
-            <w:pPr>
-              <w:jc w:val="center"/>
-            </w:pPr>
-            <w:r>
-              <w:rPr>
-                <w:highlight w:val="yellow"/>
-              </w:rPr>
-              <w:t>{versie}</w:t>
-            </w:r>
-          </w:p>
-        </w:tc>
-      </w:tr>
-      <w:tr>
-        <w:tc>
-          <w:tcPr>
-            <w:tcW w:type="auto" w:w="2267"/>
-          </w:tcPr>
-          <w:p>
-            <w:pPr>
-              <w:jc w:val="left"/>
-            </w:pPr>
-            <w:r>
-              <w:t xml:space="preserve">Projectleider </w:t>
-            </w:r>
-            <w:r>
-              <w:rPr>
-                <w:highlight w:val="yellow"/>
-              </w:rPr>
-              <w:t>{beheerorganisatie}</w:t>
-            </w:r>
-          </w:p>
-        </w:tc>
-        <w:tc>
-          <w:tcPr>
-            <w:tcW w:type="auto" w:w="2267"/>
-          </w:tcPr>
-          <w:p>
-            <w:pPr>
-              <w:jc w:val="left"/>
-            </w:pPr>
-            <w:r>
-              <w:rPr>
-                <w:highlight w:val="yellow"/>
-              </w:rPr>
-              <w:t>{naam projectleider beheerorganisatie}</w:t>
-            </w:r>
-          </w:p>
-        </w:tc>
-        <w:tc>
-          <w:tcPr>
-            <w:tcW w:type="auto" w:w="2267"/>
-          </w:tcPr>
-          <w:p>
-            <w:pPr>
-              <w:jc w:val="left"/>
-            </w:pPr>
-            <w:r>
-              <w:rPr>
-                <w:highlight w:val="yellow"/>
-              </w:rPr>
-              <w:t>{datum}</w:t>
-            </w:r>
-          </w:p>
-        </w:tc>
-        <w:tc>
-          <w:tcPr>
-            <w:tcW w:type="auto" w:w="2267"/>
-          </w:tcPr>
-          <w:p>
-            <w:pPr>
-              <w:jc w:val="center"/>
-            </w:pPr>
-            <w:r>
-              <w:rPr>
-                <w:highlight w:val="yellow"/>
-              </w:rPr>
-              <w:t>{versie}</w:t>
-            </w:r>
-          </w:p>
-        </w:tc>
-      </w:tr>
-      <w:tr>
-        <w:tc>
-          <w:tcPr>
-            <w:tcW w:type="auto" w:w="2267"/>
-          </w:tcPr>
-          <w:p>
-            <w:pPr>
-              <w:jc w:val="left"/>
-            </w:pPr>
-            <w:r>
-              <w:t>Projectleider ICTU</w:t>
-            </w:r>
-          </w:p>
-        </w:tc>
-        <w:tc>
-          <w:tcPr>
-            <w:tcW w:type="auto" w:w="2267"/>
-          </w:tcPr>
-          <w:p>
-            <w:pPr>
-              <w:jc w:val="left"/>
-            </w:pPr>
-            <w:r>
-              <w:rPr>
-                <w:highlight w:val="yellow"/>
-              </w:rPr>
-              <w:t>{naam projectleider ICTU}</w:t>
-            </w:r>
-          </w:p>
-        </w:tc>
-        <w:tc>
-          <w:tcPr>
-            <w:tcW w:type="auto" w:w="2267"/>
-          </w:tcPr>
-          <w:p>
-            <w:pPr>
-              <w:jc w:val="left"/>
-            </w:pPr>
-            <w:r>
-              <w:rPr>
-                <w:highlight w:val="yellow"/>
-              </w:rPr>
-              <w:t>{datum}</w:t>
-            </w:r>
-          </w:p>
-        </w:tc>
-        <w:tc>
-          <w:tcPr>
-            <w:tcW w:type="auto" w:w="2267"/>
-          </w:tcPr>
-          <w:p>
-            <w:pPr>
-              <w:jc w:val="center"/>
-            </w:pPr>
-            <w:r>
-              <w:rPr>
-                <w:highlight w:val="yellow"/>
-              </w:rPr>
-              <w:t>{versie}</w:t>
-            </w:r>
-          </w:p>
-        </w:tc>
-      </w:tr>
-      <w:tr>
-        <w:tc>
-          <w:tcPr>
-            <w:tcW w:type="auto" w:w="2267"/>
-          </w:tcPr>
-          <w:p>
-            <w:pPr>
-              <w:jc w:val="left"/>
-            </w:pPr>
-            <w:r>
-              <w:t>Product owner</w:t>
-            </w:r>
-          </w:p>
-        </w:tc>
-        <w:tc>
-          <w:tcPr>
-            <w:tcW w:type="auto" w:w="2267"/>
-          </w:tcPr>
-          <w:p>
-            <w:pPr>
-              <w:jc w:val="left"/>
-            </w:pPr>
-            <w:r>
-              <w:rPr>
-                <w:highlight w:val="yellow"/>
-              </w:rPr>
-              <w:t>{naam product owner}</w:t>
-            </w:r>
-          </w:p>
-        </w:tc>
-        <w:tc>
-          <w:tcPr>
-            <w:tcW w:type="auto" w:w="2267"/>
-          </w:tcPr>
-          <w:p>
-            <w:pPr>
-              <w:jc w:val="left"/>
-            </w:pPr>
-            <w:r>
-              <w:rPr>
-                <w:highlight w:val="yellow"/>
-              </w:rPr>
-              <w:t>{datum}</w:t>
-            </w:r>
-          </w:p>
-        </w:tc>
-        <w:tc>
-          <w:tcPr>
-            <w:tcW w:type="auto" w:w="2267"/>
-          </w:tcPr>
-          <w:p>
-            <w:pPr>
-              <w:jc w:val="center"/>
-            </w:pPr>
-            <w:r>
-              <w:rPr>
-                <w:highlight w:val="yellow"/>
-              </w:rPr>
-              <w:t>{versie}</w:t>
-            </w:r>
-          </w:p>
-        </w:tc>
-      </w:tr>
-    </w:tbl>
-    <w:p>
-      <w:pPr>
-        <w:pStyle w:val="Kop6"/>
-      </w:pPr>
-      <w:r>
-        <w:t>Verzendlijst huidige versie</w:t>
+        <w:rPr>
+          <w:highlight w:val="yellow"/>
+        </w:rPr>
+        <w:t>{Neem in onderstaande tabel de auteurs, reviewers en goedkeurders van dit document op}</w:t>
       </w:r>
     </w:p>
     <w:tbl>
@@ -1039,10 +573,38 @@
               <w:jc w:val="left"/>
             </w:pPr>
             <w:r>
+              <w:t>Organisatie</w:t>
+            </w:r>
+          </w:p>
+        </w:tc>
+        <w:tc>
+          <w:tcPr>
+            <w:tcW w:type="auto" w:w="3023"/>
+          </w:tcPr>
+          <w:p>
+            <w:pPr>
+              <w:jc w:val="left"/>
+            </w:pPr>
+            <w:r>
+              <w:t>Functie/rol</w:t>
+            </w:r>
+          </w:p>
+        </w:tc>
+        <w:tc>
+          <w:tcPr>
+            <w:tcW w:type="auto" w:w="3023"/>
+          </w:tcPr>
+          <w:p>
+            <w:pPr>
+              <w:jc w:val="left"/>
+            </w:pPr>
+            <w:r>
               <w:t>Naam</w:t>
             </w:r>
           </w:p>
         </w:tc>
+      </w:tr>
+      <w:tr>
         <w:tc>
           <w:tcPr>
             <w:tcW w:type="auto" w:w="3023"/>
@@ -1052,7 +614,10 @@
               <w:jc w:val="left"/>
             </w:pPr>
             <w:r>
-              <w:t>Organisatie</w:t>
+              <w:rPr>
+                <w:highlight w:val="yellow"/>
+              </w:rPr>
+              <w:t>{opdrachtgevende organisatie}</w:t>
             </w:r>
           </w:p>
         </w:tc>
@@ -1065,12 +630,10 @@
               <w:jc w:val="left"/>
             </w:pPr>
             <w:r>
-              <w:t>Functie/rol</w:t>
-            </w:r>
-          </w:p>
-        </w:tc>
-      </w:tr>
-      <w:tr>
+              <w:t>Opdrachtgever</w:t>
+            </w:r>
+          </w:p>
+        </w:tc>
         <w:tc>
           <w:tcPr>
             <w:tcW w:type="auto" w:w="3023"/>
@@ -1083,10 +646,12 @@
               <w:rPr>
                 <w:highlight w:val="yellow"/>
               </w:rPr>
-              <w:t>{naam projectleider opdrachtgevende organisatie}</w:t>
-            </w:r>
-          </w:p>
-        </w:tc>
+              <w:t>{naam}</w:t>
+            </w:r>
+          </w:p>
+        </w:tc>
+      </w:tr>
+      <w:tr>
         <w:tc>
           <w:tcPr>
             <w:tcW w:type="auto" w:w="3023"/>
@@ -1116,8 +681,6 @@
             </w:r>
           </w:p>
         </w:tc>
-      </w:tr>
-      <w:tr>
         <w:tc>
           <w:tcPr>
             <w:tcW w:type="auto" w:w="3023"/>
@@ -1130,10 +693,12 @@
               <w:rPr>
                 <w:highlight w:val="yellow"/>
               </w:rPr>
-              <w:t>{naam product owner}</w:t>
-            </w:r>
-          </w:p>
-        </w:tc>
+              <w:t>{naam}</w:t>
+            </w:r>
+          </w:p>
+        </w:tc>
+      </w:tr>
+      <w:tr>
         <w:tc>
           <w:tcPr>
             <w:tcW w:type="auto" w:w="3023"/>
@@ -1163,8 +728,6 @@
             </w:r>
           </w:p>
         </w:tc>
-      </w:tr>
-      <w:tr>
         <w:tc>
           <w:tcPr>
             <w:tcW w:type="auto" w:w="3023"/>
@@ -1177,10 +740,12 @@
               <w:rPr>
                 <w:highlight w:val="yellow"/>
               </w:rPr>
-              <w:t>{naam projectleider beheerorganisatie}</w:t>
-            </w:r>
-          </w:p>
-        </w:tc>
+              <w:t>{naam}</w:t>
+            </w:r>
+          </w:p>
+        </w:tc>
+      </w:tr>
+      <w:tr>
         <w:tc>
           <w:tcPr>
             <w:tcW w:type="auto" w:w="3023"/>
@@ -1193,6 +758,53 @@
               <w:rPr>
                 <w:highlight w:val="yellow"/>
               </w:rPr>
+              <w:t>{opdrachtgevende organisatie}</w:t>
+            </w:r>
+          </w:p>
+        </w:tc>
+        <w:tc>
+          <w:tcPr>
+            <w:tcW w:type="auto" w:w="3023"/>
+          </w:tcPr>
+          <w:p>
+            <w:pPr>
+              <w:jc w:val="left"/>
+            </w:pPr>
+            <w:r>
+              <w:t>Kwaliteitsmanager</w:t>
+            </w:r>
+          </w:p>
+        </w:tc>
+        <w:tc>
+          <w:tcPr>
+            <w:tcW w:type="auto" w:w="3023"/>
+          </w:tcPr>
+          <w:p>
+            <w:pPr>
+              <w:jc w:val="left"/>
+            </w:pPr>
+            <w:r>
+              <w:rPr>
+                <w:highlight w:val="yellow"/>
+              </w:rPr>
+              <w:t>{naam}</w:t>
+            </w:r>
+          </w:p>
+        </w:tc>
+      </w:tr>
+      <w:tr>
+        <w:tc>
+          <w:tcPr>
+            <w:tcW w:type="auto" w:w="3023"/>
+          </w:tcPr>
+          <w:p>
+            <w:pPr>
+              <w:jc w:val="left"/>
+            </w:pPr>
+            <w:r>
+              <w:rPr>
+                <w:highlight w:val="yellow"/>
+              </w:rPr>
               <w:t>{beheerorganisatie}</w:t>
             </w:r>
           </w:p>
@@ -1210,8 +822,6 @@
             </w:r>
           </w:p>
         </w:tc>
-      </w:tr>
-      <w:tr>
         <w:tc>
           <w:tcPr>
             <w:tcW w:type="auto" w:w="3023"/>
@@ -1224,10 +834,12 @@
               <w:rPr>
                 <w:highlight w:val="yellow"/>
               </w:rPr>
-              <w:t>{naam projectleider ICTU}</w:t>
-            </w:r>
-          </w:p>
-        </w:tc>
+              <w:t>{naam}</w:t>
+            </w:r>
+          </w:p>
+        </w:tc>
+      </w:tr>
+      <w:tr>
         <w:tc>
           <w:tcPr>
             <w:tcW w:type="auto" w:w="3023"/>
@@ -1237,6 +849,53 @@
               <w:jc w:val="left"/>
             </w:pPr>
             <w:r>
+              <w:rPr>
+                <w:highlight w:val="yellow"/>
+              </w:rPr>
+              <w:t>{beheerorganisatie}</w:t>
+            </w:r>
+          </w:p>
+        </w:tc>
+        <w:tc>
+          <w:tcPr>
+            <w:tcW w:type="auto" w:w="3023"/>
+          </w:tcPr>
+          <w:p>
+            <w:pPr>
+              <w:jc w:val="left"/>
+            </w:pPr>
+            <w:r>
+              <w:t>Kwaliteitsmanager</w:t>
+            </w:r>
+          </w:p>
+        </w:tc>
+        <w:tc>
+          <w:tcPr>
+            <w:tcW w:type="auto" w:w="3023"/>
+          </w:tcPr>
+          <w:p>
+            <w:pPr>
+              <w:jc w:val="left"/>
+            </w:pPr>
+            <w:r>
+              <w:rPr>
+                <w:highlight w:val="yellow"/>
+              </w:rPr>
+              <w:t>{naam}</w:t>
+            </w:r>
+          </w:p>
+        </w:tc>
+      </w:tr>
+      <w:tr>
+        <w:tc>
+          <w:tcPr>
+            <w:tcW w:type="auto" w:w="3023"/>
+          </w:tcPr>
+          <w:p>
+            <w:pPr>
+              <w:jc w:val="left"/>
+            </w:pPr>
+            <w:r>
               <w:t>ICTU</w:t>
             </w:r>
           </w:p>
@@ -1254,8 +913,6 @@
             </w:r>
           </w:p>
         </w:tc>
-      </w:tr>
-      <w:tr>
         <w:tc>
           <w:tcPr>
             <w:tcW w:type="auto" w:w="3023"/>
@@ -1268,10 +925,12 @@
               <w:rPr>
                 <w:highlight w:val="yellow"/>
               </w:rPr>
-              <w:t>{naam software delivery manager}</w:t>
-            </w:r>
-          </w:p>
-        </w:tc>
+              <w:t>{naam}</w:t>
+            </w:r>
+          </w:p>
+        </w:tc>
+      </w:tr>
+      <w:tr>
         <w:tc>
           <w:tcPr>
             <w:tcW w:type="auto" w:w="3023"/>
@@ -1295,6 +954,66 @@
             </w:pPr>
             <w:r>
               <w:t>Software delivery manager</w:t>
+            </w:r>
+          </w:p>
+        </w:tc>
+        <w:tc>
+          <w:tcPr>
+            <w:tcW w:type="auto" w:w="3023"/>
+          </w:tcPr>
+          <w:p>
+            <w:pPr>
+              <w:jc w:val="left"/>
+            </w:pPr>
+            <w:r>
+              <w:rPr>
+                <w:highlight w:val="yellow"/>
+              </w:rPr>
+              <w:t>{naam}</w:t>
+            </w:r>
+          </w:p>
+        </w:tc>
+      </w:tr>
+      <w:tr>
+        <w:tc>
+          <w:tcPr>
+            <w:tcW w:type="auto" w:w="3023"/>
+          </w:tcPr>
+          <w:p>
+            <w:pPr>
+              <w:jc w:val="left"/>
+            </w:pPr>
+            <w:r>
+              <w:t>ICTU</w:t>
+            </w:r>
+          </w:p>
+        </w:tc>
+        <w:tc>
+          <w:tcPr>
+            <w:tcW w:type="auto" w:w="3023"/>
+          </w:tcPr>
+          <w:p>
+            <w:pPr>
+              <w:jc w:val="left"/>
+            </w:pPr>
+            <w:r>
+              <w:t>Kwaliteitsmanager</w:t>
+            </w:r>
+          </w:p>
+        </w:tc>
+        <w:tc>
+          <w:tcPr>
+            <w:tcW w:type="auto" w:w="3023"/>
+          </w:tcPr>
+          <w:p>
+            <w:pPr>
+              <w:jc w:val="left"/>
+            </w:pPr>
+            <w:r>
+              <w:rPr>
+                <w:highlight w:val="yellow"/>
+              </w:rPr>
+              <w:t>{naam}</w:t>
             </w:r>
           </w:p>
         </w:tc>
@@ -1310,7 +1029,7 @@
     </w:p>
     <w:p>
       <w:r>
-        <w:t>Versie wip, 08-11-2024</w:t>
+        <w:t>Versie wip, 27-11-2024</w:t>
       </w:r>
     </w:p>
     <w:p>

--- a/docs/wip/Neutraal-Template-Niet-Functionele-Eisen.docx
+++ b/docs/wip/Neutraal-Template-Niet-Functionele-Eisen.docx
@@ -2911,7 +2911,7 @@
         </w:numPr>
       </w:pPr>
       <w:r>
-        <w:t>Business impact analysis (BIA),</w:t>
+        <w:t>Business impact analyse (BIA),</w:t>
       </w:r>
     </w:p>
     <w:p>
@@ -16914,7 +16914,7 @@
               <w:jc w:val="left"/>
             </w:pPr>
             <w:r>
-              <w:t>(Web)applicatie voorkomen de mogelijkheid van dynamische file includes. Indien gebruik gemaakt wordt van een applicatieserver sluit de serverconfiguratie file includes uit. Mocht het niet mogelijk zijn aan hieraan te voldoen, dan wordt voor de includes gebruik gemaakt van een vertrouwde locatie en een expliciete whitelist voor de files</w:t>
+              <w:t>(Web)applicaties voorkomen de mogelijkheid van dynamische file includes. Indien gebruik gemaakt wordt van een applicatieserver sluit de serverconfiguratie file includes uit. Mocht het niet mogelijk zijn aan hieraan te voldoen, dan wordt voor de includes gebruik gemaakt van een vertrouwde locatie en een expliciete whitelist voor de files</w:t>
             </w:r>
           </w:p>
         </w:tc>
@@ -17140,7 +17140,7 @@
               <w:jc w:val="left"/>
             </w:pPr>
             <w:r>
-              <w:t>Applicaties zijn gemaakt met de op het moment van uitleveren meest recente en/of door de leverancier aanbevolen versies van externe bibliotheken, raamwerken of andersoortige bouwblokken</w:t>
+              <w:t>Applicaties zijn gemaakt met de op het moment van uitleveren meest recente en/of door de leverancier (lees in het geval van open source: de community) aanbevolen versies van externe bibliotheken, raamwerken of andersoortige bouwblokken. Applicaties gebruiken alleen externe bibliotheken, raamwerken of andersoortige bouwblokken waarvoor de leverancier beveiligingsupdates uitbrengt. Applicaties ondersteunen alleen besturingssystemen of browsers waarvoor de leverancier beveiligingsupdates uitbrengt</w:t>
             </w:r>
           </w:p>
         </w:tc>
@@ -22021,7 +22021,7 @@
               <w:jc w:val="left"/>
             </w:pPr>
             <w:r>
-              <w:t>business impact analysis</w:t>
+              <w:t>Een business impact analyse is een methode om de mogelijke bedrijfsimpact te bepalen die een organisatie zou kunnen ervaren door een incident, dat de functionaliteit van of de informatie in een applicatie in gevaar brengt [NORA]</w:t>
             </w:r>
           </w:p>
         </w:tc>
@@ -22351,7 +22351,7 @@
               <w:jc w:val="left"/>
             </w:pPr>
             <w:r>
-              <w:t>globaal functioneel ontwerp</w:t>
+              <w:t>Een globaal functioneel ontwerp beschrijft de functionele werking van een product op hoofdlijnen, voor specifieke use cases</w:t>
             </w:r>
           </w:p>
         </w:tc>
@@ -22382,7 +22382,7 @@
               <w:jc w:val="left"/>
             </w:pPr>
             <w:r>
-              <w:t>informatiebeveiligingsplan</w:t>
+              <w:t>Een informatiebeveiligingsplan beschrijft binnen welke kaders bescherming geleverd wordt tegen welke dreigingen en met welke maatregelen die bescherming vorm krijgt</w:t>
             </w:r>
           </w:p>
         </w:tc>
@@ -22453,6 +22453,1465 @@
               <w:jc w:val="left"/>
             </w:pPr>
             <w:r>
+              <w:t>De infrastructuurarchitectuur beschrijft de technische infrastructuur van een product op hoofdlijnen, in termen van hardwareonderdelen en -relaties (housing, hardware, virtuals, standaard software en middleware)</w:t>
+            </w:r>
+          </w:p>
+        </w:tc>
+      </w:tr>
+      <w:tr>
+        <w:tc>
+          <w:tcPr>
+            <w:tcW w:type="auto" w:w="4535"/>
+          </w:tcPr>
+          <w:p>
+            <w:pPr>
+              <w:jc w:val="left"/>
+            </w:pPr>
+            <w:r>
+              <w:rPr>
+                <w:b/>
+              </w:rPr>
+              <w:t>interactie-ontwerp</w:t>
+            </w:r>
+          </w:p>
+        </w:tc>
+        <w:tc>
+          <w:tcPr>
+            <w:tcW w:type="auto" w:w="4535"/>
+          </w:tcPr>
+          <w:p>
+            <w:pPr>
+              <w:jc w:val="left"/>
+            </w:pPr>
+            <w:r>
+              <w:t>Een interactie-ontwerp beschrijft de interacties tussen gebruikers en het systeem en de user experience daarbij</w:t>
+            </w:r>
+          </w:p>
+        </w:tc>
+      </w:tr>
+      <w:tr>
+        <w:tc>
+          <w:tcPr>
+            <w:tcW w:type="auto" w:w="4535"/>
+          </w:tcPr>
+          <w:p>
+            <w:pPr>
+              <w:jc w:val="left"/>
+            </w:pPr>
+            <w:r>
+              <w:rPr>
+                <w:b/>
+              </w:rPr>
+              <w:t>IPO</w:t>
+            </w:r>
+          </w:p>
+        </w:tc>
+        <w:tc>
+          <w:tcPr>
+            <w:tcW w:type="auto" w:w="4535"/>
+          </w:tcPr>
+          <w:p>
+            <w:pPr>
+              <w:jc w:val="left"/>
+            </w:pPr>
+            <w:r>
+              <w:t>intern projectoverleg</w:t>
+            </w:r>
+          </w:p>
+        </w:tc>
+      </w:tr>
+      <w:tr>
+        <w:tc>
+          <w:tcPr>
+            <w:tcW w:type="auto" w:w="4535"/>
+          </w:tcPr>
+          <w:p>
+            <w:pPr>
+              <w:jc w:val="left"/>
+            </w:pPr>
+            <w:r>
+              <w:rPr>
+                <w:b/>
+              </w:rPr>
+              <w:t>ISD</w:t>
+            </w:r>
+          </w:p>
+        </w:tc>
+        <w:tc>
+          <w:tcPr>
+            <w:tcW w:type="auto" w:w="4535"/>
+          </w:tcPr>
+          <w:p>
+            <w:pPr>
+              <w:jc w:val="left"/>
+            </w:pPr>
+            <w:r>
+              <w:t xml:space="preserve">ICTU Software Diensten, afdeling van ICTU die </w:t>
+            </w:r>
+            <w:r>
+              <w:rPr>
+                <w:b/>
+              </w:rPr>
+              <w:t>softwareontwikkelprojecten</w:t>
+            </w:r>
+            <w:r>
+              <w:t xml:space="preserve"> ondersteunt met ontwikkel- en testomgevingen, tools en diensten</w:t>
+            </w:r>
+          </w:p>
+        </w:tc>
+      </w:tr>
+      <w:tr>
+        <w:tc>
+          <w:tcPr>
+            <w:tcW w:type="auto" w:w="4535"/>
+          </w:tcPr>
+          <w:p>
+            <w:pPr>
+              <w:jc w:val="left"/>
+            </w:pPr>
+            <w:r>
+              <w:rPr>
+                <w:b/>
+              </w:rPr>
+              <w:t>ISE</w:t>
+            </w:r>
+          </w:p>
+        </w:tc>
+        <w:tc>
+          <w:tcPr>
+            <w:tcW w:type="auto" w:w="4535"/>
+          </w:tcPr>
+          <w:p>
+            <w:pPr>
+              <w:jc w:val="left"/>
+            </w:pPr>
+            <w:r>
+              <w:t xml:space="preserve">ICTU Software Expertise, afdeling van ICTU die </w:t>
+            </w:r>
+            <w:r>
+              <w:rPr>
+                <w:b/>
+              </w:rPr>
+              <w:t>softwareontwikkelprojecten</w:t>
+            </w:r>
+            <w:r>
+              <w:t xml:space="preserve"> ondersteunt met expertise op het gebied van </w:t>
+            </w:r>
+            <w:r>
+              <w:rPr>
+                <w:b/>
+              </w:rPr>
+              <w:t>softwareontwikkeling</w:t>
+            </w:r>
+            <w:r>
+              <w:t xml:space="preserve"> en die de ICTU Kwaliteitsaanpak Softwareontwikkeling onderhoudt</w:t>
+            </w:r>
+          </w:p>
+        </w:tc>
+      </w:tr>
+      <w:tr>
+        <w:tc>
+          <w:tcPr>
+            <w:tcW w:type="auto" w:w="4535"/>
+          </w:tcPr>
+          <w:p>
+            <w:pPr>
+              <w:jc w:val="left"/>
+            </w:pPr>
+            <w:r>
+              <w:rPr>
+                <w:b/>
+              </w:rPr>
+              <w:t>ISO</w:t>
+            </w:r>
+          </w:p>
+        </w:tc>
+        <w:tc>
+          <w:tcPr>
+            <w:tcW w:type="auto" w:w="4535"/>
+          </w:tcPr>
+          <w:p>
+            <w:pPr>
+              <w:jc w:val="left"/>
+            </w:pPr>
+            <w:r>
+              <w:t>International Organization for Standardization</w:t>
+            </w:r>
+          </w:p>
+        </w:tc>
+      </w:tr>
+      <w:tr>
+        <w:tc>
+          <w:tcPr>
+            <w:tcW w:type="auto" w:w="4535"/>
+          </w:tcPr>
+          <w:p>
+            <w:pPr>
+              <w:jc w:val="left"/>
+            </w:pPr>
+            <w:r>
+              <w:rPr>
+                <w:b/>
+              </w:rPr>
+              <w:t>Jira</w:t>
+            </w:r>
+          </w:p>
+        </w:tc>
+        <w:tc>
+          <w:tcPr>
+            <w:tcW w:type="auto" w:w="4535"/>
+          </w:tcPr>
+          <w:p>
+            <w:pPr>
+              <w:jc w:val="left"/>
+            </w:pPr>
+            <w:r>
+              <w:t xml:space="preserve">tool om </w:t>
+            </w:r>
+            <w:r>
+              <w:rPr>
+                <w:b/>
+              </w:rPr>
+              <w:t>use cases</w:t>
+            </w:r>
+            <w:r>
+              <w:t>, user stories, logische testgevallen en issues vast te leggen</w:t>
+            </w:r>
+          </w:p>
+        </w:tc>
+      </w:tr>
+      <w:tr>
+        <w:tc>
+          <w:tcPr>
+            <w:tcW w:type="auto" w:w="4535"/>
+          </w:tcPr>
+          <w:p>
+            <w:pPr>
+              <w:jc w:val="left"/>
+            </w:pPr>
+            <w:r>
+              <w:rPr>
+                <w:b/>
+              </w:rPr>
+              <w:t>klantreis</w:t>
+            </w:r>
+          </w:p>
+        </w:tc>
+        <w:tc>
+          <w:tcPr>
+            <w:tcW w:type="auto" w:w="4535"/>
+          </w:tcPr>
+          <w:p>
+            <w:pPr>
+              <w:jc w:val="left"/>
+            </w:pPr>
+            <w:r>
+              <w:t>alle directe en indirecte interactie van een klant of gebruiker met een product of dienst</w:t>
+            </w:r>
+          </w:p>
+        </w:tc>
+      </w:tr>
+      <w:tr>
+        <w:tc>
+          <w:tcPr>
+            <w:tcW w:type="auto" w:w="4535"/>
+          </w:tcPr>
+          <w:p>
+            <w:pPr>
+              <w:jc w:val="left"/>
+            </w:pPr>
+            <w:r>
+              <w:rPr>
+                <w:b/>
+              </w:rPr>
+              <w:t>KPI</w:t>
+            </w:r>
+          </w:p>
+        </w:tc>
+        <w:tc>
+          <w:tcPr>
+            <w:tcW w:type="auto" w:w="4535"/>
+          </w:tcPr>
+          <w:p>
+            <w:pPr>
+              <w:jc w:val="left"/>
+            </w:pPr>
+            <w:r>
+              <w:t>key performance indicator</w:t>
+            </w:r>
+          </w:p>
+        </w:tc>
+      </w:tr>
+      <w:tr>
+        <w:tc>
+          <w:tcPr>
+            <w:tcW w:type="auto" w:w="4535"/>
+          </w:tcPr>
+          <w:p>
+            <w:pPr>
+              <w:jc w:val="left"/>
+            </w:pPr>
+            <w:r>
+              <w:rPr>
+                <w:b/>
+              </w:rPr>
+              <w:t>kwaliteitsmanager</w:t>
+            </w:r>
+          </w:p>
+        </w:tc>
+        <w:tc>
+          <w:tcPr>
+            <w:tcW w:type="auto" w:w="4535"/>
+          </w:tcPr>
+          <w:p>
+            <w:pPr>
+              <w:jc w:val="left"/>
+            </w:pPr>
+            <w:r>
+              <w:t xml:space="preserve">controleert en borgt de kwaliteit van </w:t>
+            </w:r>
+            <w:r>
+              <w:rPr>
+                <w:b/>
+              </w:rPr>
+              <w:t>software</w:t>
+            </w:r>
+            <w:r>
+              <w:t xml:space="preserve"> conform de vastgestelde eisen en de Kwaliteitsaanpak en rapporteert aan de </w:t>
+            </w:r>
+            <w:r>
+              <w:rPr>
+                <w:b/>
+              </w:rPr>
+              <w:t>projectleider</w:t>
+            </w:r>
+          </w:p>
+        </w:tc>
+      </w:tr>
+      <w:tr>
+        <w:tc>
+          <w:tcPr>
+            <w:tcW w:type="auto" w:w="4535"/>
+          </w:tcPr>
+          <w:p>
+            <w:pPr>
+              <w:jc w:val="left"/>
+            </w:pPr>
+            <w:r>
+              <w:rPr>
+                <w:b/>
+              </w:rPr>
+              <w:t>minimum viable product</w:t>
+            </w:r>
+          </w:p>
+        </w:tc>
+        <w:tc>
+          <w:tcPr>
+            <w:tcW w:type="auto" w:w="4535"/>
+          </w:tcPr>
+          <w:p>
+            <w:pPr>
+              <w:jc w:val="left"/>
+            </w:pPr>
+            <w:r>
+              <w:t>Een minimum viable product is een eerste versie van een product, die zo vroeg mogelijk wordt uitgerold naar de gebruikers, met net voldoende functionaliteit om het gestelde doel te behalen en niet meer dan dat</w:t>
+            </w:r>
+          </w:p>
+        </w:tc>
+      </w:tr>
+      <w:tr>
+        <w:tc>
+          <w:tcPr>
+            <w:tcW w:type="auto" w:w="4535"/>
+          </w:tcPr>
+          <w:p>
+            <w:pPr>
+              <w:jc w:val="left"/>
+            </w:pPr>
+            <w:r>
+              <w:rPr>
+                <w:b/>
+              </w:rPr>
+              <w:t>MTP</w:t>
+            </w:r>
+          </w:p>
+        </w:tc>
+        <w:tc>
+          <w:tcPr>
+            <w:tcW w:type="auto" w:w="4535"/>
+          </w:tcPr>
+          <w:p>
+            <w:pPr>
+              <w:jc w:val="left"/>
+            </w:pPr>
+            <w:r>
+              <w:t>Een mastertestplan beschrijft de aanpak van het testen van een product op hoofdlijnen, in termen van strategie, activiteiten, afhankelijkheden en de op te leveren resultaten</w:t>
+            </w:r>
+          </w:p>
+        </w:tc>
+      </w:tr>
+      <w:tr>
+        <w:tc>
+          <w:tcPr>
+            <w:tcW w:type="auto" w:w="4535"/>
+          </w:tcPr>
+          <w:p>
+            <w:pPr>
+              <w:jc w:val="left"/>
+            </w:pPr>
+            <w:r>
+              <w:rPr>
+                <w:b/>
+              </w:rPr>
+              <w:t>MVP</w:t>
+            </w:r>
+          </w:p>
+        </w:tc>
+        <w:tc>
+          <w:tcPr>
+            <w:tcW w:type="auto" w:w="4535"/>
+          </w:tcPr>
+          <w:p>
+            <w:pPr>
+              <w:jc w:val="left"/>
+            </w:pPr>
+            <w:r>
+              <w:rPr>
+                <w:b/>
+              </w:rPr>
+              <w:t>minimum viable product</w:t>
+            </w:r>
+          </w:p>
+        </w:tc>
+      </w:tr>
+      <w:tr>
+        <w:tc>
+          <w:tcPr>
+            <w:tcW w:type="auto" w:w="4535"/>
+          </w:tcPr>
+          <w:p>
+            <w:pPr>
+              <w:jc w:val="left"/>
+            </w:pPr>
+            <w:r>
+              <w:rPr>
+                <w:b/>
+              </w:rPr>
+              <w:t>NFE</w:t>
+            </w:r>
+          </w:p>
+        </w:tc>
+        <w:tc>
+          <w:tcPr>
+            <w:tcW w:type="auto" w:w="4535"/>
+          </w:tcPr>
+          <w:p>
+            <w:pPr>
+              <w:jc w:val="left"/>
+            </w:pPr>
+            <w:r>
+              <w:t>Niet-functionele eisen specificeren criteria om de kwaliteit van de software te beoordelen</w:t>
+            </w:r>
+          </w:p>
+        </w:tc>
+      </w:tr>
+      <w:tr>
+        <w:tc>
+          <w:tcPr>
+            <w:tcW w:type="auto" w:w="4535"/>
+          </w:tcPr>
+          <w:p>
+            <w:pPr>
+              <w:jc w:val="left"/>
+            </w:pPr>
+            <w:r>
+              <w:rPr>
+                <w:b/>
+              </w:rPr>
+              <w:t>NORA</w:t>
+            </w:r>
+          </w:p>
+        </w:tc>
+        <w:tc>
+          <w:tcPr>
+            <w:tcW w:type="auto" w:w="4535"/>
+          </w:tcPr>
+          <w:p>
+            <w:pPr>
+              <w:jc w:val="left"/>
+            </w:pPr>
+            <w:r>
+              <w:t>Nederlandse Overheidsreferentie-architectuur</w:t>
+            </w:r>
+          </w:p>
+        </w:tc>
+      </w:tr>
+      <w:tr>
+        <w:tc>
+          <w:tcPr>
+            <w:tcW w:type="auto" w:w="4535"/>
+          </w:tcPr>
+          <w:p>
+            <w:pPr>
+              <w:jc w:val="left"/>
+            </w:pPr>
+            <w:r>
+              <w:rPr>
+                <w:b/>
+              </w:rPr>
+              <w:t>NPR</w:t>
+            </w:r>
+          </w:p>
+        </w:tc>
+        <w:tc>
+          <w:tcPr>
+            <w:tcW w:type="auto" w:w="4535"/>
+          </w:tcPr>
+          <w:p>
+            <w:pPr>
+              <w:jc w:val="left"/>
+            </w:pPr>
+            <w:r>
+              <w:t>Nederlandse Praktijkrichtlijn</w:t>
+            </w:r>
+          </w:p>
+        </w:tc>
+      </w:tr>
+      <w:tr>
+        <w:tc>
+          <w:tcPr>
+            <w:tcW w:type="auto" w:w="4535"/>
+          </w:tcPr>
+          <w:p>
+            <w:pPr>
+              <w:jc w:val="left"/>
+            </w:pPr>
+            <w:r>
+              <w:rPr>
+                <w:b/>
+              </w:rPr>
+              <w:t>ontwikkelaars</w:t>
+            </w:r>
+          </w:p>
+        </w:tc>
+        <w:tc>
+          <w:tcPr>
+            <w:tcW w:type="auto" w:w="4535"/>
+          </w:tcPr>
+          <w:p>
+            <w:pPr>
+              <w:jc w:val="left"/>
+            </w:pPr>
+            <w:r>
+              <w:t>Ontwikkelaars (</w:t>
+            </w:r>
+            <w:r>
+              <w:rPr>
+                <w:i/>
+              </w:rPr>
+              <w:t>developers</w:t>
+            </w:r>
+            <w:r>
+              <w:t xml:space="preserve"> in de Scrumgids) zijn de mensen in het </w:t>
+            </w:r>
+            <w:r>
+              <w:rPr>
+                <w:b/>
+              </w:rPr>
+              <w:t>Scrumteam</w:t>
+            </w:r>
+            <w:r>
+              <w:t xml:space="preserve"> die iedere sprint gecommitteerd zijn aan het maken van elk aspect van een bruikbaar increment [Scrumgids]</w:t>
+            </w:r>
+          </w:p>
+        </w:tc>
+      </w:tr>
+      <w:tr>
+        <w:tc>
+          <w:tcPr>
+            <w:tcW w:type="auto" w:w="4535"/>
+          </w:tcPr>
+          <w:p>
+            <w:pPr>
+              <w:jc w:val="left"/>
+            </w:pPr>
+            <w:r>
+              <w:rPr>
+                <w:b/>
+              </w:rPr>
+              <w:t>opdrachtgevende organisatie</w:t>
+            </w:r>
+          </w:p>
+        </w:tc>
+        <w:tc>
+          <w:tcPr>
+            <w:tcW w:type="auto" w:w="4535"/>
+          </w:tcPr>
+          <w:p>
+            <w:pPr>
+              <w:jc w:val="left"/>
+            </w:pPr>
+            <w:r>
+              <w:t xml:space="preserve">overheidsorganisatie die opdracht geeft aan ICTU tot ontwikkeling en/of onderhoud  van </w:t>
+            </w:r>
+            <w:r>
+              <w:rPr>
+                <w:b/>
+              </w:rPr>
+              <w:t>software</w:t>
+            </w:r>
+          </w:p>
+        </w:tc>
+      </w:tr>
+      <w:tr>
+        <w:tc>
+          <w:tcPr>
+            <w:tcW w:type="auto" w:w="4535"/>
+          </w:tcPr>
+          <w:p>
+            <w:pPr>
+              <w:jc w:val="left"/>
+            </w:pPr>
+            <w:r>
+              <w:rPr>
+                <w:b/>
+              </w:rPr>
+              <w:t>opdrachtgever</w:t>
+            </w:r>
+          </w:p>
+        </w:tc>
+        <w:tc>
+          <w:tcPr>
+            <w:tcW w:type="auto" w:w="4535"/>
+          </w:tcPr>
+          <w:p>
+            <w:pPr>
+              <w:jc w:val="left"/>
+            </w:pPr>
+            <w:r>
+              <w:t xml:space="preserve">medewerker van de </w:t>
+            </w:r>
+            <w:r>
+              <w:rPr>
+                <w:b/>
+              </w:rPr>
+              <w:t>opdrachtgevende organisatie</w:t>
+            </w:r>
+            <w:r>
+              <w:t xml:space="preserve"> die eindverantwoordelijk is voor de opdracht aan ICTU</w:t>
+            </w:r>
+          </w:p>
+        </w:tc>
+      </w:tr>
+      <w:tr>
+        <w:tc>
+          <w:tcPr>
+            <w:tcW w:type="auto" w:w="4535"/>
+          </w:tcPr>
+          <w:p>
+            <w:pPr>
+              <w:jc w:val="left"/>
+            </w:pPr>
+            <w:r>
+              <w:rPr>
+                <w:b/>
+              </w:rPr>
+              <w:t>operationeel beheer</w:t>
+            </w:r>
+          </w:p>
+        </w:tc>
+        <w:tc>
+          <w:tcPr>
+            <w:tcW w:type="auto" w:w="4535"/>
+          </w:tcPr>
+          <w:p>
+            <w:pPr>
+              <w:jc w:val="left"/>
+            </w:pPr>
+            <w:r>
+              <w:t>activiteiten die zorgen dat software operationeel is en blijft, zoals het oplossen van incidenten, het uitvoeren van onderhoud, het implementeren van upgrades en patches, het beheren van configuraties, en het monitoren van prestaties en beschikbaarheid</w:t>
+            </w:r>
+          </w:p>
+        </w:tc>
+      </w:tr>
+      <w:tr>
+        <w:tc>
+          <w:tcPr>
+            <w:tcW w:type="auto" w:w="4535"/>
+          </w:tcPr>
+          <w:p>
+            <w:pPr>
+              <w:jc w:val="left"/>
+            </w:pPr>
+            <w:r>
+              <w:rPr>
+                <w:b/>
+              </w:rPr>
+              <w:t>OTAP</w:t>
+            </w:r>
+          </w:p>
+        </w:tc>
+        <w:tc>
+          <w:tcPr>
+            <w:tcW w:type="auto" w:w="4535"/>
+          </w:tcPr>
+          <w:p>
+            <w:pPr>
+              <w:jc w:val="left"/>
+            </w:pPr>
+            <w:r>
+              <w:t>ontwikkel, test, acceptatie, productie; gebruikt om verschillende soorten omgevingen aan te duiden</w:t>
+            </w:r>
+          </w:p>
+        </w:tc>
+      </w:tr>
+      <w:tr>
+        <w:tc>
+          <w:tcPr>
+            <w:tcW w:type="auto" w:w="4535"/>
+          </w:tcPr>
+          <w:p>
+            <w:pPr>
+              <w:jc w:val="left"/>
+            </w:pPr>
+            <w:r>
+              <w:rPr>
+                <w:b/>
+              </w:rPr>
+              <w:t>persona</w:t>
+            </w:r>
+          </w:p>
+        </w:tc>
+        <w:tc>
+          <w:tcPr>
+            <w:tcW w:type="auto" w:w="4535"/>
+          </w:tcPr>
+          <w:p>
+            <w:pPr>
+              <w:jc w:val="left"/>
+            </w:pPr>
+            <w:r>
+              <w:t xml:space="preserve">een min of meer realistische beschrijving van een fictief persoon, veelal met naam, persoonskenmerken, drijfveren en behoeften, die een groep gebruikers representeert en gebruikt wordt om te redeneren over de gewenste functionele en niet-functionele eigenschappen van de </w:t>
+            </w:r>
+            <w:r>
+              <w:rPr>
+                <w:b/>
+              </w:rPr>
+              <w:t>software</w:t>
+            </w:r>
+          </w:p>
+        </w:tc>
+      </w:tr>
+      <w:tr>
+        <w:tc>
+          <w:tcPr>
+            <w:tcW w:type="auto" w:w="4535"/>
+          </w:tcPr>
+          <w:p>
+            <w:pPr>
+              <w:jc w:val="left"/>
+            </w:pPr>
+            <w:r>
+              <w:rPr>
+                <w:b/>
+              </w:rPr>
+              <w:t>PIA</w:t>
+            </w:r>
+          </w:p>
+        </w:tc>
+        <w:tc>
+          <w:tcPr>
+            <w:tcW w:type="auto" w:w="4535"/>
+          </w:tcPr>
+          <w:p>
+            <w:pPr>
+              <w:jc w:val="left"/>
+            </w:pPr>
+            <w:r>
+              <w:t>Een privacy impact assessment geeft bij een wet of project, waar persoonsgegevens van toepassing zijn, aan wat de gevolgen voor de privacy van de getroffen personen zijn [NORA]</w:t>
+            </w:r>
+          </w:p>
+        </w:tc>
+      </w:tr>
+      <w:tr>
+        <w:tc>
+          <w:tcPr>
+            <w:tcW w:type="auto" w:w="4535"/>
+          </w:tcPr>
+          <w:p>
+            <w:pPr>
+              <w:jc w:val="left"/>
+            </w:pPr>
+            <w:r>
+              <w:rPr>
+                <w:b/>
+              </w:rPr>
+              <w:t>PKI</w:t>
+            </w:r>
+          </w:p>
+        </w:tc>
+        <w:tc>
+          <w:tcPr>
+            <w:tcW w:type="auto" w:w="4535"/>
+          </w:tcPr>
+          <w:p>
+            <w:pPr>
+              <w:jc w:val="left"/>
+            </w:pPr>
+            <w:r>
+              <w:t>public key infrastructure</w:t>
+            </w:r>
+          </w:p>
+        </w:tc>
+      </w:tr>
+      <w:tr>
+        <w:tc>
+          <w:tcPr>
+            <w:tcW w:type="auto" w:w="4535"/>
+          </w:tcPr>
+          <w:p>
+            <w:pPr>
+              <w:jc w:val="left"/>
+            </w:pPr>
+            <w:r>
+              <w:rPr>
+                <w:b/>
+              </w:rPr>
+              <w:t>PRA</w:t>
+            </w:r>
+          </w:p>
+        </w:tc>
+        <w:tc>
+          <w:tcPr>
+            <w:tcW w:type="auto" w:w="4535"/>
+          </w:tcPr>
+          <w:p>
+            <w:pPr>
+              <w:jc w:val="left"/>
+            </w:pPr>
+            <w:r>
+              <w:t>Een productrisicoanalyse is een analyse van het te testen product die resulteert in een overzicht van wat de meer of minder risicovolle kenmerken en delen van het te testen product zijn, zodat de grondigheid van testen hieraan gerelateerd kan worden</w:t>
+            </w:r>
+          </w:p>
+        </w:tc>
+      </w:tr>
+      <w:tr>
+        <w:tc>
+          <w:tcPr>
+            <w:tcW w:type="auto" w:w="4535"/>
+          </w:tcPr>
+          <w:p>
+            <w:pPr>
+              <w:jc w:val="left"/>
+            </w:pPr>
+            <w:r>
+              <w:rPr>
+                <w:b/>
+              </w:rPr>
+              <w:t>Product owner</w:t>
+            </w:r>
+          </w:p>
+        </w:tc>
+        <w:tc>
+          <w:tcPr>
+            <w:tcW w:type="auto" w:w="4535"/>
+          </w:tcPr>
+          <w:p>
+            <w:pPr>
+              <w:jc w:val="left"/>
+            </w:pPr>
+            <w:r>
+              <w:t xml:space="preserve">De product owner is verantwoordelijk voor het maximaliseren van de waarde van het product, dat het resultaat is van het werk van het </w:t>
+            </w:r>
+            <w:r>
+              <w:rPr>
+                <w:b/>
+              </w:rPr>
+              <w:t>Scrumteam</w:t>
+            </w:r>
+            <w:r>
+              <w:t xml:space="preserve"> [Scrumgids]</w:t>
+            </w:r>
+          </w:p>
+        </w:tc>
+      </w:tr>
+      <w:tr>
+        <w:tc>
+          <w:tcPr>
+            <w:tcW w:type="auto" w:w="4535"/>
+          </w:tcPr>
+          <w:p>
+            <w:pPr>
+              <w:jc w:val="left"/>
+            </w:pPr>
+            <w:r>
+              <w:rPr>
+                <w:b/>
+              </w:rPr>
+              <w:t>programmatuur</w:t>
+            </w:r>
+          </w:p>
+        </w:tc>
+        <w:tc>
+          <w:tcPr>
+            <w:tcW w:type="auto" w:w="4535"/>
+          </w:tcPr>
+          <w:p>
+            <w:pPr>
+              <w:jc w:val="left"/>
+            </w:pPr>
+            <w:r>
+              <w:t xml:space="preserve">zie </w:t>
+            </w:r>
+            <w:r>
+              <w:rPr>
+                <w:b/>
+              </w:rPr>
+              <w:t>software</w:t>
+            </w:r>
+          </w:p>
+        </w:tc>
+      </w:tr>
+      <w:tr>
+        <w:tc>
+          <w:tcPr>
+            <w:tcW w:type="auto" w:w="4535"/>
+          </w:tcPr>
+          <w:p>
+            <w:pPr>
+              <w:jc w:val="left"/>
+            </w:pPr>
+            <w:r>
+              <w:rPr>
+                <w:b/>
+              </w:rPr>
+              <w:t>project</w:t>
+            </w:r>
+          </w:p>
+        </w:tc>
+        <w:tc>
+          <w:tcPr>
+            <w:tcW w:type="auto" w:w="4535"/>
+          </w:tcPr>
+          <w:p>
+            <w:pPr>
+              <w:jc w:val="left"/>
+            </w:pPr>
+            <w:r>
+              <w:t xml:space="preserve">een tijdelijke organisatie voor het realiseren van een resultaat - bij ICTU bestaat een </w:t>
+            </w:r>
+            <w:r>
+              <w:rPr>
+                <w:b/>
+              </w:rPr>
+              <w:t>softwareontwikkelproject</w:t>
+            </w:r>
+            <w:r>
+              <w:t xml:space="preserve"> uit medewerkers van ICTU, de </w:t>
+            </w:r>
+            <w:r>
+              <w:rPr>
+                <w:b/>
+              </w:rPr>
+              <w:t>opdrachtgevende organisatie</w:t>
+            </w:r>
+            <w:r>
+              <w:t>, beheerorganisatie en eventueel andere partijen</w:t>
+            </w:r>
+          </w:p>
+        </w:tc>
+      </w:tr>
+      <w:tr>
+        <w:tc>
+          <w:tcPr>
+            <w:tcW w:type="auto" w:w="4535"/>
+          </w:tcPr>
+          <w:p>
+            <w:pPr>
+              <w:jc w:val="left"/>
+            </w:pPr>
+            <w:r>
+              <w:rPr>
+                <w:b/>
+              </w:rPr>
+              <w:t>projectleider</w:t>
+            </w:r>
+          </w:p>
+        </w:tc>
+        <w:tc>
+          <w:tcPr>
+            <w:tcW w:type="auto" w:w="4535"/>
+          </w:tcPr>
+          <w:p>
+            <w:pPr>
+              <w:jc w:val="left"/>
+            </w:pPr>
+            <w:r>
+              <w:t>medewerker eindverantwoordelijk voor het projectresultaat - bij ICTU-softwareontwikkelprojecten is de projectleider een medewerker van ICTU</w:t>
+            </w:r>
+          </w:p>
+        </w:tc>
+      </w:tr>
+      <w:tr>
+        <w:tc>
+          <w:tcPr>
+            <w:tcW w:type="auto" w:w="4535"/>
+          </w:tcPr>
+          <w:p>
+            <w:pPr>
+              <w:jc w:val="left"/>
+            </w:pPr>
+            <w:r>
+              <w:rPr>
+                <w:b/>
+              </w:rPr>
+              <w:t>PSA</w:t>
+            </w:r>
+          </w:p>
+        </w:tc>
+        <w:tc>
+          <w:tcPr>
+            <w:tcW w:type="auto" w:w="4535"/>
+          </w:tcPr>
+          <w:p>
+            <w:pPr>
+              <w:jc w:val="left"/>
+            </w:pPr>
+            <w:r>
+              <w:t xml:space="preserve">De projectstartarchitectuur is een concreet en doelgericht ICT-architectuurkader waarbinnen het </w:t>
+            </w:r>
+            <w:r>
+              <w:rPr>
+                <w:b/>
+              </w:rPr>
+              <w:t>project</w:t>
+            </w:r>
+            <w:r>
+              <w:t xml:space="preserve"> moet worden uitgevoerd [NORA]</w:t>
+            </w:r>
+          </w:p>
+        </w:tc>
+      </w:tr>
+      <w:tr>
+        <w:tc>
+          <w:tcPr>
+            <w:tcW w:type="auto" w:w="4535"/>
+          </w:tcPr>
+          <w:p>
+            <w:pPr>
+              <w:jc w:val="left"/>
+            </w:pPr>
+            <w:r>
+              <w:rPr>
+                <w:b/>
+              </w:rPr>
+              <w:t>PvE</w:t>
+            </w:r>
+          </w:p>
+        </w:tc>
+        <w:tc>
+          <w:tcPr>
+            <w:tcW w:type="auto" w:w="4535"/>
+          </w:tcPr>
+          <w:p>
+            <w:pPr>
+              <w:jc w:val="left"/>
+            </w:pPr>
+            <w:r>
+              <w:t>programma van eisen</w:t>
+            </w:r>
+          </w:p>
+        </w:tc>
+      </w:tr>
+      <w:tr>
+        <w:tc>
+          <w:tcPr>
+            <w:tcW w:type="auto" w:w="4535"/>
+          </w:tcPr>
+          <w:p>
+            <w:pPr>
+              <w:jc w:val="left"/>
+            </w:pPr>
+            <w:r>
+              <w:rPr>
+                <w:b/>
+              </w:rPr>
+              <w:t>Quality-time</w:t>
+            </w:r>
+          </w:p>
+        </w:tc>
+        <w:tc>
+          <w:tcPr>
+            <w:tcW w:type="auto" w:w="4535"/>
+          </w:tcPr>
+          <w:p>
+            <w:pPr>
+              <w:jc w:val="left"/>
+            </w:pPr>
+            <w:r>
+              <w:t>een door ICTU ontwikkeld, open source, geautomatiseerd kwaliteitssysteem</w:t>
+            </w:r>
+          </w:p>
+        </w:tc>
+      </w:tr>
+      <w:tr>
+        <w:tc>
+          <w:tcPr>
+            <w:tcW w:type="auto" w:w="4535"/>
+          </w:tcPr>
+          <w:p>
+            <w:pPr>
+              <w:jc w:val="left"/>
+            </w:pPr>
+            <w:r>
+              <w:rPr>
+                <w:b/>
+              </w:rPr>
+              <w:t>realisatiefase</w:t>
+            </w:r>
+          </w:p>
+        </w:tc>
+        <w:tc>
+          <w:tcPr>
+            <w:tcW w:type="auto" w:w="4535"/>
+          </w:tcPr>
+          <w:p>
+            <w:pPr>
+              <w:jc w:val="left"/>
+            </w:pPr>
+            <w:r>
+              <w:t xml:space="preserve">fase van een </w:t>
+            </w:r>
+            <w:r>
+              <w:rPr>
+                <w:b/>
+              </w:rPr>
+              <w:t>softwareontwikkelproject</w:t>
+            </w:r>
+            <w:r>
+              <w:t xml:space="preserve"> waarin de </w:t>
+            </w:r>
+            <w:r>
+              <w:rPr>
+                <w:b/>
+              </w:rPr>
+              <w:t>software</w:t>
+            </w:r>
+            <w:r>
+              <w:t xml:space="preserve"> daadwerkelijk wordt gebouwd en onderhouden, en bij een </w:t>
+            </w:r>
+            <w:r>
+              <w:rPr>
+                <w:b/>
+              </w:rPr>
+              <w:t>DevOps</w:t>
+            </w:r>
+            <w:r>
+              <w:t xml:space="preserve"> werkwijze ook operationeel wordt beheerd</w:t>
+            </w:r>
+          </w:p>
+        </w:tc>
+      </w:tr>
+      <w:tr>
+        <w:tc>
+          <w:tcPr>
+            <w:tcW w:type="auto" w:w="4535"/>
+          </w:tcPr>
+          <w:p>
+            <w:pPr>
+              <w:jc w:val="left"/>
+            </w:pPr>
+            <w:r>
+              <w:rPr>
+                <w:b/>
+              </w:rPr>
+              <w:t>regressietest</w:t>
+            </w:r>
+          </w:p>
+        </w:tc>
+        <w:tc>
+          <w:tcPr>
+            <w:tcW w:type="auto" w:w="4535"/>
+          </w:tcPr>
+          <w:p>
+            <w:pPr>
+              <w:jc w:val="left"/>
+            </w:pPr>
+            <w:r>
+              <w:t>test die na een wijziging controleert of niet-gewijzigde delen van een systeem nog steeds correct functioneren</w:t>
+            </w:r>
+          </w:p>
+        </w:tc>
+      </w:tr>
+      <w:tr>
+        <w:tc>
+          <w:tcPr>
+            <w:tcW w:type="auto" w:w="4535"/>
+          </w:tcPr>
+          <w:p>
+            <w:pPr>
+              <w:jc w:val="left"/>
+            </w:pPr>
+            <w:r>
+              <w:rPr>
+                <w:b/>
+              </w:rPr>
+              <w:t>release notes</w:t>
+            </w:r>
+          </w:p>
+        </w:tc>
+        <w:tc>
+          <w:tcPr>
+            <w:tcW w:type="auto" w:w="4535"/>
+          </w:tcPr>
+          <w:p>
+            <w:pPr>
+              <w:jc w:val="left"/>
+            </w:pPr>
+            <w:r>
+              <w:t xml:space="preserve">een overzicht van de wijzigingen in een </w:t>
+            </w:r>
+            <w:r>
+              <w:rPr>
+                <w:b/>
+              </w:rPr>
+              <w:t>release</w:t>
+            </w:r>
+          </w:p>
+        </w:tc>
+      </w:tr>
+      <w:tr>
+        <w:tc>
+          <w:tcPr>
+            <w:tcW w:type="auto" w:w="4535"/>
+          </w:tcPr>
+          <w:p>
+            <w:pPr>
+              <w:jc w:val="left"/>
+            </w:pPr>
+            <w:r>
+              <w:rPr>
+                <w:b/>
+              </w:rPr>
+              <w:t>release</w:t>
+            </w:r>
+          </w:p>
+        </w:tc>
+        <w:tc>
+          <w:tcPr>
+            <w:tcW w:type="auto" w:w="4535"/>
+          </w:tcPr>
+          <w:p>
+            <w:pPr>
+              <w:jc w:val="left"/>
+            </w:pPr>
+            <w:r>
+              <w:t xml:space="preserve">een voor gebruik vrijgegeven versie van de </w:t>
+            </w:r>
+            <w:r>
+              <w:rPr>
+                <w:b/>
+              </w:rPr>
+              <w:t>software</w:t>
+            </w:r>
+          </w:p>
+        </w:tc>
+      </w:tr>
+      <w:tr>
+        <w:tc>
+          <w:tcPr>
+            <w:tcW w:type="auto" w:w="4535"/>
+          </w:tcPr>
+          <w:p>
+            <w:pPr>
+              <w:jc w:val="left"/>
+            </w:pPr>
+            <w:r>
+              <w:rPr>
+                <w:b/>
+              </w:rPr>
+              <w:t>SAD</w:t>
+            </w:r>
+          </w:p>
+        </w:tc>
+        <w:tc>
+          <w:tcPr>
+            <w:tcW w:type="auto" w:w="4535"/>
+          </w:tcPr>
+          <w:p>
+            <w:pPr>
+              <w:jc w:val="left"/>
+            </w:pPr>
+            <w:r>
+              <w:t>Een software-architectuurdocument beschrijft de technische werking van een product op hoofdlijnen, in termen van softwarecomponenten, hun functies en hun onderlinge interacties en samenhang voor specifieke use cases</w:t>
+            </w:r>
+          </w:p>
+        </w:tc>
+      </w:tr>
+      <w:tr>
+        <w:tc>
+          <w:tcPr>
+            <w:tcW w:type="auto" w:w="4535"/>
+          </w:tcPr>
+          <w:p>
+            <w:pPr>
+              <w:jc w:val="left"/>
+            </w:pPr>
+            <w:r>
+              <w:rPr>
+                <w:b/>
+              </w:rPr>
+              <w:t>Scrum</w:t>
+            </w:r>
+          </w:p>
+        </w:tc>
+        <w:tc>
+          <w:tcPr>
+            <w:tcW w:type="auto" w:w="4535"/>
+          </w:tcPr>
+          <w:p>
+            <w:pPr>
+              <w:jc w:val="left"/>
+            </w:pPr>
+            <w:r>
+              <w:t>Scrum is een lichtgewicht raamwerk dat mensen, teams en organisaties helpt om waarde te creёren door middel van adaptieve oplossingen voor complexe problemen [Scrumgids]</w:t>
+            </w:r>
+          </w:p>
+        </w:tc>
+      </w:tr>
+      <w:tr>
+        <w:tc>
+          <w:tcPr>
+            <w:tcW w:type="auto" w:w="4535"/>
+          </w:tcPr>
+          <w:p>
+            <w:pPr>
+              <w:jc w:val="left"/>
+            </w:pPr>
+            <w:r>
+              <w:rPr>
+                <w:b/>
+              </w:rPr>
+              <w:t>Scrummaster</w:t>
+            </w:r>
+          </w:p>
+        </w:tc>
+        <w:tc>
+          <w:tcPr>
+            <w:tcW w:type="auto" w:w="4535"/>
+          </w:tcPr>
+          <w:p>
+            <w:pPr>
+              <w:jc w:val="left"/>
+            </w:pPr>
+            <w:r>
+              <w:t xml:space="preserve">De Scrummaster is verantwoordelijk voor het opzetten van </w:t>
+            </w:r>
+            <w:r>
+              <w:rPr>
+                <w:b/>
+              </w:rPr>
+              <w:t>Scrum</w:t>
+            </w:r>
+            <w:r>
+              <w:t>, zoals staat beschreven in de Scrumgids [Scrumgids]</w:t>
+            </w:r>
+          </w:p>
+        </w:tc>
+      </w:tr>
+      <w:tr>
+        <w:tc>
+          <w:tcPr>
+            <w:tcW w:type="auto" w:w="4535"/>
+          </w:tcPr>
+          <w:p>
+            <w:pPr>
+              <w:jc w:val="left"/>
+            </w:pPr>
+            <w:r>
+              <w:rPr>
+                <w:b/>
+              </w:rPr>
+              <w:t>Scrumteam</w:t>
+            </w:r>
+          </w:p>
+        </w:tc>
+        <w:tc>
+          <w:tcPr>
+            <w:tcW w:type="auto" w:w="4535"/>
+          </w:tcPr>
+          <w:p>
+            <w:pPr>
+              <w:jc w:val="left"/>
+            </w:pPr>
+            <w:r>
+              <w:t xml:space="preserve">Een Scrumteam bestaat uit één </w:t>
+            </w:r>
+            <w:r>
+              <w:rPr>
+                <w:b/>
+              </w:rPr>
+              <w:t>Scrummaster</w:t>
+            </w:r>
+            <w:r>
+              <w:t xml:space="preserve">, één </w:t>
+            </w:r>
+            <w:r>
+              <w:rPr>
+                <w:b/>
+              </w:rPr>
+              <w:t>product owner</w:t>
+            </w:r>
+            <w:r>
+              <w:t xml:space="preserve"> en </w:t>
+            </w:r>
+            <w:r>
+              <w:rPr>
+                <w:b/>
+              </w:rPr>
+              <w:t>ontwikkelaars</w:t>
+            </w:r>
+            <w:r>
+              <w:t xml:space="preserve"> (</w:t>
+            </w:r>
+            <w:r>
+              <w:rPr>
+                <w:i/>
+              </w:rPr>
+              <w:t>developers</w:t>
+            </w:r>
+            <w:r>
+              <w:t xml:space="preserve"> in de Scrumgids) [Scrumgids]</w:t>
+            </w:r>
+          </w:p>
+        </w:tc>
+      </w:tr>
+      <w:tr>
+        <w:tc>
+          <w:tcPr>
+            <w:tcW w:type="auto" w:w="4535"/>
+          </w:tcPr>
+          <w:p>
+            <w:pPr>
+              <w:jc w:val="left"/>
+            </w:pPr>
+            <w:r>
+              <w:rPr>
+                <w:b/>
+              </w:rPr>
+              <w:t>softwarearchitectuur</w:t>
+            </w:r>
+          </w:p>
+        </w:tc>
+        <w:tc>
+          <w:tcPr>
+            <w:tcW w:type="auto" w:w="4535"/>
+          </w:tcPr>
+          <w:p>
+            <w:pPr>
+              <w:jc w:val="left"/>
+            </w:pPr>
+            <w:r>
               <w:t xml:space="preserve">een </w:t>
             </w:r>
             <w:r>
@@ -22462,7 +23921,7 @@
               <w:t>architectuur</w:t>
             </w:r>
             <w:r>
-              <w:t xml:space="preserve"> die vooral de hardwareonderdelen en -relaties (housing, hardware, virtuals, standaard software en middleware) van een systeem beschrijft</w:t>
+              <w:t xml:space="preserve"> die vooral de softwareonderdelen en -relaties (processen, modules, interfaces, datamodel) van een systeem beschrijft</w:t>
             </w:r>
           </w:p>
         </w:tc>
@@ -22480,7 +23939,7 @@
               <w:rPr>
                 <w:b/>
               </w:rPr>
-              <w:t>IPO</w:t>
+              <w:t>software delivery manager</w:t>
             </w:r>
           </w:p>
         </w:tc>
@@ -22493,7 +23952,22 @@
               <w:jc w:val="left"/>
             </w:pPr>
             <w:r>
-              <w:t>intern projectoverleg</w:t>
+              <w:t xml:space="preserve">organiseert het ontwikkelen en opleveren van </w:t>
+            </w:r>
+            <w:r>
+              <w:rPr>
+                <w:b/>
+              </w:rPr>
+              <w:t>software</w:t>
+            </w:r>
+            <w:r>
+              <w:t xml:space="preserve"> conform de vastgestelde eisen en de Kwaliteitsaanpak en rapporteert aan de </w:t>
+            </w:r>
+            <w:r>
+              <w:rPr>
+                <w:b/>
+              </w:rPr>
+              <w:t>projectleider</w:t>
             </w:r>
           </w:p>
         </w:tc>
@@ -22511,7 +23985,7 @@
               <w:rPr>
                 <w:b/>
               </w:rPr>
-              <w:t>ISD</w:t>
+              <w:t>software</w:t>
             </w:r>
           </w:p>
         </w:tc>
@@ -22524,21 +23998,28 @@
               <w:jc w:val="left"/>
             </w:pPr>
             <w:r>
-              <w:t xml:space="preserve">ICTU Software Diensten, afdeling van ICTU die </w:t>
-            </w:r>
+              <w:t>software is de verzameling instructies die bepalen wat een computer uitvoert en is uiteindelijk wat de gebruiker ziet, ervaart en waarmee hij interacteert</w:t>
+            </w:r>
+          </w:p>
+        </w:tc>
+      </w:tr>
+      <w:tr>
+        <w:tc>
+          <w:tcPr>
+            <w:tcW w:type="auto" w:w="4535"/>
+          </w:tcPr>
+          <w:p>
+            <w:pPr>
+              <w:jc w:val="left"/>
+            </w:pPr>
             <w:r>
               <w:rPr>
                 <w:b/>
               </w:rPr>
-              <w:t>softwareontwikkelprojecten</w:t>
-            </w:r>
-            <w:r>
-              <w:t xml:space="preserve"> ondersteunt met ontwikkel- en testomgevingen, tools en diensten</w:t>
-            </w:r>
-          </w:p>
-        </w:tc>
-      </w:tr>
-      <w:tr>
+              <w:t>softwareontwikkeling</w:t>
+            </w:r>
+          </w:p>
+        </w:tc>
         <w:tc>
           <w:tcPr>
             <w:tcW w:type="auto" w:w="4535"/>
@@ -22548,13 +24029,21 @@
               <w:jc w:val="left"/>
             </w:pPr>
             <w:r>
+              <w:t xml:space="preserve">een activiteit die nieuwe </w:t>
+            </w:r>
+            <w:r>
               <w:rPr>
                 <w:b/>
               </w:rPr>
-              <w:t>ISE</w:t>
-            </w:r>
-          </w:p>
-        </w:tc>
+              <w:t>software</w:t>
+            </w:r>
+            <w:r>
+              <w:t xml:space="preserve"> maakt en/of bestaande software aanpast</w:t>
+            </w:r>
+          </w:p>
+        </w:tc>
+      </w:tr>
+      <w:tr>
         <w:tc>
           <w:tcPr>
             <w:tcW w:type="auto" w:w="4535"/>
@@ -22564,25 +24053,41 @@
               <w:jc w:val="left"/>
             </w:pPr>
             <w:r>
-              <w:t xml:space="preserve">ICTU Software Expertise, afdeling van ICTU die </w:t>
-            </w:r>
-            <w:r>
               <w:rPr>
                 <w:b/>
               </w:rPr>
-              <w:t>softwareontwikkelprojecten</w:t>
-            </w:r>
-            <w:r>
-              <w:t xml:space="preserve"> ondersteunt met expertise op het gebied van </w:t>
+              <w:t>softwareontwikkelproject</w:t>
+            </w:r>
+          </w:p>
+        </w:tc>
+        <w:tc>
+          <w:tcPr>
+            <w:tcW w:type="auto" w:w="4535"/>
+          </w:tcPr>
+          <w:p>
+            <w:pPr>
+              <w:jc w:val="left"/>
+            </w:pPr>
+            <w:r>
+              <w:t xml:space="preserve">een </w:t>
             </w:r>
             <w:r>
               <w:rPr>
                 <w:b/>
               </w:rPr>
-              <w:t>softwareontwikkeling</w:t>
-            </w:r>
-            <w:r>
-              <w:t xml:space="preserve"> en die de ICTU Kwaliteitsaanpak Softwareontwikkeling onderhoudt</w:t>
+              <w:t>project</w:t>
+            </w:r>
+            <w:r>
+              <w:t xml:space="preserve"> dat de oplevering van </w:t>
+            </w:r>
+            <w:r>
+              <w:rPr>
+                <w:b/>
+              </w:rPr>
+              <w:t>software</w:t>
+            </w:r>
+            <w:r>
+              <w:t xml:space="preserve"> als enige of voornaamste projectresultaat heeft</w:t>
             </w:r>
           </w:p>
         </w:tc>
@@ -22600,7 +24105,7 @@
               <w:rPr>
                 <w:b/>
               </w:rPr>
-              <w:t>ISO</w:t>
+              <w:t>solution architectuur</w:t>
             </w:r>
           </w:p>
         </w:tc>
@@ -22613,7 +24118,16 @@
               <w:jc w:val="left"/>
             </w:pPr>
             <w:r>
-              <w:t>International Organization for Standardization</w:t>
+              <w:t xml:space="preserve">beschrijving van de gewenste oplossing van een specifiek probleem, of het eindresultaat van een </w:t>
+            </w:r>
+            <w:r>
+              <w:rPr>
+                <w:b/>
+              </w:rPr>
+              <w:t>project</w:t>
+            </w:r>
+            <w:r>
+              <w:t xml:space="preserve"> [NORA]</w:t>
             </w:r>
           </w:p>
         </w:tc>
@@ -22631,7 +24145,7 @@
               <w:rPr>
                 <w:b/>
               </w:rPr>
-              <w:t>Jira</w:t>
+              <w:t>technische schuld</w:t>
             </w:r>
           </w:p>
         </w:tc>
@@ -22644,16 +24158,16 @@
               <w:jc w:val="left"/>
             </w:pPr>
             <w:r>
-              <w:t xml:space="preserve">tool om </w:t>
+              <w:t xml:space="preserve">eigenschappen van de </w:t>
             </w:r>
             <w:r>
               <w:rPr>
                 <w:b/>
               </w:rPr>
-              <w:t>use cases</w:t>
-            </w:r>
-            <w:r>
-              <w:t>, user stories, logische testgevallen en issues vast te leggen</w:t>
+              <w:t>software</w:t>
+            </w:r>
+            <w:r>
+              <w:t xml:space="preserve"> die de lange-termijninzetbaarheid en onderhoudbaarheid bedreigen</w:t>
             </w:r>
           </w:p>
         </w:tc>
@@ -22671,7 +24185,7 @@
               <w:rPr>
                 <w:b/>
               </w:rPr>
-              <w:t>klantreis</w:t>
+              <w:t>TVA</w:t>
             </w:r>
           </w:p>
         </w:tc>
@@ -22684,1499 +24198,7 @@
               <w:jc w:val="left"/>
             </w:pPr>
             <w:r>
-              <w:t>alle directe en indirecte interactie van een klant of gebruiker met een product of dienst</w:t>
-            </w:r>
-          </w:p>
-        </w:tc>
-      </w:tr>
-      <w:tr>
-        <w:tc>
-          <w:tcPr>
-            <w:tcW w:type="auto" w:w="4535"/>
-          </w:tcPr>
-          <w:p>
-            <w:pPr>
-              <w:jc w:val="left"/>
-            </w:pPr>
-            <w:r>
-              <w:rPr>
-                <w:b/>
-              </w:rPr>
-              <w:t>KPI</w:t>
-            </w:r>
-          </w:p>
-        </w:tc>
-        <w:tc>
-          <w:tcPr>
-            <w:tcW w:type="auto" w:w="4535"/>
-          </w:tcPr>
-          <w:p>
-            <w:pPr>
-              <w:jc w:val="left"/>
-            </w:pPr>
-            <w:r>
-              <w:t>key performance indicator</w:t>
-            </w:r>
-          </w:p>
-        </w:tc>
-      </w:tr>
-      <w:tr>
-        <w:tc>
-          <w:tcPr>
-            <w:tcW w:type="auto" w:w="4535"/>
-          </w:tcPr>
-          <w:p>
-            <w:pPr>
-              <w:jc w:val="left"/>
-            </w:pPr>
-            <w:r>
-              <w:rPr>
-                <w:b/>
-              </w:rPr>
-              <w:t>kwaliteitsmanager</w:t>
-            </w:r>
-          </w:p>
-        </w:tc>
-        <w:tc>
-          <w:tcPr>
-            <w:tcW w:type="auto" w:w="4535"/>
-          </w:tcPr>
-          <w:p>
-            <w:pPr>
-              <w:jc w:val="left"/>
-            </w:pPr>
-            <w:r>
-              <w:t xml:space="preserve">controleert en borgt de kwaliteit van </w:t>
-            </w:r>
-            <w:r>
-              <w:rPr>
-                <w:b/>
-              </w:rPr>
-              <w:t>software</w:t>
-            </w:r>
-            <w:r>
-              <w:t xml:space="preserve"> conform de vastgestelde eisen en de Kwaliteitsaanpak en rapporteert aan de </w:t>
-            </w:r>
-            <w:r>
-              <w:rPr>
-                <w:b/>
-              </w:rPr>
-              <w:t>projectleider</w:t>
-            </w:r>
-          </w:p>
-        </w:tc>
-      </w:tr>
-      <w:tr>
-        <w:tc>
-          <w:tcPr>
-            <w:tcW w:type="auto" w:w="4535"/>
-          </w:tcPr>
-          <w:p>
-            <w:pPr>
-              <w:jc w:val="left"/>
-            </w:pPr>
-            <w:r>
-              <w:rPr>
-                <w:b/>
-              </w:rPr>
-              <w:t>minimum viable product</w:t>
-            </w:r>
-          </w:p>
-        </w:tc>
-        <w:tc>
-          <w:tcPr>
-            <w:tcW w:type="auto" w:w="4535"/>
-          </w:tcPr>
-          <w:p>
-            <w:pPr>
-              <w:jc w:val="left"/>
-            </w:pPr>
-            <w:r>
-              <w:t>de eerste versie van een product of dienst, die zo vroeg mogelijk wordt uitgerold naar de gebruikers; het bevat net voldoende functionaliteit om het gestelde doel te behalen, en niet meer dan dat</w:t>
-            </w:r>
-          </w:p>
-        </w:tc>
-      </w:tr>
-      <w:tr>
-        <w:tc>
-          <w:tcPr>
-            <w:tcW w:type="auto" w:w="4535"/>
-          </w:tcPr>
-          <w:p>
-            <w:pPr>
-              <w:jc w:val="left"/>
-            </w:pPr>
-            <w:r>
-              <w:rPr>
-                <w:b/>
-              </w:rPr>
-              <w:t>MTP</w:t>
-            </w:r>
-          </w:p>
-        </w:tc>
-        <w:tc>
-          <w:tcPr>
-            <w:tcW w:type="auto" w:w="4535"/>
-          </w:tcPr>
-          <w:p>
-            <w:pPr>
-              <w:jc w:val="left"/>
-            </w:pPr>
-            <w:r>
-              <w:t>master testplan</w:t>
-            </w:r>
-          </w:p>
-        </w:tc>
-      </w:tr>
-      <w:tr>
-        <w:tc>
-          <w:tcPr>
-            <w:tcW w:type="auto" w:w="4535"/>
-          </w:tcPr>
-          <w:p>
-            <w:pPr>
-              <w:jc w:val="left"/>
-            </w:pPr>
-            <w:r>
-              <w:rPr>
-                <w:b/>
-              </w:rPr>
-              <w:t>MVP</w:t>
-            </w:r>
-          </w:p>
-        </w:tc>
-        <w:tc>
-          <w:tcPr>
-            <w:tcW w:type="auto" w:w="4535"/>
-          </w:tcPr>
-          <w:p>
-            <w:pPr>
-              <w:jc w:val="left"/>
-            </w:pPr>
-            <w:r>
-              <w:rPr>
-                <w:b/>
-              </w:rPr>
-              <w:t>minimum viable product</w:t>
-            </w:r>
-          </w:p>
-        </w:tc>
-      </w:tr>
-      <w:tr>
-        <w:tc>
-          <w:tcPr>
-            <w:tcW w:type="auto" w:w="4535"/>
-          </w:tcPr>
-          <w:p>
-            <w:pPr>
-              <w:jc w:val="left"/>
-            </w:pPr>
-            <w:r>
-              <w:rPr>
-                <w:b/>
-              </w:rPr>
-              <w:t>NFE</w:t>
-            </w:r>
-          </w:p>
-        </w:tc>
-        <w:tc>
-          <w:tcPr>
-            <w:tcW w:type="auto" w:w="4535"/>
-          </w:tcPr>
-          <w:p>
-            <w:pPr>
-              <w:jc w:val="left"/>
-            </w:pPr>
-            <w:r>
-              <w:t>niet-functionele eis(en)</w:t>
-            </w:r>
-          </w:p>
-        </w:tc>
-      </w:tr>
-      <w:tr>
-        <w:tc>
-          <w:tcPr>
-            <w:tcW w:type="auto" w:w="4535"/>
-          </w:tcPr>
-          <w:p>
-            <w:pPr>
-              <w:jc w:val="left"/>
-            </w:pPr>
-            <w:r>
-              <w:rPr>
-                <w:b/>
-              </w:rPr>
-              <w:t>NORA</w:t>
-            </w:r>
-          </w:p>
-        </w:tc>
-        <w:tc>
-          <w:tcPr>
-            <w:tcW w:type="auto" w:w="4535"/>
-          </w:tcPr>
-          <w:p>
-            <w:pPr>
-              <w:jc w:val="left"/>
-            </w:pPr>
-            <w:r>
-              <w:t>Nederlandse Overheidsreferentie-architectuur</w:t>
-            </w:r>
-          </w:p>
-        </w:tc>
-      </w:tr>
-      <w:tr>
-        <w:tc>
-          <w:tcPr>
-            <w:tcW w:type="auto" w:w="4535"/>
-          </w:tcPr>
-          <w:p>
-            <w:pPr>
-              <w:jc w:val="left"/>
-            </w:pPr>
-            <w:r>
-              <w:rPr>
-                <w:b/>
-              </w:rPr>
-              <w:t>NPR</w:t>
-            </w:r>
-          </w:p>
-        </w:tc>
-        <w:tc>
-          <w:tcPr>
-            <w:tcW w:type="auto" w:w="4535"/>
-          </w:tcPr>
-          <w:p>
-            <w:pPr>
-              <w:jc w:val="left"/>
-            </w:pPr>
-            <w:r>
-              <w:t>Nederlandse Praktijkrichtlijn</w:t>
-            </w:r>
-          </w:p>
-        </w:tc>
-      </w:tr>
-      <w:tr>
-        <w:tc>
-          <w:tcPr>
-            <w:tcW w:type="auto" w:w="4535"/>
-          </w:tcPr>
-          <w:p>
-            <w:pPr>
-              <w:jc w:val="left"/>
-            </w:pPr>
-            <w:r>
-              <w:rPr>
-                <w:b/>
-              </w:rPr>
-              <w:t>ontwikkelaars</w:t>
-            </w:r>
-          </w:p>
-        </w:tc>
-        <w:tc>
-          <w:tcPr>
-            <w:tcW w:type="auto" w:w="4535"/>
-          </w:tcPr>
-          <w:p>
-            <w:pPr>
-              <w:jc w:val="left"/>
-            </w:pPr>
-            <w:r>
-              <w:t>Ontwikkelaars (</w:t>
-            </w:r>
-            <w:r>
-              <w:rPr>
-                <w:i/>
-              </w:rPr>
-              <w:t>developers</w:t>
-            </w:r>
-            <w:r>
-              <w:t xml:space="preserve"> in de Scrumgids) zijn de mensen in het </w:t>
-            </w:r>
-            <w:r>
-              <w:rPr>
-                <w:b/>
-              </w:rPr>
-              <w:t>Scrumteam</w:t>
-            </w:r>
-            <w:r>
-              <w:t xml:space="preserve"> die iedere sprint gecommitteerd zijn aan het maken van elk aspect van een bruikbaar increment [Scrumgids]</w:t>
-            </w:r>
-          </w:p>
-        </w:tc>
-      </w:tr>
-      <w:tr>
-        <w:tc>
-          <w:tcPr>
-            <w:tcW w:type="auto" w:w="4535"/>
-          </w:tcPr>
-          <w:p>
-            <w:pPr>
-              <w:jc w:val="left"/>
-            </w:pPr>
-            <w:r>
-              <w:rPr>
-                <w:b/>
-              </w:rPr>
-              <w:t>opdrachtgevende organisatie</w:t>
-            </w:r>
-          </w:p>
-        </w:tc>
-        <w:tc>
-          <w:tcPr>
-            <w:tcW w:type="auto" w:w="4535"/>
-          </w:tcPr>
-          <w:p>
-            <w:pPr>
-              <w:jc w:val="left"/>
-            </w:pPr>
-            <w:r>
-              <w:t xml:space="preserve">overheidsorganisatie die opdracht geeft aan ICTU tot ontwikkeling en/of onderhoud  van </w:t>
-            </w:r>
-            <w:r>
-              <w:rPr>
-                <w:b/>
-              </w:rPr>
-              <w:t>software</w:t>
-            </w:r>
-          </w:p>
-        </w:tc>
-      </w:tr>
-      <w:tr>
-        <w:tc>
-          <w:tcPr>
-            <w:tcW w:type="auto" w:w="4535"/>
-          </w:tcPr>
-          <w:p>
-            <w:pPr>
-              <w:jc w:val="left"/>
-            </w:pPr>
-            <w:r>
-              <w:rPr>
-                <w:b/>
-              </w:rPr>
-              <w:t>opdrachtgever</w:t>
-            </w:r>
-          </w:p>
-        </w:tc>
-        <w:tc>
-          <w:tcPr>
-            <w:tcW w:type="auto" w:w="4535"/>
-          </w:tcPr>
-          <w:p>
-            <w:pPr>
-              <w:jc w:val="left"/>
-            </w:pPr>
-            <w:r>
-              <w:t xml:space="preserve">medewerker van de </w:t>
-            </w:r>
-            <w:r>
-              <w:rPr>
-                <w:b/>
-              </w:rPr>
-              <w:t>opdrachtgevende organisatie</w:t>
-            </w:r>
-            <w:r>
-              <w:t xml:space="preserve"> die eindverantwoordelijk is voor de opdracht aan ICTU</w:t>
-            </w:r>
-          </w:p>
-        </w:tc>
-      </w:tr>
-      <w:tr>
-        <w:tc>
-          <w:tcPr>
-            <w:tcW w:type="auto" w:w="4535"/>
-          </w:tcPr>
-          <w:p>
-            <w:pPr>
-              <w:jc w:val="left"/>
-            </w:pPr>
-            <w:r>
-              <w:rPr>
-                <w:b/>
-              </w:rPr>
-              <w:t>operationeel beheer</w:t>
-            </w:r>
-          </w:p>
-        </w:tc>
-        <w:tc>
-          <w:tcPr>
-            <w:tcW w:type="auto" w:w="4535"/>
-          </w:tcPr>
-          <w:p>
-            <w:pPr>
-              <w:jc w:val="left"/>
-            </w:pPr>
-            <w:r>
-              <w:t>activiteiten die zorgen dat software operationeel is en blijft, zoals het oplossen van incidenten, het uitvoeren van onderhoud, het implementeren van upgrades en patches, het beheren van configuraties, en het monitoren van prestaties en beschikbaarheid</w:t>
-            </w:r>
-          </w:p>
-        </w:tc>
-      </w:tr>
-      <w:tr>
-        <w:tc>
-          <w:tcPr>
-            <w:tcW w:type="auto" w:w="4535"/>
-          </w:tcPr>
-          <w:p>
-            <w:pPr>
-              <w:jc w:val="left"/>
-            </w:pPr>
-            <w:r>
-              <w:rPr>
-                <w:b/>
-              </w:rPr>
-              <w:t>OTAP</w:t>
-            </w:r>
-          </w:p>
-        </w:tc>
-        <w:tc>
-          <w:tcPr>
-            <w:tcW w:type="auto" w:w="4535"/>
-          </w:tcPr>
-          <w:p>
-            <w:pPr>
-              <w:jc w:val="left"/>
-            </w:pPr>
-            <w:r>
-              <w:t>ontwikkel, test, acceptatie, productie; gebruikt om verschillende soorten omgevingen aan te duiden</w:t>
-            </w:r>
-          </w:p>
-        </w:tc>
-      </w:tr>
-      <w:tr>
-        <w:tc>
-          <w:tcPr>
-            <w:tcW w:type="auto" w:w="4535"/>
-          </w:tcPr>
-          <w:p>
-            <w:pPr>
-              <w:jc w:val="left"/>
-            </w:pPr>
-            <w:r>
-              <w:rPr>
-                <w:b/>
-              </w:rPr>
-              <w:t>persona</w:t>
-            </w:r>
-          </w:p>
-        </w:tc>
-        <w:tc>
-          <w:tcPr>
-            <w:tcW w:type="auto" w:w="4535"/>
-          </w:tcPr>
-          <w:p>
-            <w:pPr>
-              <w:jc w:val="left"/>
-            </w:pPr>
-            <w:r>
-              <w:t xml:space="preserve">een min of meer realistische beschrijving van een fictief persoon, veelal met naam, persoonskenmerken, drijfveren en behoeften, die een groep gebruikers representeert en gebruikt wordt om te redeneren over de gewenste functionele en niet-functionele eigenschappen van de </w:t>
-            </w:r>
-            <w:r>
-              <w:rPr>
-                <w:b/>
-              </w:rPr>
-              <w:t>software</w:t>
-            </w:r>
-          </w:p>
-        </w:tc>
-      </w:tr>
-      <w:tr>
-        <w:tc>
-          <w:tcPr>
-            <w:tcW w:type="auto" w:w="4535"/>
-          </w:tcPr>
-          <w:p>
-            <w:pPr>
-              <w:jc w:val="left"/>
-            </w:pPr>
-            <w:r>
-              <w:rPr>
-                <w:b/>
-              </w:rPr>
-              <w:t>PIA</w:t>
-            </w:r>
-          </w:p>
-        </w:tc>
-        <w:tc>
-          <w:tcPr>
-            <w:tcW w:type="auto" w:w="4535"/>
-          </w:tcPr>
-          <w:p>
-            <w:pPr>
-              <w:jc w:val="left"/>
-            </w:pPr>
-            <w:r>
-              <w:t>privacy impact assessment</w:t>
-            </w:r>
-          </w:p>
-        </w:tc>
-      </w:tr>
-      <w:tr>
-        <w:tc>
-          <w:tcPr>
-            <w:tcW w:type="auto" w:w="4535"/>
-          </w:tcPr>
-          <w:p>
-            <w:pPr>
-              <w:jc w:val="left"/>
-            </w:pPr>
-            <w:r>
-              <w:rPr>
-                <w:b/>
-              </w:rPr>
-              <w:t>PKI</w:t>
-            </w:r>
-          </w:p>
-        </w:tc>
-        <w:tc>
-          <w:tcPr>
-            <w:tcW w:type="auto" w:w="4535"/>
-          </w:tcPr>
-          <w:p>
-            <w:pPr>
-              <w:jc w:val="left"/>
-            </w:pPr>
-            <w:r>
-              <w:t>public key infrastructure</w:t>
-            </w:r>
-          </w:p>
-        </w:tc>
-      </w:tr>
-      <w:tr>
-        <w:tc>
-          <w:tcPr>
-            <w:tcW w:type="auto" w:w="4535"/>
-          </w:tcPr>
-          <w:p>
-            <w:pPr>
-              <w:jc w:val="left"/>
-            </w:pPr>
-            <w:r>
-              <w:rPr>
-                <w:b/>
-              </w:rPr>
-              <w:t>PRA</w:t>
-            </w:r>
-          </w:p>
-        </w:tc>
-        <w:tc>
-          <w:tcPr>
-            <w:tcW w:type="auto" w:w="4535"/>
-          </w:tcPr>
-          <w:p>
-            <w:pPr>
-              <w:jc w:val="left"/>
-            </w:pPr>
-            <w:r>
-              <w:t>productrisicoanalyse</w:t>
-            </w:r>
-          </w:p>
-        </w:tc>
-      </w:tr>
-      <w:tr>
-        <w:tc>
-          <w:tcPr>
-            <w:tcW w:type="auto" w:w="4535"/>
-          </w:tcPr>
-          <w:p>
-            <w:pPr>
-              <w:jc w:val="left"/>
-            </w:pPr>
-            <w:r>
-              <w:rPr>
-                <w:b/>
-              </w:rPr>
-              <w:t>Product owner</w:t>
-            </w:r>
-          </w:p>
-        </w:tc>
-        <w:tc>
-          <w:tcPr>
-            <w:tcW w:type="auto" w:w="4535"/>
-          </w:tcPr>
-          <w:p>
-            <w:pPr>
-              <w:jc w:val="left"/>
-            </w:pPr>
-            <w:r>
-              <w:t xml:space="preserve">De product owner is verantwoordelijk voor het maximaliseren van de waarde van het product, dat het resultaat is van het werk van het </w:t>
-            </w:r>
-            <w:r>
-              <w:rPr>
-                <w:b/>
-              </w:rPr>
-              <w:t>Scrumteam</w:t>
-            </w:r>
-            <w:r>
-              <w:t xml:space="preserve"> [Scrumgids]</w:t>
-            </w:r>
-          </w:p>
-        </w:tc>
-      </w:tr>
-      <w:tr>
-        <w:tc>
-          <w:tcPr>
-            <w:tcW w:type="auto" w:w="4535"/>
-          </w:tcPr>
-          <w:p>
-            <w:pPr>
-              <w:jc w:val="left"/>
-            </w:pPr>
-            <w:r>
-              <w:rPr>
-                <w:b/>
-              </w:rPr>
-              <w:t>programmatuur</w:t>
-            </w:r>
-          </w:p>
-        </w:tc>
-        <w:tc>
-          <w:tcPr>
-            <w:tcW w:type="auto" w:w="4535"/>
-          </w:tcPr>
-          <w:p>
-            <w:pPr>
-              <w:jc w:val="left"/>
-            </w:pPr>
-            <w:r>
-              <w:t xml:space="preserve">zie </w:t>
-            </w:r>
-            <w:r>
-              <w:rPr>
-                <w:b/>
-              </w:rPr>
-              <w:t>software</w:t>
-            </w:r>
-          </w:p>
-        </w:tc>
-      </w:tr>
-      <w:tr>
-        <w:tc>
-          <w:tcPr>
-            <w:tcW w:type="auto" w:w="4535"/>
-          </w:tcPr>
-          <w:p>
-            <w:pPr>
-              <w:jc w:val="left"/>
-            </w:pPr>
-            <w:r>
-              <w:rPr>
-                <w:b/>
-              </w:rPr>
-              <w:t>project</w:t>
-            </w:r>
-          </w:p>
-        </w:tc>
-        <w:tc>
-          <w:tcPr>
-            <w:tcW w:type="auto" w:w="4535"/>
-          </w:tcPr>
-          <w:p>
-            <w:pPr>
-              <w:jc w:val="left"/>
-            </w:pPr>
-            <w:r>
-              <w:t xml:space="preserve">een tijdelijke organisatie voor het realiseren van een resultaat - bij ICTU bestaat een </w:t>
-            </w:r>
-            <w:r>
-              <w:rPr>
-                <w:b/>
-              </w:rPr>
-              <w:t>softwareontwikkelproject</w:t>
-            </w:r>
-            <w:r>
-              <w:t xml:space="preserve"> uit medewerkers van ICTU, de </w:t>
-            </w:r>
-            <w:r>
-              <w:rPr>
-                <w:b/>
-              </w:rPr>
-              <w:t>opdrachtgevende organisatie</w:t>
-            </w:r>
-            <w:r>
-              <w:t>, beheerorganisatie en eventueel andere partijen</w:t>
-            </w:r>
-          </w:p>
-        </w:tc>
-      </w:tr>
-      <w:tr>
-        <w:tc>
-          <w:tcPr>
-            <w:tcW w:type="auto" w:w="4535"/>
-          </w:tcPr>
-          <w:p>
-            <w:pPr>
-              <w:jc w:val="left"/>
-            </w:pPr>
-            <w:r>
-              <w:rPr>
-                <w:b/>
-              </w:rPr>
-              <w:t>projectleider</w:t>
-            </w:r>
-          </w:p>
-        </w:tc>
-        <w:tc>
-          <w:tcPr>
-            <w:tcW w:type="auto" w:w="4535"/>
-          </w:tcPr>
-          <w:p>
-            <w:pPr>
-              <w:jc w:val="left"/>
-            </w:pPr>
-            <w:r>
-              <w:t>medewerker eindverantwoordelijk voor het projectresultaat - bij ICTU-softwareontwikkelprojecten is de projectleider een medewerker van ICTU</w:t>
-            </w:r>
-          </w:p>
-        </w:tc>
-      </w:tr>
-      <w:tr>
-        <w:tc>
-          <w:tcPr>
-            <w:tcW w:type="auto" w:w="4535"/>
-          </w:tcPr>
-          <w:p>
-            <w:pPr>
-              <w:jc w:val="left"/>
-            </w:pPr>
-            <w:r>
-              <w:rPr>
-                <w:b/>
-              </w:rPr>
-              <w:t>PSA</w:t>
-            </w:r>
-          </w:p>
-        </w:tc>
-        <w:tc>
-          <w:tcPr>
-            <w:tcW w:type="auto" w:w="4535"/>
-          </w:tcPr>
-          <w:p>
-            <w:pPr>
-              <w:jc w:val="left"/>
-            </w:pPr>
-            <w:r>
-              <w:t xml:space="preserve">De projectstartarchitectuur is een concreet en doelgericht ICT-architectuurkader waarbinnen het </w:t>
-            </w:r>
-            <w:r>
-              <w:rPr>
-                <w:b/>
-              </w:rPr>
-              <w:t>project</w:t>
-            </w:r>
-            <w:r>
-              <w:t xml:space="preserve"> moet worden uitgevoerd</w:t>
-            </w:r>
-          </w:p>
-        </w:tc>
-      </w:tr>
-      <w:tr>
-        <w:tc>
-          <w:tcPr>
-            <w:tcW w:type="auto" w:w="4535"/>
-          </w:tcPr>
-          <w:p>
-            <w:pPr>
-              <w:jc w:val="left"/>
-            </w:pPr>
-            <w:r>
-              <w:rPr>
-                <w:b/>
-              </w:rPr>
-              <w:t>PvE</w:t>
-            </w:r>
-          </w:p>
-        </w:tc>
-        <w:tc>
-          <w:tcPr>
-            <w:tcW w:type="auto" w:w="4535"/>
-          </w:tcPr>
-          <w:p>
-            <w:pPr>
-              <w:jc w:val="left"/>
-            </w:pPr>
-            <w:r>
-              <w:t>programma van eisen</w:t>
-            </w:r>
-          </w:p>
-        </w:tc>
-      </w:tr>
-      <w:tr>
-        <w:tc>
-          <w:tcPr>
-            <w:tcW w:type="auto" w:w="4535"/>
-          </w:tcPr>
-          <w:p>
-            <w:pPr>
-              <w:jc w:val="left"/>
-            </w:pPr>
-            <w:r>
-              <w:rPr>
-                <w:b/>
-              </w:rPr>
-              <w:t>Quality-time</w:t>
-            </w:r>
-          </w:p>
-        </w:tc>
-        <w:tc>
-          <w:tcPr>
-            <w:tcW w:type="auto" w:w="4535"/>
-          </w:tcPr>
-          <w:p>
-            <w:pPr>
-              <w:jc w:val="left"/>
-            </w:pPr>
-            <w:r>
-              <w:t>een door ICTU ontwikkeld, open source, geautomatiseerd kwaliteitssysteem</w:t>
-            </w:r>
-          </w:p>
-        </w:tc>
-      </w:tr>
-      <w:tr>
-        <w:tc>
-          <w:tcPr>
-            <w:tcW w:type="auto" w:w="4535"/>
-          </w:tcPr>
-          <w:p>
-            <w:pPr>
-              <w:jc w:val="left"/>
-            </w:pPr>
-            <w:r>
-              <w:rPr>
-                <w:b/>
-              </w:rPr>
-              <w:t>realisatiefase</w:t>
-            </w:r>
-          </w:p>
-        </w:tc>
-        <w:tc>
-          <w:tcPr>
-            <w:tcW w:type="auto" w:w="4535"/>
-          </w:tcPr>
-          <w:p>
-            <w:pPr>
-              <w:jc w:val="left"/>
-            </w:pPr>
-            <w:r>
-              <w:t xml:space="preserve">fase van een </w:t>
-            </w:r>
-            <w:r>
-              <w:rPr>
-                <w:b/>
-              </w:rPr>
-              <w:t>softwareontwikkelproject</w:t>
-            </w:r>
-            <w:r>
-              <w:t xml:space="preserve"> waarin de </w:t>
-            </w:r>
-            <w:r>
-              <w:rPr>
-                <w:b/>
-              </w:rPr>
-              <w:t>software</w:t>
-            </w:r>
-            <w:r>
-              <w:t xml:space="preserve"> daadwerkelijk wordt gebouwd en onderhouden, en bij een </w:t>
-            </w:r>
-            <w:r>
-              <w:rPr>
-                <w:b/>
-              </w:rPr>
-              <w:t>DevOps</w:t>
-            </w:r>
-            <w:r>
-              <w:t xml:space="preserve"> werkwijze ook operationeel wordt beheerd</w:t>
-            </w:r>
-          </w:p>
-        </w:tc>
-      </w:tr>
-      <w:tr>
-        <w:tc>
-          <w:tcPr>
-            <w:tcW w:type="auto" w:w="4535"/>
-          </w:tcPr>
-          <w:p>
-            <w:pPr>
-              <w:jc w:val="left"/>
-            </w:pPr>
-            <w:r>
-              <w:rPr>
-                <w:b/>
-              </w:rPr>
-              <w:t>regressietest</w:t>
-            </w:r>
-          </w:p>
-        </w:tc>
-        <w:tc>
-          <w:tcPr>
-            <w:tcW w:type="auto" w:w="4535"/>
-          </w:tcPr>
-          <w:p>
-            <w:pPr>
-              <w:jc w:val="left"/>
-            </w:pPr>
-            <w:r>
-              <w:t>test die na een wijziging controleert of niet-gewijzigde delen van een systeem nog steeds correct functioneren</w:t>
-            </w:r>
-          </w:p>
-        </w:tc>
-      </w:tr>
-      <w:tr>
-        <w:tc>
-          <w:tcPr>
-            <w:tcW w:type="auto" w:w="4535"/>
-          </w:tcPr>
-          <w:p>
-            <w:pPr>
-              <w:jc w:val="left"/>
-            </w:pPr>
-            <w:r>
-              <w:rPr>
-                <w:b/>
-              </w:rPr>
-              <w:t>release notes</w:t>
-            </w:r>
-          </w:p>
-        </w:tc>
-        <w:tc>
-          <w:tcPr>
-            <w:tcW w:type="auto" w:w="4535"/>
-          </w:tcPr>
-          <w:p>
-            <w:pPr>
-              <w:jc w:val="left"/>
-            </w:pPr>
-            <w:r>
-              <w:t xml:space="preserve">een overzicht van de wijzigingen in een </w:t>
-            </w:r>
-            <w:r>
-              <w:rPr>
-                <w:b/>
-              </w:rPr>
-              <w:t>release</w:t>
-            </w:r>
-          </w:p>
-        </w:tc>
-      </w:tr>
-      <w:tr>
-        <w:tc>
-          <w:tcPr>
-            <w:tcW w:type="auto" w:w="4535"/>
-          </w:tcPr>
-          <w:p>
-            <w:pPr>
-              <w:jc w:val="left"/>
-            </w:pPr>
-            <w:r>
-              <w:rPr>
-                <w:b/>
-              </w:rPr>
-              <w:t>release</w:t>
-            </w:r>
-          </w:p>
-        </w:tc>
-        <w:tc>
-          <w:tcPr>
-            <w:tcW w:type="auto" w:w="4535"/>
-          </w:tcPr>
-          <w:p>
-            <w:pPr>
-              <w:jc w:val="left"/>
-            </w:pPr>
-            <w:r>
-              <w:t xml:space="preserve">een voor gebruik vrijgegeven versie van de </w:t>
-            </w:r>
-            <w:r>
-              <w:rPr>
-                <w:b/>
-              </w:rPr>
-              <w:t>software</w:t>
-            </w:r>
-          </w:p>
-        </w:tc>
-      </w:tr>
-      <w:tr>
-        <w:tc>
-          <w:tcPr>
-            <w:tcW w:type="auto" w:w="4535"/>
-          </w:tcPr>
-          <w:p>
-            <w:pPr>
-              <w:jc w:val="left"/>
-            </w:pPr>
-            <w:r>
-              <w:rPr>
-                <w:b/>
-              </w:rPr>
-              <w:t>SAD</w:t>
-            </w:r>
-          </w:p>
-        </w:tc>
-        <w:tc>
-          <w:tcPr>
-            <w:tcW w:type="auto" w:w="4535"/>
-          </w:tcPr>
-          <w:p>
-            <w:pPr>
-              <w:jc w:val="left"/>
-            </w:pPr>
-            <w:r>
-              <w:t>software-architectuurdocument</w:t>
-            </w:r>
-          </w:p>
-        </w:tc>
-      </w:tr>
-      <w:tr>
-        <w:tc>
-          <w:tcPr>
-            <w:tcW w:type="auto" w:w="4535"/>
-          </w:tcPr>
-          <w:p>
-            <w:pPr>
-              <w:jc w:val="left"/>
-            </w:pPr>
-            <w:r>
-              <w:rPr>
-                <w:b/>
-              </w:rPr>
-              <w:t>Scrum</w:t>
-            </w:r>
-          </w:p>
-        </w:tc>
-        <w:tc>
-          <w:tcPr>
-            <w:tcW w:type="auto" w:w="4535"/>
-          </w:tcPr>
-          <w:p>
-            <w:pPr>
-              <w:jc w:val="left"/>
-            </w:pPr>
-            <w:r>
-              <w:t>Scrum is een lichtgewicht raamwerk dat mensen, teams en organisaties helpt om waarde te creёren door middel van adaptieve oplossingen voor complexe problemen [Scrumgids]</w:t>
-            </w:r>
-          </w:p>
-        </w:tc>
-      </w:tr>
-      <w:tr>
-        <w:tc>
-          <w:tcPr>
-            <w:tcW w:type="auto" w:w="4535"/>
-          </w:tcPr>
-          <w:p>
-            <w:pPr>
-              <w:jc w:val="left"/>
-            </w:pPr>
-            <w:r>
-              <w:rPr>
-                <w:b/>
-              </w:rPr>
-              <w:t>Scrummaster</w:t>
-            </w:r>
-          </w:p>
-        </w:tc>
-        <w:tc>
-          <w:tcPr>
-            <w:tcW w:type="auto" w:w="4535"/>
-          </w:tcPr>
-          <w:p>
-            <w:pPr>
-              <w:jc w:val="left"/>
-            </w:pPr>
-            <w:r>
-              <w:t xml:space="preserve">De Scrummaster is verantwoordelijk voor het opzetten van </w:t>
-            </w:r>
-            <w:r>
-              <w:rPr>
-                <w:b/>
-              </w:rPr>
-              <w:t>Scrum</w:t>
-            </w:r>
-            <w:r>
-              <w:t>, zoals staat beschreven in de Scrumgids [Scrumgids]</w:t>
-            </w:r>
-          </w:p>
-        </w:tc>
-      </w:tr>
-      <w:tr>
-        <w:tc>
-          <w:tcPr>
-            <w:tcW w:type="auto" w:w="4535"/>
-          </w:tcPr>
-          <w:p>
-            <w:pPr>
-              <w:jc w:val="left"/>
-            </w:pPr>
-            <w:r>
-              <w:rPr>
-                <w:b/>
-              </w:rPr>
-              <w:t>Scrumteam</w:t>
-            </w:r>
-          </w:p>
-        </w:tc>
-        <w:tc>
-          <w:tcPr>
-            <w:tcW w:type="auto" w:w="4535"/>
-          </w:tcPr>
-          <w:p>
-            <w:pPr>
-              <w:jc w:val="left"/>
-            </w:pPr>
-            <w:r>
-              <w:t xml:space="preserve">Een Scrumteam bestaat uit één </w:t>
-            </w:r>
-            <w:r>
-              <w:rPr>
-                <w:b/>
-              </w:rPr>
-              <w:t>Scrummaster</w:t>
-            </w:r>
-            <w:r>
-              <w:t xml:space="preserve">, één </w:t>
-            </w:r>
-            <w:r>
-              <w:rPr>
-                <w:b/>
-              </w:rPr>
-              <w:t>product owner</w:t>
-            </w:r>
-            <w:r>
-              <w:t xml:space="preserve"> en </w:t>
-            </w:r>
-            <w:r>
-              <w:rPr>
-                <w:b/>
-              </w:rPr>
-              <w:t>ontwikkelaars</w:t>
-            </w:r>
-            <w:r>
-              <w:t xml:space="preserve"> (</w:t>
-            </w:r>
-            <w:r>
-              <w:rPr>
-                <w:i/>
-              </w:rPr>
-              <w:t>developers</w:t>
-            </w:r>
-            <w:r>
-              <w:t xml:space="preserve"> in de Scrumgids) [Scrumgids]</w:t>
-            </w:r>
-          </w:p>
-        </w:tc>
-      </w:tr>
-      <w:tr>
-        <w:tc>
-          <w:tcPr>
-            <w:tcW w:type="auto" w:w="4535"/>
-          </w:tcPr>
-          <w:p>
-            <w:pPr>
-              <w:jc w:val="left"/>
-            </w:pPr>
-            <w:r>
-              <w:rPr>
-                <w:b/>
-              </w:rPr>
-              <w:t>softwarearchitectuur</w:t>
-            </w:r>
-          </w:p>
-        </w:tc>
-        <w:tc>
-          <w:tcPr>
-            <w:tcW w:type="auto" w:w="4535"/>
-          </w:tcPr>
-          <w:p>
-            <w:pPr>
-              <w:jc w:val="left"/>
-            </w:pPr>
-            <w:r>
-              <w:t xml:space="preserve">een </w:t>
-            </w:r>
-            <w:r>
-              <w:rPr>
-                <w:b/>
-              </w:rPr>
-              <w:t>architectuur</w:t>
-            </w:r>
-            <w:r>
-              <w:t xml:space="preserve"> die vooral de softwareonderdelen en -relaties (processen, modules, interfaces, datamodel) van een systeem beschrijft</w:t>
-            </w:r>
-          </w:p>
-        </w:tc>
-      </w:tr>
-      <w:tr>
-        <w:tc>
-          <w:tcPr>
-            <w:tcW w:type="auto" w:w="4535"/>
-          </w:tcPr>
-          <w:p>
-            <w:pPr>
-              <w:jc w:val="left"/>
-            </w:pPr>
-            <w:r>
-              <w:rPr>
-                <w:b/>
-              </w:rPr>
-              <w:t>software delivery manager</w:t>
-            </w:r>
-          </w:p>
-        </w:tc>
-        <w:tc>
-          <w:tcPr>
-            <w:tcW w:type="auto" w:w="4535"/>
-          </w:tcPr>
-          <w:p>
-            <w:pPr>
-              <w:jc w:val="left"/>
-            </w:pPr>
-            <w:r>
-              <w:t xml:space="preserve">organiseert het ontwikkelen en opleveren van </w:t>
-            </w:r>
-            <w:r>
-              <w:rPr>
-                <w:b/>
-              </w:rPr>
-              <w:t>software</w:t>
-            </w:r>
-            <w:r>
-              <w:t xml:space="preserve"> conform de vastgestelde eisen en de Kwaliteitsaanpak en rapporteert aan de </w:t>
-            </w:r>
-            <w:r>
-              <w:rPr>
-                <w:b/>
-              </w:rPr>
-              <w:t>projectleider</w:t>
-            </w:r>
-          </w:p>
-        </w:tc>
-      </w:tr>
-      <w:tr>
-        <w:tc>
-          <w:tcPr>
-            <w:tcW w:type="auto" w:w="4535"/>
-          </w:tcPr>
-          <w:p>
-            <w:pPr>
-              <w:jc w:val="left"/>
-            </w:pPr>
-            <w:r>
-              <w:rPr>
-                <w:b/>
-              </w:rPr>
-              <w:t>software</w:t>
-            </w:r>
-          </w:p>
-        </w:tc>
-        <w:tc>
-          <w:tcPr>
-            <w:tcW w:type="auto" w:w="4535"/>
-          </w:tcPr>
-          <w:p>
-            <w:pPr>
-              <w:jc w:val="left"/>
-            </w:pPr>
-            <w:r>
-              <w:t>software is de verzameling instructies die bepalen wat een computer uitvoert en is uiteindelijk wat de gebruiker ziet, ervaart en waarmee hij interacteert</w:t>
-            </w:r>
-          </w:p>
-        </w:tc>
-      </w:tr>
-      <w:tr>
-        <w:tc>
-          <w:tcPr>
-            <w:tcW w:type="auto" w:w="4535"/>
-          </w:tcPr>
-          <w:p>
-            <w:pPr>
-              <w:jc w:val="left"/>
-            </w:pPr>
-            <w:r>
-              <w:rPr>
-                <w:b/>
-              </w:rPr>
-              <w:t>softwareontwikkeling</w:t>
-            </w:r>
-          </w:p>
-        </w:tc>
-        <w:tc>
-          <w:tcPr>
-            <w:tcW w:type="auto" w:w="4535"/>
-          </w:tcPr>
-          <w:p>
-            <w:pPr>
-              <w:jc w:val="left"/>
-            </w:pPr>
-            <w:r>
-              <w:t xml:space="preserve">een activiteit die nieuwe </w:t>
-            </w:r>
-            <w:r>
-              <w:rPr>
-                <w:b/>
-              </w:rPr>
-              <w:t>software</w:t>
-            </w:r>
-            <w:r>
-              <w:t xml:space="preserve"> maakt en/of bestaande software aanpast</w:t>
-            </w:r>
-          </w:p>
-        </w:tc>
-      </w:tr>
-      <w:tr>
-        <w:tc>
-          <w:tcPr>
-            <w:tcW w:type="auto" w:w="4535"/>
-          </w:tcPr>
-          <w:p>
-            <w:pPr>
-              <w:jc w:val="left"/>
-            </w:pPr>
-            <w:r>
-              <w:rPr>
-                <w:b/>
-              </w:rPr>
-              <w:t>softwareontwikkelproject</w:t>
-            </w:r>
-          </w:p>
-        </w:tc>
-        <w:tc>
-          <w:tcPr>
-            <w:tcW w:type="auto" w:w="4535"/>
-          </w:tcPr>
-          <w:p>
-            <w:pPr>
-              <w:jc w:val="left"/>
-            </w:pPr>
-            <w:r>
-              <w:t xml:space="preserve">een </w:t>
-            </w:r>
-            <w:r>
-              <w:rPr>
-                <w:b/>
-              </w:rPr>
-              <w:t>project</w:t>
-            </w:r>
-            <w:r>
-              <w:t xml:space="preserve"> dat de oplevering van </w:t>
-            </w:r>
-            <w:r>
-              <w:rPr>
-                <w:b/>
-              </w:rPr>
-              <w:t>software</w:t>
-            </w:r>
-            <w:r>
-              <w:t xml:space="preserve"> als enige of voornaamste projectresultaat heeft</w:t>
-            </w:r>
-          </w:p>
-        </w:tc>
-      </w:tr>
-      <w:tr>
-        <w:tc>
-          <w:tcPr>
-            <w:tcW w:type="auto" w:w="4535"/>
-          </w:tcPr>
-          <w:p>
-            <w:pPr>
-              <w:jc w:val="left"/>
-            </w:pPr>
-            <w:r>
-              <w:rPr>
-                <w:b/>
-              </w:rPr>
-              <w:t>solution architectuur</w:t>
-            </w:r>
-          </w:p>
-        </w:tc>
-        <w:tc>
-          <w:tcPr>
-            <w:tcW w:type="auto" w:w="4535"/>
-          </w:tcPr>
-          <w:p>
-            <w:pPr>
-              <w:jc w:val="left"/>
-            </w:pPr>
-            <w:r>
-              <w:t xml:space="preserve">beschrijving van de gewenste oplossing van een specifiek probleem, of het eindresultaat van een </w:t>
-            </w:r>
-            <w:r>
-              <w:rPr>
-                <w:b/>
-              </w:rPr>
-              <w:t>project</w:t>
-            </w:r>
-            <w:r>
-              <w:t xml:space="preserve"> [NORA]</w:t>
-            </w:r>
-          </w:p>
-        </w:tc>
-      </w:tr>
-      <w:tr>
-        <w:tc>
-          <w:tcPr>
-            <w:tcW w:type="auto" w:w="4535"/>
-          </w:tcPr>
-          <w:p>
-            <w:pPr>
-              <w:jc w:val="left"/>
-            </w:pPr>
-            <w:r>
-              <w:rPr>
-                <w:b/>
-              </w:rPr>
-              <w:t>technische schuld</w:t>
-            </w:r>
-          </w:p>
-        </w:tc>
-        <w:tc>
-          <w:tcPr>
-            <w:tcW w:type="auto" w:w="4535"/>
-          </w:tcPr>
-          <w:p>
-            <w:pPr>
-              <w:jc w:val="left"/>
-            </w:pPr>
-            <w:r>
-              <w:t xml:space="preserve">eigenschappen van de </w:t>
-            </w:r>
-            <w:r>
-              <w:rPr>
-                <w:b/>
-              </w:rPr>
-              <w:t>software</w:t>
-            </w:r>
-            <w:r>
-              <w:t xml:space="preserve"> die de lange-termijninzetbaarheid en onderhoudbaarheid bedreigen</w:t>
-            </w:r>
-          </w:p>
-        </w:tc>
-      </w:tr>
-      <w:tr>
-        <w:tc>
-          <w:tcPr>
-            <w:tcW w:type="auto" w:w="4535"/>
-          </w:tcPr>
-          <w:p>
-            <w:pPr>
-              <w:jc w:val="left"/>
-            </w:pPr>
-            <w:r>
-              <w:rPr>
-                <w:b/>
-              </w:rPr>
-              <w:t>TVA</w:t>
-            </w:r>
-          </w:p>
-        </w:tc>
-        <w:tc>
-          <w:tcPr>
-            <w:tcW w:type="auto" w:w="4535"/>
-          </w:tcPr>
-          <w:p>
-            <w:pPr>
-              <w:jc w:val="left"/>
-            </w:pPr>
-            <w:r>
-              <w:t>threat and vulnerability assessment</w:t>
+              <w:t>Een threat and vulnerability assessment inventariseert de betrouwbaarheidseisen die aan de bedrijfsprocessen en dientengevolge aan het product worden gesteld, gevolgd door identificatie en analyse van bedreigingen</w:t>
             </w:r>
           </w:p>
         </w:tc>

--- a/docs/wip/Neutraal-Template-Niet-Functionele-Eisen.docx
+++ b/docs/wip/Neutraal-Template-Niet-Functionele-Eisen.docx
@@ -1062,7 +1062,7 @@
     </w:p>
     <w:p>
       <w:r>
-        <w:t>Versie wip, 04-03-2025</w:t>
+        <w:t>Versie wip, 21-03-2025</w:t>
       </w:r>
     </w:p>
     <w:p>
@@ -5732,7 +5732,7 @@
               <w:jc w:val="left"/>
             </w:pPr>
             <w:r>
-              <w:t>Axe-core 4.10.2 regels</w:t>
+              <w:t>Axe-core 4.10.3 regels</w:t>
             </w:r>
           </w:p>
         </w:tc>

--- a/docs/wip/Neutraal-Template-Niet-Functionele-Eisen.docx
+++ b/docs/wip/Neutraal-Template-Niet-Functionele-Eisen.docx
@@ -1062,7 +1062,7 @@
     </w:p>
     <w:p>
       <w:r>
-        <w:t>Versie wip, 11-04-2025</w:t>
+        <w:t>Versie wip, 19-09-2025</w:t>
       </w:r>
     </w:p>
     <w:p>
@@ -1615,7 +1615,7 @@
               <w:jc w:val="left"/>
             </w:pPr>
             <w:r>
-              <w:t>NEN-ISO/IEC 27001:2017 en NEN-ISO/IEC 27002:2017, VIR 2007, VIRBI 2013 en BIO voor het inrichten en beheren van informatiebeveiliging in brede zin.</w:t>
+              <w:t>NEN-ISO/IEC 27001:2023 en NEN-ISO/IEC 27002:2022, VIR 2007, VIRBI 2013 en BIO voor het inrichten en beheren van informatiebeveiliging in brede zin.</w:t>
             </w:r>
           </w:p>
         </w:tc>
@@ -3630,7 +3630,7 @@
         <w:pStyle w:val="Kop1"/>
       </w:pPr>
       <w:r>
-        <w:t>Compatability</w:t>
+        <w:t>Compatibility</w:t>
       </w:r>
     </w:p>
     <w:p>
@@ -13874,7 +13874,7 @@
     </w:p>
     <w:p>
       <w:r>
-        <w:t>Capability of a product to operate as intented despite the presence of hardware or software faults.</w:t>
+        <w:t>Capability of a product to operate as intended despite the presence of hardware or software faults.</w:t>
       </w:r>
     </w:p>
     <w:tbl>
@@ -14373,7 +14373,7 @@
     </w:p>
     <w:p>
       <w:r>
-        <w:t>De overheid is gebonden aan kaderstelling op het gebied van informatiebeveiliging, zoals de Baseline Informatiebeveiliging Overheid (BIO). Handvatten zoals Secure Software Development (SSD) van het Centrum Informatiebeveiliging en Privacybescherming dienen als leidraad voor het veilig ontwikkelen van software die het voldoen aan de BIO ondersteunt. De BIO is een toepassing van de NEN-ISO/IEC 27001:2017 en de NEN-ISO/IEC 27002:2017 op het domein van de Nederlandse overheid. Voor de Rijksoverheid zijn in die toepassing het Voorschrift Informatiebeveiliging Rijksdienst 2007 (VIR 2007) en het Besluit Voorschrift Informatiebeveiliging Rijksdienst Bijzondere Informatie 2013 (VIRBI 2013) verwerkt.</w:t>
+        <w:t>De overheid is gebonden aan kaderstelling op het gebied van informatiebeveiliging, zoals de Baseline Informatiebeveiliging Overheid (BIO). Handvatten zoals Secure Software Development (SSD) van het Centrum Informatiebeveiliging en Privacybescherming dienen als leidraad voor het veilig ontwikkelen van software die het voldoen aan de BIO ondersteunt. De BIO is een toepassing van de NEN-ISO/IEC 27001 en de NEN-ISO/IEC 27002 op het domein van de Nederlandse overheid. Voor de Rijksoverheid zijn in die toepassing het Voorschrift Informatiebeveiliging Rijksdienst 2007 (VIR 2007) en het Besluit Voorschrift Informatiebeveiliging Rijksdienst Bijzondere Informatie 2013 (VIRBI 2013) verwerkt.</w:t>
       </w:r>
     </w:p>
     <w:p>
@@ -26050,7 +26050,7 @@
                 <w:rPr>
                   <w:rStyle w:val="Hyperlink"/>
                 </w:rPr>
-                <w:t>NEN-ISO/IEC 27001:2017</w:t>
+                <w:t>NEN-ISO/IEC 27001:2023</w:t>
               </w:r>
             </w:hyperlink>
           </w:p>
@@ -26064,7 +26064,7 @@
               <w:jc w:val="left"/>
             </w:pPr>
             <w:r>
-              <w:t>Informatietechnologie - Beveiligingstechnieken - Managementsystemen voor informatiebeveiliging - Eisen</w:t>
+              <w:t>Informatiebeveiliging, cybersecurity en bescherming van de privacy - Managementsysteem voor informatiebeveiliging - Eisen</w:t>
             </w:r>
           </w:p>
         </w:tc>
@@ -26083,7 +26083,7 @@
                 <w:rPr>
                   <w:rStyle w:val="Hyperlink"/>
                 </w:rPr>
-                <w:t>NEN-ISO/IEC 27002:2017</w:t>
+                <w:t>NEN-ISO/IEC 27002:2022</w:t>
               </w:r>
             </w:hyperlink>
           </w:p>
@@ -26097,7 +26097,7 @@
               <w:jc w:val="left"/>
             </w:pPr>
             <w:r>
-              <w:t>Informatietechnologie - Beveiligingstechnieken - Praktijkrichtlijn met beheersmaatregelen op het gebied van informatiebeveiliging</w:t>
+              <w:t>Informatiebeveiliging, cybersecurity en bescherming van de privacy - Beheersmaatregelen voor informatiebeveiliging</w:t>
             </w:r>
           </w:p>
         </w:tc>
@@ -26116,7 +26116,7 @@
                 <w:rPr>
                   <w:rStyle w:val="Hyperlink"/>
                 </w:rPr>
-                <w:t>NEN 7510:2017</w:t>
+                <w:t>NEN 7510-2:2024</w:t>
               </w:r>
             </w:hyperlink>
           </w:p>
@@ -26129,9 +26129,6 @@
             <w:pPr>
               <w:jc w:val="left"/>
             </w:pPr>
-            <w:r>
-              <w:t>Informatiebeveiliging in de zorg.</w:t>
-            </w:r>
           </w:p>
         </w:tc>
       </w:tr>
@@ -26380,7 +26377,7 @@
                 <w:rPr>
                   <w:rStyle w:val="Hyperlink"/>
                 </w:rPr>
-                <w:t>Wbni 2018</w:t>
+                <w:t>Wbni 2024</w:t>
               </w:r>
             </w:hyperlink>
           </w:p>
@@ -26508,25 +26505,14 @@
     </w:p>
     <w:p>
       <w:r>
-        <w:t xml:space="preserve">De Kwaliteitsaanpak is een evoluerende aanpak, gebaseerd op de ervaringen die ICTU continu opdoet in de projecten waarin ICTU samen met opdrachtgevende organisaties maatwerksoftware ontwikkelt en onderhoudt. ICTU hanteert daarbij de vuistregel dat als tenminste 80% van de projecten minstens 80% van de tijd een bepaalde werkwijze hanteren, voor die werkwijze een maatregel in de Kwaliteitsaanpak wordt opgenomen. Maar het kan ook voorkomen dat maatregelen om andere redenen landen in de Kwaliteitsaanpak; denk aan het toegankelijk maken van software dat wettelijk verplicht is. Zie ook de wijzigingsgeschiedenis in </w:t>
+        <w:t xml:space="preserve">De Kwaliteitsaanpak is een evoluerende aanpak, gebaseerd op de ervaringen die ICTU continu opdoet in de projecten waarin ICTU samen met opdrachtgevende organisaties maatwerksoftware ontwikkelt en onderhoudt. ICTU hanteert daarbij de vuistregel dat als tenminste 80% van de projecten minstens 80% van de tijd een bepaalde werkwijze hanteren, voor die werkwijze een maatregel in de Kwaliteitsaanpak wordt opgenomen. Maar het kan ook voorkomen dat maatregelen om andere redenen landen in de Kwaliteitsaanpak; denk aan het toegankelijk maken van software dat wettelijk verplicht is. Zie ook de </w:t>
       </w:r>
       <w:hyperlink r:id="rId215">
         <w:r>
           <w:rPr>
             <w:rStyle w:val="Hyperlink"/>
           </w:rPr>
-          <w:t>PDF-formaat</w:t>
-        </w:r>
-      </w:hyperlink>
-      <w:r>
-        <w:t xml:space="preserve"> of </w:t>
-      </w:r>
-      <w:hyperlink r:id="rId216">
-        <w:r>
-          <w:rPr>
-            <w:rStyle w:val="Hyperlink"/>
-          </w:rPr>
-          <w:t>HTML-formaat</w:t>
+          <w:t>wijzigingsgeschiedenis</w:t>
         </w:r>
       </w:hyperlink>
       <w:r>

--- a/docs/wip/Neutraal-Template-Niet-Functionele-Eisen.docx
+++ b/docs/wip/Neutraal-Template-Niet-Functionele-Eisen.docx
@@ -1062,7 +1062,7 @@
     </w:p>
     <w:p>
       <w:r>
-        <w:t>Versie wip, 13-11-2025</w:t>
+        <w:t>Versie wip, 23-12-2025</w:t>
       </w:r>
     </w:p>
     <w:p>
@@ -18151,7 +18151,7 @@
               <w:jc w:val="left"/>
             </w:pPr>
             <w:r>
-              <w:t>Axe-core 4.10.3 regels</w:t>
+              <w:t>Axe-core 4.11.0 regels</w:t>
             </w:r>
           </w:p>
         </w:tc>

--- a/docs/wip/Neutraal-Template-Niet-Functionele-Eisen.docx
+++ b/docs/wip/Neutraal-Template-Niet-Functionele-Eisen.docx
@@ -86,20 +86,24 @@
       </w:r>
     </w:p>
     <w:p>
+      <w:bookmarkStart w:id="0" w:name="colofon"/>
       <w:pPr>
         <w:pStyle w:val="Kop5"/>
       </w:pPr>
       <w:r>
         <w:t>Colofon</w:t>
       </w:r>
+      <w:bookmarkEnd w:id="0" w:name="colofon"/>
     </w:p>
     <w:p>
+      <w:bookmarkStart w:id="0" w:name="rubricering"/>
       <w:pPr>
         <w:pStyle w:val="Kop6"/>
       </w:pPr>
       <w:r>
         <w:t>Rubricering</w:t>
       </w:r>
+      <w:bookmarkEnd w:id="0" w:name="rubricering"/>
     </w:p>
     <w:p>
       <w:r>
@@ -110,7 +114,7 @@
           <w:rPr>
             <w:rStyle w:val="Hyperlink"/>
           </w:rPr>
-          <w:t>VIRBI 2013, art. 4</w:t>
+          <w:t>VIRBI 2025, art. 4</w:t>
         </w:r>
       </w:hyperlink>
       <w:r>
@@ -233,12 +237,14 @@
       </w:tr>
     </w:tbl>
     <w:p>
+      <w:bookmarkStart w:id="0" w:name="goedkeuring"/>
       <w:pPr>
         <w:pStyle w:val="Kop6"/>
       </w:pPr>
       <w:r>
         <w:t>Goedkeuring</w:t>
       </w:r>
+      <w:bookmarkEnd w:id="0" w:name="goedkeuring"/>
     </w:p>
     <w:tbl>
       <w:tblPr>
@@ -347,12 +353,14 @@
       </w:tr>
     </w:tbl>
     <w:p>
+      <w:bookmarkStart w:id="0" w:name="revisiehistorie"/>
       <w:pPr>
         <w:pStyle w:val="Kop6"/>
       </w:pPr>
       <w:r>
         <w:t>Revisiehistorie</w:t>
       </w:r>
+      <w:bookmarkEnd w:id="0" w:name="revisiehistorie"/>
     </w:p>
     <w:tbl>
       <w:tblPr>
@@ -554,12 +562,14 @@
       </w:tr>
     </w:tbl>
     <w:p>
+      <w:bookmarkStart w:id="0" w:name="betrokkenen-bij-dit-document"/>
       <w:pPr>
         <w:pStyle w:val="Kop6"/>
       </w:pPr>
       <w:r>
         <w:t>Betrokkenen bij dit document</w:t>
       </w:r>
+      <w:bookmarkEnd w:id="0" w:name="betrokkenen-bij-dit-document"/>
     </w:p>
     <w:p>
       <w:r>
@@ -1053,16 +1063,18 @@
       </w:tr>
     </w:tbl>
     <w:p>
+      <w:bookmarkStart w:id="0" w:name="template-versie"/>
       <w:pPr>
         <w:pStyle w:val="Kop6"/>
       </w:pPr>
       <w:r>
         <w:t>Template versie</w:t>
       </w:r>
+      <w:bookmarkEnd w:id="0" w:name="template-versie"/>
     </w:p>
     <w:p>
       <w:r>
-        <w:t>Versie wip, 06-01-2026</w:t>
+        <w:t>Versie wip, 14-04-2026</w:t>
       </w:r>
     </w:p>
     <w:p>
@@ -1082,12 +1094,14 @@
       </w:r>
     </w:p>
     <w:p>
+      <w:bookmarkStart w:id="0" w:name="managementsamenvatting"/>
       <w:pPr>
         <w:pStyle w:val="Kop1"/>
       </w:pPr>
       <w:r>
         <w:t>Managementsamenvatting</w:t>
       </w:r>
+      <w:bookmarkEnd w:id="0" w:name="managementsamenvatting"/>
     </w:p>
     <w:p>
       <w:r>
@@ -1352,20 +1366,24 @@
       </w:r>
     </w:p>
     <w:p>
+      <w:bookmarkStart w:id="0" w:name="inleiding"/>
       <w:pPr>
         <w:pStyle w:val="Kop1"/>
       </w:pPr>
       <w:r>
         <w:t>Inleiding</w:t>
       </w:r>
+      <w:bookmarkEnd w:id="0" w:name="inleiding"/>
     </w:p>
     <w:p>
+      <w:bookmarkStart w:id="0" w:name="over-dit-document"/>
       <w:pPr>
         <w:pStyle w:val="Kop2"/>
       </w:pPr>
       <w:r>
         <w:t>Over dit document</w:t>
       </w:r>
+      <w:bookmarkEnd w:id="0" w:name="over-dit-document"/>
     </w:p>
     <w:p>
       <w:r>
@@ -1470,16 +1488,29 @@
         </w:numPr>
       </w:pPr>
       <w:r>
-        <w:t>De niet-functionele eisen zijn ontleend aan bestaande documenten: zie paragraaf 2.4.</w:t>
+        <w:t xml:space="preserve">De niet-functionele eisen zijn ontleend aan bestaande documenten: zie </w:t>
+      </w:r>
+      <w:hyperlink r:id="rId14">
+        <w:r>
+          <w:rPr>
+            <w:rStyle w:val="Hyperlink"/>
+          </w:rPr>
+          <w:t>paragraaf 2.4</w:t>
+        </w:r>
+      </w:hyperlink>
+      <w:r>
+        <w:t>.</w:t>
       </w:r>
     </w:p>
     <w:p>
+      <w:bookmarkStart w:id="0" w:name="doelgroep"/>
       <w:pPr>
         <w:pStyle w:val="Kop2"/>
       </w:pPr>
       <w:r>
         <w:t>Doelgroep</w:t>
       </w:r>
+      <w:bookmarkEnd w:id="0" w:name="doelgroep"/>
     </w:p>
     <w:p>
       <w:r>
@@ -1531,12 +1562,14 @@
       </w:r>
     </w:p>
     <w:p>
+      <w:bookmarkStart w:id="0" w:name="uitgangspunten"/>
       <w:pPr>
         <w:pStyle w:val="Kop2"/>
       </w:pPr>
       <w:r>
         <w:t>Uitgangspunten</w:t>
       </w:r>
+      <w:bookmarkEnd w:id="0" w:name="uitgangspunten"/>
     </w:p>
     <w:p>
       <w:r>
@@ -1711,12 +1744,14 @@
       </w:tr>
     </w:tbl>
     <w:p>
+      <w:bookmarkStart w:id="0" w:name="relatie-met-andere-documenten"/>
       <w:pPr>
         <w:pStyle w:val="Kop2"/>
       </w:pPr>
       <w:r>
         <w:t>Relatie met andere documenten</w:t>
       </w:r>
+      <w:bookmarkEnd w:id="0" w:name="relatie-met-andere-documenten"/>
     </w:p>
     <w:p>
       <w:r>
@@ -2167,21 +2202,40 @@
       </w:r>
     </w:p>
     <w:p>
+      <w:bookmarkStart w:id="0" w:name="leeswijzer"/>
       <w:pPr>
         <w:pStyle w:val="Kop2"/>
       </w:pPr>
       <w:r>
         <w:t>Leeswijzer</w:t>
       </w:r>
+      <w:bookmarkEnd w:id="0" w:name="leeswijzer"/>
     </w:p>
     <w:p>
       <w:r>
-        <w:t>Hoofdstukken 3 tot en met 11 hebben elk betrekking op een hoofdeigenschap. De hoofdstukken zijn verder onderverdeeld in paragrafen conform de kwaliteitseigenschappen uit NEN-ISO/IEC 25010:2023.</w:t>
+        <w:t xml:space="preserve">Hoofdstukken </w:t>
       </w:r>
-    </w:p>
-    <w:p>
+      <w:hyperlink r:id="rId15">
+        <w:r>
+          <w:rPr>
+            <w:rStyle w:val="Hyperlink"/>
+          </w:rPr>
+          <w:t>3</w:t>
+        </w:r>
+      </w:hyperlink>
       <w:r>
-        <w:t>In het hoofdstuk Interaction capability is een paragraaf toegevoegd voor de aspecten taal en leesbaarheid. Aspecten die van belang zijn voor gebruikskwaliteit, maar geen onderdeel zijn van NEN-ISO/IEC 25010:2023.</w:t>
+        <w:t xml:space="preserve"> tot en met </w:t>
+      </w:r>
+      <w:hyperlink r:id="rId16">
+        <w:r>
+          <w:rPr>
+            <w:rStyle w:val="Hyperlink"/>
+          </w:rPr>
+          <w:t>11</w:t>
+        </w:r>
+      </w:hyperlink>
+      <w:r>
+        <w:t xml:space="preserve"> hebben elk betrekking op een hoofdeigenschap. De hoofdstukken zijn verder onderverdeeld in paragrafen conform de kwaliteitseigenschappen uit NEN-ISO/IEC 25010:2023.</w:t>
       </w:r>
     </w:p>
     <w:p>
@@ -2190,22 +2244,73 @@
       </w:r>
     </w:p>
     <w:p>
+      <w:hyperlink r:id="rId17">
+        <w:r>
+          <w:rPr>
+            <w:rStyle w:val="Hyperlink"/>
+          </w:rPr>
+          <w:t>Bijlage A</w:t>
+        </w:r>
+      </w:hyperlink>
       <w:r>
-        <w:t>Bijlage A bevat afkortingen en termen die voorkomen in de ICTU Kwaliteitsaanpak Softwareontwikkeling en bijbehorende templates. Bijlage B verwijst naar regelmatig gebruikte bronnen. Bijlage C bevat een beknopte samenvatting van de ICTU Kwaliteitsaanpak Softwareontwikkeling.</w:t>
+        <w:t xml:space="preserve"> bevat afkortingen en termen die voorkomen in de ICTU Kwaliteitsaanpak Softwareontwikkeling en bijbehorende templates. </w:t>
+      </w:r>
+      <w:hyperlink r:id="rId18">
+        <w:r>
+          <w:rPr>
+            <w:rStyle w:val="Hyperlink"/>
+          </w:rPr>
+          <w:t>Bijlage B</w:t>
+        </w:r>
+      </w:hyperlink>
+      <w:r>
+        <w:t xml:space="preserve"> verwijst naar regelmatig gebruikte bronnen. </w:t>
+      </w:r>
+      <w:hyperlink r:id="rId19">
+        <w:r>
+          <w:rPr>
+            <w:rStyle w:val="Hyperlink"/>
+          </w:rPr>
+          <w:t>Bijlage C</w:t>
+        </w:r>
+      </w:hyperlink>
+      <w:r>
+        <w:t xml:space="preserve"> bevat een beknopte samenvatting van de ICTU Kwaliteitsaanpak Softwareontwikkeling.</w:t>
       </w:r>
     </w:p>
     <w:p>
+      <w:hyperlink r:id="rId20">
+        <w:r>
+          <w:rPr>
+            <w:rStyle w:val="Hyperlink"/>
+          </w:rPr>
+          <w:t>Bijlage D</w:t>
+        </w:r>
+      </w:hyperlink>
       <w:r>
-        <w:t>Bijlage D bevat de WCAG2.2 successcriteria. Deze vormen een uitwerking van de eisen voor Inclusivity. Bijlage E bevat maatregelen die volgen uit de Baseline Informatiebeveiliging Overheid (BIO) en Secure Software Development (SSD), behorende bij de eisen voor Security.</w:t>
+        <w:t xml:space="preserve"> bevat de WCAG-succescriteria. Deze vormen een uitwerking van de eisen voor Inclusivity. </w:t>
+      </w:r>
+      <w:hyperlink r:id="rId21">
+        <w:r>
+          <w:rPr>
+            <w:rStyle w:val="Hyperlink"/>
+          </w:rPr>
+          <w:t>Bijlage E</w:t>
+        </w:r>
+      </w:hyperlink>
+      <w:r>
+        <w:t xml:space="preserve"> bevat maatregelen die volgen uit de Baseline Informatiebeveiliging Overheid (BIO) en Secure Software Development (SSD), behorende bij de eisen voor Security.</w:t>
       </w:r>
     </w:p>
     <w:p>
+      <w:bookmarkStart w:id="0" w:name="functional-suitability"/>
       <w:pPr>
         <w:pStyle w:val="Kop1"/>
       </w:pPr>
       <w:r>
         <w:t>Functional suitability</w:t>
       </w:r>
+      <w:bookmarkEnd w:id="0" w:name="functional-suitability"/>
     </w:p>
     <w:p>
       <w:r>
@@ -2218,12 +2323,14 @@
       </w:r>
     </w:p>
     <w:p>
+      <w:bookmarkStart w:id="0" w:name="functional-completeness"/>
       <w:pPr>
         <w:pStyle w:val="Kop2"/>
       </w:pPr>
       <w:r>
         <w:t>Functional completeness</w:t>
       </w:r>
+      <w:bookmarkEnd w:id="0" w:name="functional-completeness"/>
     </w:p>
     <w:p>
       <w:r>
@@ -2399,12 +2506,14 @@
       </w:tr>
     </w:tbl>
     <w:p>
+      <w:bookmarkStart w:id="0" w:name="functional-correctness"/>
       <w:pPr>
         <w:pStyle w:val="Kop2"/>
       </w:pPr>
       <w:r>
         <w:t>Functional correctness</w:t>
       </w:r>
+      <w:bookmarkEnd w:id="0" w:name="functional-correctness"/>
     </w:p>
     <w:p>
       <w:r>
@@ -2580,12 +2689,14 @@
       </w:tr>
     </w:tbl>
     <w:p>
+      <w:bookmarkStart w:id="0" w:name="functional-appropriateness"/>
       <w:pPr>
         <w:pStyle w:val="Kop2"/>
       </w:pPr>
       <w:r>
         <w:t>Functional appropriateness</w:t>
       </w:r>
+      <w:bookmarkEnd w:id="0" w:name="functional-appropriateness"/>
     </w:p>
     <w:p>
       <w:r>
@@ -2761,12 +2872,14 @@
       </w:tr>
     </w:tbl>
     <w:p>
+      <w:bookmarkStart w:id="0" w:name="performance-efficiency"/>
       <w:pPr>
         <w:pStyle w:val="Kop1"/>
       </w:pPr>
       <w:r>
         <w:t>Performance-efficiency</w:t>
       </w:r>
+      <w:bookmarkEnd w:id="0" w:name="performance-efficiency"/>
     </w:p>
     <w:p>
       <w:r>
@@ -2774,12 +2887,14 @@
       </w:r>
     </w:p>
     <w:p>
+      <w:bookmarkStart w:id="0" w:name="time-behavior"/>
       <w:pPr>
         <w:pStyle w:val="Kop2"/>
       </w:pPr>
       <w:r>
         <w:t>Time behavior</w:t>
       </w:r>
+      <w:bookmarkEnd w:id="0" w:name="time-behavior"/>
     </w:p>
     <w:p>
       <w:r>
@@ -2955,12 +3070,14 @@
       </w:tr>
     </w:tbl>
     <w:p>
+      <w:bookmarkStart w:id="0" w:name="resource-utilization"/>
       <w:pPr>
         <w:pStyle w:val="Kop2"/>
       </w:pPr>
       <w:r>
         <w:t>Resource utilization</w:t>
       </w:r>
+      <w:bookmarkEnd w:id="0" w:name="resource-utilization"/>
     </w:p>
     <w:p>
       <w:r>
@@ -3136,12 +3253,14 @@
       </w:tr>
     </w:tbl>
     <w:p>
+      <w:bookmarkStart w:id="0" w:name="capacity"/>
       <w:pPr>
         <w:pStyle w:val="Kop2"/>
       </w:pPr>
       <w:r>
         <w:t>Capacity</w:t>
       </w:r>
+      <w:bookmarkEnd w:id="0" w:name="capacity"/>
     </w:p>
     <w:p>
       <w:r>
@@ -3317,12 +3436,14 @@
       </w:tr>
     </w:tbl>
     <w:p>
+      <w:bookmarkStart w:id="0" w:name="compatibility"/>
       <w:pPr>
         <w:pStyle w:val="Kop1"/>
       </w:pPr>
       <w:r>
         <w:t>Compatibility</w:t>
       </w:r>
+      <w:bookmarkEnd w:id="0" w:name="compatibility"/>
     </w:p>
     <w:p>
       <w:r>
@@ -3330,12 +3451,14 @@
       </w:r>
     </w:p>
     <w:p>
+      <w:bookmarkStart w:id="0" w:name="co-existence"/>
       <w:pPr>
         <w:pStyle w:val="Kop2"/>
       </w:pPr>
       <w:r>
         <w:t>Co-existence</w:t>
       </w:r>
+      <w:bookmarkEnd w:id="0" w:name="co-existence"/>
     </w:p>
     <w:p>
       <w:r>
@@ -3511,12 +3634,14 @@
       </w:tr>
     </w:tbl>
     <w:p>
+      <w:bookmarkStart w:id="0" w:name="interoperability"/>
       <w:pPr>
         <w:pStyle w:val="Kop2"/>
       </w:pPr>
       <w:r>
         <w:t>Interoperability</w:t>
       </w:r>
+      <w:bookmarkEnd w:id="0" w:name="interoperability"/>
     </w:p>
     <w:p>
       <w:r>
@@ -3692,12 +3817,14 @@
       </w:tr>
     </w:tbl>
     <w:p>
+      <w:bookmarkStart w:id="0" w:name="interaction-capability"/>
       <w:pPr>
         <w:pStyle w:val="Kop1"/>
       </w:pPr>
       <w:r>
         <w:t>Interaction capability</w:t>
       </w:r>
+      <w:bookmarkEnd w:id="0" w:name="interaction-capability"/>
     </w:p>
     <w:p>
       <w:r>
@@ -3705,12 +3832,14 @@
       </w:r>
     </w:p>
     <w:p>
+      <w:bookmarkStart w:id="0" w:name="appropriateness-recognizability"/>
       <w:pPr>
         <w:pStyle w:val="Kop2"/>
       </w:pPr>
       <w:r>
         <w:t>Appropriateness recognizability</w:t>
       </w:r>
+      <w:bookmarkEnd w:id="0" w:name="appropriateness-recognizability"/>
     </w:p>
     <w:p>
       <w:r>
@@ -3886,12 +4015,14 @@
       </w:tr>
     </w:tbl>
     <w:p>
+      <w:bookmarkStart w:id="0" w:name="learnability"/>
       <w:pPr>
         <w:pStyle w:val="Kop2"/>
       </w:pPr>
       <w:r>
         <w:t>Learnability</w:t>
       </w:r>
+      <w:bookmarkEnd w:id="0" w:name="learnability"/>
     </w:p>
     <w:p>
       <w:r>
@@ -4067,12 +4198,14 @@
       </w:tr>
     </w:tbl>
     <w:p>
+      <w:bookmarkStart w:id="0" w:name="operability"/>
       <w:pPr>
         <w:pStyle w:val="Kop2"/>
       </w:pPr>
       <w:r>
         <w:t>Operability</w:t>
       </w:r>
+      <w:bookmarkEnd w:id="0" w:name="operability"/>
     </w:p>
     <w:p>
       <w:r>
@@ -4248,12 +4381,14 @@
       </w:tr>
     </w:tbl>
     <w:p>
+      <w:bookmarkStart w:id="0" w:name="user-error-protection"/>
       <w:pPr>
         <w:pStyle w:val="Kop2"/>
       </w:pPr>
       <w:r>
         <w:t>User error protection</w:t>
       </w:r>
+      <w:bookmarkEnd w:id="0" w:name="user-error-protection"/>
     </w:p>
     <w:p>
       <w:r>
@@ -4429,12 +4564,14 @@
       </w:tr>
     </w:tbl>
     <w:p>
+      <w:bookmarkStart w:id="0" w:name="user-engagement"/>
       <w:pPr>
         <w:pStyle w:val="Kop2"/>
       </w:pPr>
       <w:r>
         <w:t>User engagement</w:t>
       </w:r>
+      <w:bookmarkEnd w:id="0" w:name="user-engagement"/>
     </w:p>
     <w:p>
       <w:r>
@@ -4610,12 +4747,14 @@
       </w:tr>
     </w:tbl>
     <w:p>
+      <w:bookmarkStart w:id="0" w:name="inclusivity"/>
       <w:pPr>
         <w:pStyle w:val="Kop2"/>
       </w:pPr>
       <w:r>
         <w:t>Inclusivity</w:t>
       </w:r>
+      <w:bookmarkEnd w:id="0" w:name="inclusivity"/>
     </w:p>
     <w:p>
       <w:r>
@@ -4727,7 +4866,7 @@
             <w:r>
               <w:t xml:space="preserve">De applicatie voldoet aan de </w:t>
             </w:r>
-            <w:hyperlink r:id="rId14">
+            <w:hyperlink r:id="rId22">
               <w:r>
                 <w:rPr>
                   <w:rStyle w:val="Hyperlink"/>
@@ -4748,7 +4887,7 @@
             <w:pPr>
               <w:jc w:val="left"/>
             </w:pPr>
-            <w:hyperlink r:id="rId15">
+            <w:hyperlink r:id="rId23">
               <w:r>
                 <w:rPr>
                   <w:rStyle w:val="Hyperlink"/>
@@ -4759,7 +4898,7 @@
             <w:r>
               <w:t xml:space="preserve"> is een wettelijke verplichting volgend uit </w:t>
             </w:r>
-            <w:hyperlink r:id="rId16">
+            <w:hyperlink r:id="rId24">
               <w:r>
                 <w:rPr>
                   <w:rStyle w:val="Hyperlink"/>
@@ -4770,7 +4909,7 @@
             <w:r>
               <w:t xml:space="preserve">. </w:t>
             </w:r>
-            <w:hyperlink r:id="rId17">
+            <w:hyperlink r:id="rId25">
               <w:r>
                 <w:rPr>
                   <w:rStyle w:val="Hyperlink"/>
@@ -4779,18 +4918,29 @@
               </w:r>
             </w:hyperlink>
             <w:r>
-              <w:t xml:space="preserve"> ten opzichte van versie 2.1  en wordt </w:t>
-            </w:r>
-            <w:hyperlink r:id="rId18">
+              <w:t xml:space="preserve"> ten opzichte van versie 2.1 en is </w:t>
+            </w:r>
+            <w:hyperlink r:id="rId26">
               <w:r>
                 <w:rPr>
                   <w:rStyle w:val="Hyperlink"/>
                 </w:rPr>
-                <w:t>aangeraden</w:t>
+                <w:t>backwards compatible</w:t>
               </w:r>
             </w:hyperlink>
             <w:r>
-              <w:t xml:space="preserve"> door het platform Digitale Overheid van het Ministerie van BZK voor nieuwe websites en applicaties. Zie de bijlage "WCAG2.2 successcriteria" voor een tabel met de succescriteria. Per succescriterium is aangegeven of Axe-core, en zo ja met welke regels, het criterium geautomatiseerd kan controleren. </w:t>
+              <w:t xml:space="preserve"> met 2.1. Zie de bijlage </w:t>
+            </w:r>
+            <w:hyperlink r:id="rId20">
+              <w:r>
+                <w:rPr>
+                  <w:rStyle w:val="Hyperlink"/>
+                </w:rPr>
+                <w:t>WCAG-succescriteria</w:t>
+              </w:r>
+            </w:hyperlink>
+            <w:r>
+              <w:t xml:space="preserve"> voor een tabel met de succescriteria. Per succescriterium is aangegeven of Axe-core, en zo ja met welke regels, het criterium geautomatiseerd kan controleren. </w:t>
             </w:r>
             <w:r>
               <w:rPr>
@@ -4870,7 +5020,7 @@
             <w:pPr>
               <w:jc w:val="left"/>
             </w:pPr>
-            <w:hyperlink r:id="rId19">
+            <w:hyperlink r:id="rId27">
               <w:r>
                 <w:rPr>
                   <w:rStyle w:val="Hyperlink"/>
@@ -5086,12 +5236,14 @@
       </w:tr>
     </w:tbl>
     <w:p>
+      <w:bookmarkStart w:id="0" w:name="user-assistance"/>
       <w:pPr>
         <w:pStyle w:val="Kop2"/>
       </w:pPr>
       <w:r>
         <w:t>User assistance</w:t>
       </w:r>
+      <w:bookmarkEnd w:id="0" w:name="user-assistance"/>
     </w:p>
     <w:p>
       <w:r>
@@ -5267,12 +5419,14 @@
       </w:tr>
     </w:tbl>
     <w:p>
+      <w:bookmarkStart w:id="0" w:name="self-descriptiveness"/>
       <w:pPr>
         <w:pStyle w:val="Kop2"/>
       </w:pPr>
       <w:r>
         <w:t>Self-descriptiveness</w:t>
       </w:r>
+      <w:bookmarkEnd w:id="0" w:name="self-descriptiveness"/>
     </w:p>
     <w:p>
       <w:r>
@@ -5448,12 +5602,14 @@
       </w:tr>
     </w:tbl>
     <w:p>
+      <w:bookmarkStart w:id="0" w:name="reliability"/>
       <w:pPr>
         <w:pStyle w:val="Kop1"/>
       </w:pPr>
       <w:r>
         <w:t>Reliability</w:t>
       </w:r>
+      <w:bookmarkEnd w:id="0" w:name="reliability"/>
     </w:p>
     <w:p>
       <w:r>
@@ -5461,12 +5617,14 @@
       </w:r>
     </w:p>
     <w:p>
+      <w:bookmarkStart w:id="0" w:name="faultlessness"/>
       <w:pPr>
         <w:pStyle w:val="Kop2"/>
       </w:pPr>
       <w:r>
         <w:t>Faultlessness</w:t>
       </w:r>
+      <w:bookmarkEnd w:id="0" w:name="faultlessness"/>
     </w:p>
     <w:p>
       <w:r>
@@ -5642,12 +5800,14 @@
       </w:tr>
     </w:tbl>
     <w:p>
+      <w:bookmarkStart w:id="0" w:name="availability"/>
       <w:pPr>
         <w:pStyle w:val="Kop2"/>
       </w:pPr>
       <w:r>
         <w:t>Availability</w:t>
       </w:r>
+      <w:bookmarkEnd w:id="0" w:name="availability"/>
     </w:p>
     <w:p>
       <w:r>
@@ -5823,12 +5983,14 @@
       </w:tr>
     </w:tbl>
     <w:p>
+      <w:bookmarkStart w:id="0" w:name="fault-tolerance"/>
       <w:pPr>
         <w:pStyle w:val="Kop2"/>
       </w:pPr>
       <w:r>
         <w:t>Fault tolerance</w:t>
       </w:r>
+      <w:bookmarkEnd w:id="0" w:name="fault-tolerance"/>
     </w:p>
     <w:p>
       <w:r>
@@ -6004,12 +6166,14 @@
       </w:tr>
     </w:tbl>
     <w:p>
+      <w:bookmarkStart w:id="0" w:name="recoverability"/>
       <w:pPr>
         <w:pStyle w:val="Kop2"/>
       </w:pPr>
       <w:r>
         <w:t>Recoverability</w:t>
       </w:r>
+      <w:bookmarkEnd w:id="0" w:name="recoverability"/>
     </w:p>
     <w:p>
       <w:r>
@@ -6185,12 +6349,14 @@
       </w:tr>
     </w:tbl>
     <w:p>
+      <w:bookmarkStart w:id="0" w:name="security"/>
       <w:pPr>
         <w:pStyle w:val="Kop1"/>
       </w:pPr>
       <w:r>
         <w:t>Security</w:t>
       </w:r>
+      <w:bookmarkEnd w:id="0" w:name="security"/>
     </w:p>
     <w:p>
       <w:r>
@@ -6300,20 +6466,31 @@
               <w:jc w:val="left"/>
             </w:pPr>
             <w:r>
-              <w:t>Voldoen aan de BIO- en SDD-maatregelen ten aanzien van informatiebeveiliging</w:t>
-            </w:r>
-          </w:p>
-        </w:tc>
-        <w:tc>
-          <w:tcPr>
-            <w:tcW w:type="auto" w:w="1814"/>
-          </w:tcPr>
-          <w:p>
-            <w:pPr>
-              <w:jc w:val="left"/>
-            </w:pPr>
-            <w:r>
-              <w:t>BIO en SSD bevatten een aantal maatregelen ten aanzien van software en/of de infrastructurele componenten waar de software gebruik van maakt. Zie de bijlage "BIO- en SDD-maatregelen".</w:t>
+              <w:t>Voldoen aan de BIO- en SSD-maatregelen ten aanzien van informatiebeveiliging</w:t>
+            </w:r>
+          </w:p>
+        </w:tc>
+        <w:tc>
+          <w:tcPr>
+            <w:tcW w:type="auto" w:w="1814"/>
+          </w:tcPr>
+          <w:p>
+            <w:pPr>
+              <w:jc w:val="left"/>
+            </w:pPr>
+            <w:r>
+              <w:t xml:space="preserve">BIO en SSD bevatten een aantal maatregelen ten aanzien van software en/of de infrastructurele componenten waar de software gebruik van maakt. Zie de bijlage </w:t>
+            </w:r>
+            <w:hyperlink r:id="rId21">
+              <w:r>
+                <w:rPr>
+                  <w:rStyle w:val="Hyperlink"/>
+                </w:rPr>
+                <w:t>BIO- en SSD-maatregelen</w:t>
+              </w:r>
+            </w:hyperlink>
+            <w:r>
+              <w:t>.</w:t>
             </w:r>
           </w:p>
         </w:tc>
@@ -6360,12 +6537,14 @@
       </w:tr>
     </w:tbl>
     <w:p>
+      <w:bookmarkStart w:id="0" w:name="confidentiality"/>
       <w:pPr>
         <w:pStyle w:val="Kop2"/>
       </w:pPr>
       <w:r>
         <w:t>Confidentiality</w:t>
       </w:r>
+      <w:bookmarkEnd w:id="0" w:name="confidentiality"/>
     </w:p>
     <w:p>
       <w:r>
@@ -6541,12 +6720,14 @@
       </w:tr>
     </w:tbl>
     <w:p>
+      <w:bookmarkStart w:id="0" w:name="integrity"/>
       <w:pPr>
         <w:pStyle w:val="Kop2"/>
       </w:pPr>
       <w:r>
         <w:t>Integrity</w:t>
       </w:r>
+      <w:bookmarkEnd w:id="0" w:name="integrity"/>
     </w:p>
     <w:p>
       <w:r>
@@ -6722,12 +6903,14 @@
       </w:tr>
     </w:tbl>
     <w:p>
+      <w:bookmarkStart w:id="0" w:name="non-repudiation"/>
       <w:pPr>
         <w:pStyle w:val="Kop2"/>
       </w:pPr>
       <w:r>
         <w:t>Non-repudiation</w:t>
       </w:r>
+      <w:bookmarkEnd w:id="0" w:name="non-repudiation"/>
     </w:p>
     <w:p>
       <w:r>
@@ -6903,12 +7086,14 @@
       </w:tr>
     </w:tbl>
     <w:p>
+      <w:bookmarkStart w:id="0" w:name="accountability"/>
       <w:pPr>
         <w:pStyle w:val="Kop2"/>
       </w:pPr>
       <w:r>
         <w:t>Accountability</w:t>
       </w:r>
+      <w:bookmarkEnd w:id="0" w:name="accountability"/>
     </w:p>
     <w:p>
       <w:r>
@@ -7084,12 +7269,14 @@
       </w:tr>
     </w:tbl>
     <w:p>
+      <w:bookmarkStart w:id="0" w:name="authenticity"/>
       <w:pPr>
         <w:pStyle w:val="Kop2"/>
       </w:pPr>
       <w:r>
         <w:t>Authenticity</w:t>
       </w:r>
+      <w:bookmarkEnd w:id="0" w:name="authenticity"/>
     </w:p>
     <w:p>
       <w:r>
@@ -7265,12 +7452,14 @@
       </w:tr>
     </w:tbl>
     <w:p>
+      <w:bookmarkStart w:id="0" w:name="resistance"/>
       <w:pPr>
         <w:pStyle w:val="Kop2"/>
       </w:pPr>
       <w:r>
         <w:t>Resistance</w:t>
       </w:r>
+      <w:bookmarkEnd w:id="0" w:name="resistance"/>
     </w:p>
     <w:p>
       <w:r>
@@ -7446,12 +7635,14 @@
       </w:tr>
     </w:tbl>
     <w:p>
+      <w:bookmarkStart w:id="0" w:name="maintainability"/>
       <w:pPr>
         <w:pStyle w:val="Kop1"/>
       </w:pPr>
       <w:r>
         <w:t>Maintainability</w:t>
       </w:r>
+      <w:bookmarkEnd w:id="0" w:name="maintainability"/>
     </w:p>
     <w:p>
       <w:r>
@@ -7459,12 +7650,14 @@
       </w:r>
     </w:p>
     <w:p>
+      <w:bookmarkStart w:id="0" w:name="modularity"/>
       <w:pPr>
         <w:pStyle w:val="Kop2"/>
       </w:pPr>
       <w:r>
         <w:t>Modularity</w:t>
       </w:r>
+      <w:bookmarkEnd w:id="0" w:name="modularity"/>
     </w:p>
     <w:p>
       <w:r>
@@ -7640,12 +7833,14 @@
       </w:tr>
     </w:tbl>
     <w:p>
+      <w:bookmarkStart w:id="0" w:name="reusability"/>
       <w:pPr>
         <w:pStyle w:val="Kop2"/>
       </w:pPr>
       <w:r>
         <w:t>Reusability</w:t>
       </w:r>
+      <w:bookmarkEnd w:id="0" w:name="reusability"/>
     </w:p>
     <w:p>
       <w:r>
@@ -7821,12 +8016,14 @@
       </w:tr>
     </w:tbl>
     <w:p>
+      <w:bookmarkStart w:id="0" w:name="analysability"/>
       <w:pPr>
         <w:pStyle w:val="Kop2"/>
       </w:pPr>
       <w:r>
         <w:t>Analysability</w:t>
       </w:r>
+      <w:bookmarkEnd w:id="0" w:name="analysability"/>
     </w:p>
     <w:p>
       <w:r>
@@ -8002,12 +8199,14 @@
       </w:tr>
     </w:tbl>
     <w:p>
+      <w:bookmarkStart w:id="0" w:name="modifiability"/>
       <w:pPr>
         <w:pStyle w:val="Kop2"/>
       </w:pPr>
       <w:r>
         <w:t>Modifiability</w:t>
       </w:r>
+      <w:bookmarkEnd w:id="0" w:name="modifiability"/>
     </w:p>
     <w:p>
       <w:r>
@@ -8183,12 +8382,14 @@
       </w:tr>
     </w:tbl>
     <w:p>
+      <w:bookmarkStart w:id="0" w:name="testability"/>
       <w:pPr>
         <w:pStyle w:val="Kop2"/>
       </w:pPr>
       <w:r>
         <w:t>Testability</w:t>
       </w:r>
+      <w:bookmarkEnd w:id="0" w:name="testability"/>
     </w:p>
     <w:p>
       <w:r>
@@ -8364,12 +8565,14 @@
       </w:tr>
     </w:tbl>
     <w:p>
+      <w:bookmarkStart w:id="0" w:name="flexibility"/>
       <w:pPr>
         <w:pStyle w:val="Kop1"/>
       </w:pPr>
       <w:r>
         <w:t>Flexibility</w:t>
       </w:r>
+      <w:bookmarkEnd w:id="0" w:name="flexibility"/>
     </w:p>
     <w:p>
       <w:r>
@@ -8377,12 +8580,14 @@
       </w:r>
     </w:p>
     <w:p>
+      <w:bookmarkStart w:id="0" w:name="adaptability"/>
       <w:pPr>
         <w:pStyle w:val="Kop2"/>
       </w:pPr>
       <w:r>
         <w:t>Adaptability</w:t>
       </w:r>
+      <w:bookmarkEnd w:id="0" w:name="adaptability"/>
     </w:p>
     <w:p>
       <w:r>
@@ -8558,12 +8763,14 @@
       </w:tr>
     </w:tbl>
     <w:p>
+      <w:bookmarkStart w:id="0" w:name="scalability"/>
       <w:pPr>
         <w:pStyle w:val="Kop2"/>
       </w:pPr>
       <w:r>
         <w:t>Scalability</w:t>
       </w:r>
+      <w:bookmarkEnd w:id="0" w:name="scalability"/>
     </w:p>
     <w:p>
       <w:r>
@@ -8739,12 +8946,14 @@
       </w:tr>
     </w:tbl>
     <w:p>
+      <w:bookmarkStart w:id="0" w:name="installability"/>
       <w:pPr>
         <w:pStyle w:val="Kop2"/>
       </w:pPr>
       <w:r>
         <w:t>Installability</w:t>
       </w:r>
+      <w:bookmarkEnd w:id="0" w:name="installability"/>
     </w:p>
     <w:p>
       <w:r>
@@ -8920,12 +9129,14 @@
       </w:tr>
     </w:tbl>
     <w:p>
+      <w:bookmarkStart w:id="0" w:name="replaceability"/>
       <w:pPr>
         <w:pStyle w:val="Kop2"/>
       </w:pPr>
       <w:r>
         <w:t>Replaceability</w:t>
       </w:r>
+      <w:bookmarkEnd w:id="0" w:name="replaceability"/>
     </w:p>
     <w:p>
       <w:r>
@@ -9101,12 +9312,14 @@
       </w:tr>
     </w:tbl>
     <w:p>
+      <w:bookmarkStart w:id="0" w:name="safety"/>
       <w:pPr>
         <w:pStyle w:val="Kop1"/>
       </w:pPr>
       <w:r>
         <w:t>Safety</w:t>
       </w:r>
+      <w:bookmarkEnd w:id="0" w:name="safety"/>
     </w:p>
     <w:p>
       <w:r>
@@ -9114,12 +9327,14 @@
       </w:r>
     </w:p>
     <w:p>
+      <w:bookmarkStart w:id="0" w:name="operational-constraint"/>
       <w:pPr>
         <w:pStyle w:val="Kop2"/>
       </w:pPr>
       <w:r>
         <w:t>Operational constraint</w:t>
       </w:r>
+      <w:bookmarkEnd w:id="0" w:name="operational-constraint"/>
     </w:p>
     <w:p>
       <w:r>
@@ -9295,12 +9510,14 @@
       </w:tr>
     </w:tbl>
     <w:p>
+      <w:bookmarkStart w:id="0" w:name="risk-identification"/>
       <w:pPr>
         <w:pStyle w:val="Kop2"/>
       </w:pPr>
       <w:r>
         <w:t>Risk identification</w:t>
       </w:r>
+      <w:bookmarkEnd w:id="0" w:name="risk-identification"/>
     </w:p>
     <w:p>
       <w:r>
@@ -9476,12 +9693,14 @@
       </w:tr>
     </w:tbl>
     <w:p>
+      <w:bookmarkStart w:id="0" w:name="fail-safe"/>
       <w:pPr>
         <w:pStyle w:val="Kop2"/>
       </w:pPr>
       <w:r>
         <w:t>Fail safe</w:t>
       </w:r>
+      <w:bookmarkEnd w:id="0" w:name="fail-safe"/>
     </w:p>
     <w:p>
       <w:r>
@@ -9657,12 +9876,14 @@
       </w:tr>
     </w:tbl>
     <w:p>
+      <w:bookmarkStart w:id="0" w:name="hazard-warning"/>
       <w:pPr>
         <w:pStyle w:val="Kop2"/>
       </w:pPr>
       <w:r>
         <w:t>Hazard warning</w:t>
       </w:r>
+      <w:bookmarkEnd w:id="0" w:name="hazard-warning"/>
     </w:p>
     <w:p>
       <w:r>
@@ -9838,12 +10059,14 @@
       </w:tr>
     </w:tbl>
     <w:p>
+      <w:bookmarkStart w:id="0" w:name="safe-integration"/>
       <w:pPr>
         <w:pStyle w:val="Kop2"/>
       </w:pPr>
       <w:r>
         <w:t>Safe integration</w:t>
       </w:r>
+      <w:bookmarkEnd w:id="0" w:name="safe-integration"/>
     </w:p>
     <w:p>
       <w:r>
@@ -10019,20 +10242,24 @@
       </w:tr>
     </w:tbl>
     <w:p>
+      <w:bookmarkStart w:id="0" w:name="bijlagen"/>
       <w:pPr>
         <w:pStyle w:val="Kop1Bijlage"/>
       </w:pPr>
       <w:r>
         <w:t>Bijlagen</w:t>
       </w:r>
+      <w:bookmarkEnd w:id="0" w:name="bijlagen"/>
     </w:p>
     <w:p>
+      <w:bookmarkStart w:id="0" w:name="terminologie-en-afkortingen"/>
       <w:pPr>
         <w:pStyle w:val="Kop2Bijlage"/>
       </w:pPr>
       <w:r>
         <w:t>Terminologie en afkortingen</w:t>
       </w:r>
+      <w:bookmarkEnd w:id="0" w:name="terminologie-en-afkortingen"/>
     </w:p>
     <w:p>
       <w:r>
@@ -12944,12 +13171,14 @@
       </w:tr>
     </w:tbl>
     <w:p>
+      <w:bookmarkStart w:id="0" w:name="bronnen"/>
       <w:pPr>
         <w:pStyle w:val="Kop2Bijlage"/>
       </w:pPr>
       <w:r>
         <w:t>Bronnen</w:t>
       </w:r>
+      <w:bookmarkEnd w:id="0" w:name="bronnen"/>
     </w:p>
     <w:p>
       <w:r>
@@ -13003,7 +13232,7 @@
             <w:pPr>
               <w:jc w:val="left"/>
             </w:pPr>
-            <w:hyperlink r:id="rId20">
+            <w:hyperlink r:id="rId28">
               <w:r>
                 <w:rPr>
                   <w:rStyle w:val="Hyperlink"/>
@@ -13036,7 +13265,7 @@
             <w:pPr>
               <w:jc w:val="left"/>
             </w:pPr>
-            <w:hyperlink r:id="rId21">
+            <w:hyperlink r:id="rId29">
               <w:r>
                 <w:rPr>
                   <w:rStyle w:val="Hyperlink"/>
@@ -13069,7 +13298,7 @@
             <w:pPr>
               <w:jc w:val="left"/>
             </w:pPr>
-            <w:hyperlink r:id="rId22">
+            <w:hyperlink r:id="rId30">
               <w:r>
                 <w:rPr>
                   <w:rStyle w:val="Hyperlink"/>
@@ -13102,7 +13331,7 @@
             <w:pPr>
               <w:jc w:val="left"/>
             </w:pPr>
-            <w:hyperlink r:id="rId23">
+            <w:hyperlink r:id="rId31">
               <w:r>
                 <w:rPr>
                   <w:rStyle w:val="Hyperlink"/>
@@ -13135,7 +13364,7 @@
             <w:pPr>
               <w:jc w:val="left"/>
             </w:pPr>
-            <w:hyperlink r:id="rId24">
+            <w:hyperlink r:id="rId32">
               <w:r>
                 <w:rPr>
                   <w:rStyle w:val="Hyperlink"/>
@@ -13168,7 +13397,7 @@
             <w:pPr>
               <w:jc w:val="left"/>
             </w:pPr>
-            <w:hyperlink r:id="rId25">
+            <w:hyperlink r:id="rId33">
               <w:r>
                 <w:rPr>
                   <w:rStyle w:val="Hyperlink"/>
@@ -13201,7 +13430,7 @@
             <w:pPr>
               <w:jc w:val="left"/>
             </w:pPr>
-            <w:hyperlink r:id="rId26">
+            <w:hyperlink r:id="rId34">
               <w:r>
                 <w:rPr>
                   <w:rStyle w:val="Hyperlink"/>
@@ -13231,7 +13460,7 @@
             <w:pPr>
               <w:jc w:val="left"/>
             </w:pPr>
-            <w:hyperlink r:id="rId27">
+            <w:hyperlink r:id="rId35">
               <w:r>
                 <w:rPr>
                   <w:rStyle w:val="Hyperlink"/>
@@ -13264,7 +13493,7 @@
             <w:pPr>
               <w:jc w:val="left"/>
             </w:pPr>
-            <w:hyperlink r:id="rId28">
+            <w:hyperlink r:id="rId36">
               <w:r>
                 <w:rPr>
                   <w:rStyle w:val="Hyperlink"/>
@@ -13297,7 +13526,7 @@
             <w:pPr>
               <w:jc w:val="left"/>
             </w:pPr>
-            <w:hyperlink r:id="rId29">
+            <w:hyperlink r:id="rId37">
               <w:r>
                 <w:rPr>
                   <w:rStyle w:val="Hyperlink"/>
@@ -13330,7 +13559,7 @@
             <w:pPr>
               <w:jc w:val="left"/>
             </w:pPr>
-            <w:hyperlink r:id="rId30">
+            <w:hyperlink r:id="rId38">
               <w:r>
                 <w:rPr>
                   <w:rStyle w:val="Hyperlink"/>
@@ -13363,7 +13592,7 @@
             <w:pPr>
               <w:jc w:val="left"/>
             </w:pPr>
-            <w:hyperlink r:id="rId31">
+            <w:hyperlink r:id="rId39">
               <w:r>
                 <w:rPr>
                   <w:rStyle w:val="Hyperlink"/>
@@ -13396,7 +13625,7 @@
             <w:pPr>
               <w:jc w:val="left"/>
             </w:pPr>
-            <w:hyperlink r:id="rId32">
+            <w:hyperlink r:id="rId40">
               <w:r>
                 <w:rPr>
                   <w:rStyle w:val="Hyperlink"/>
@@ -13429,12 +13658,12 @@
             <w:pPr>
               <w:jc w:val="left"/>
             </w:pPr>
-            <w:hyperlink r:id="rId33">
+            <w:hyperlink r:id="rId41">
               <w:r>
                 <w:rPr>
                   <w:rStyle w:val="Hyperlink"/>
                 </w:rPr>
-                <w:t>VIRBI 2013</w:t>
+                <w:t>VIRBI 2025</w:t>
               </w:r>
             </w:hyperlink>
           </w:p>
@@ -13462,7 +13691,7 @@
             <w:pPr>
               <w:jc w:val="left"/>
             </w:pPr>
-            <w:hyperlink r:id="rId34">
+            <w:hyperlink r:id="rId42">
               <w:r>
                 <w:rPr>
                   <w:rStyle w:val="Hyperlink"/>
@@ -13488,12 +13717,14 @@
       </w:tr>
     </w:tbl>
     <w:p>
+      <w:bookmarkStart w:id="0" w:name="de-ictu-kwaliteitsaanpak-softwareontwikk"/>
       <w:pPr>
         <w:pStyle w:val="Kop2Bijlage"/>
       </w:pPr>
       <w:r>
         <w:t>De ICTU Kwaliteitsaanpak Softwareontwikkeling</w:t>
       </w:r>
+      <w:bookmarkEnd w:id="0" w:name="de-ictu-kwaliteitsaanpak-softwareontwikk"/>
     </w:p>
     <w:p>
       <w:r>
@@ -13504,7 +13735,7 @@
       <w:r>
         <w:t xml:space="preserve">Overheidsprojecten waarin software wordt ontwikkeld of onderhouden kampen nog vaak met vertraging, budgetoverschrijding of een eindresultaat met te lage kwaliteit. Zo concludeerde de commissie-Elias in haar </w:t>
       </w:r>
-      <w:hyperlink r:id="rId35">
+      <w:hyperlink r:id="rId43">
         <w:r>
           <w:rPr>
             <w:rStyle w:val="Hyperlink"/>
@@ -13535,7 +13766,7 @@
       <w:r>
         <w:t xml:space="preserve">Met behulp van de ICTU Kwaliteitsaanpak Softwareontwikkeling heeft ICTU samen met andere overheden inmiddels enige tientallen projecten succesvol uitgevoerd. ICTU wil deze aanpak graag aanvullen met de ervaringen en geleerde lessen van andere organisaties en deze overdraagbaar maken en breder uitdragen. Om die reden stelt ICTU deze Kwaliteitsaanpak aan iedereen beschikbaar via </w:t>
       </w:r>
-      <w:hyperlink r:id="rId36">
+      <w:hyperlink r:id="rId44">
         <w:r>
           <w:rPr>
             <w:rStyle w:val="Hyperlink"/>
@@ -13597,7 +13828,7 @@
       <w:r>
         <w:t xml:space="preserve">De Kwaliteitsaanpak is een evoluerende aanpak, gebaseerd op de ervaringen die ICTU continu opdoet in de projecten waarin ICTU samen met opdrachtgevende organisaties maatwerksoftware ontwikkelt en onderhoudt. ICTU hanteert daarbij de vuistregel dat als tenminste 80% van de projecten minstens 80% van de tijd een bepaalde werkwijze hanteren, voor die werkwijze een maatregel in de Kwaliteitsaanpak wordt opgenomen. Maar het kan ook voorkomen dat maatregelen om andere redenen landen in de Kwaliteitsaanpak; denk aan het toegankelijk maken van software dat wettelijk verplicht is. Zie ook de </w:t>
       </w:r>
-      <w:hyperlink r:id="rId37">
+      <w:hyperlink r:id="rId45">
         <w:r>
           <w:rPr>
             <w:rStyle w:val="Hyperlink"/>
@@ -13613,9 +13844,14 @@
       <w:r>
         <w:t xml:space="preserve">De maatregelen vormen het startpunt voor de aanpak van ieder ICTU-softwareproject, waarbij ruimte wordt geboden voor variatie of alternatieve invulling. Bijvoorbeeld stelt de Kwaliteitsaanpak: software wordt minimaal bij iedere grote release of tenminste twee keer per jaar onderworpen aan een beveiligingstest door beveiligingsexperts die ICTU daarvoor inhuurt (zie </w:t>
       </w:r>
-      <w:r>
-        <w:t>M26: Het project laat de beveiliging van het ontwikkelde product periodiek beoordelen</w:t>
-      </w:r>
+      <w:hyperlink r:id="rId46">
+        <w:r>
+          <w:rPr>
+            <w:rStyle w:val="Hyperlink"/>
+          </w:rPr>
+          <w:t>M26: Het project laat de beveiliging van het ontwikkelde product periodiek beoordelen</w:t>
+        </w:r>
+      </w:hyperlink>
       <w:r>
         <w:t>). Een alternatief is dat de opdrachtgevende organisatie de verantwoordelijkheid neemt voor het laten uitvoeren van beveiligingstests. Hierover maakt de projectleider nadere afspraken met de opdrachtgever.</w:t>
       </w:r>
@@ -13626,12 +13862,14 @@
       </w:r>
     </w:p>
     <w:p>
+      <w:bookmarkStart w:id="0" w:name="wcag-succescriteria"/>
       <w:pPr>
         <w:pStyle w:val="Kop2Bijlage"/>
       </w:pPr>
       <w:r>
-        <w:t>WCAG2.2 succescriteria</w:t>
+        <w:t>WCAG-succescriteria</w:t>
       </w:r>
+      <w:bookmarkEnd w:id="0" w:name="wcag-succescriteria"/>
     </w:p>
     <w:p>
       <w:r>
@@ -13642,7 +13880,7 @@
       <w:r>
         <w:t xml:space="preserve">Merk op dat de </w:t>
       </w:r>
-      <w:hyperlink r:id="rId38">
+      <w:hyperlink r:id="rId47">
         <w:r>
           <w:rPr>
             <w:rStyle w:val="Hyperlink"/>
@@ -13653,7 +13891,7 @@
       <w:r>
         <w:t xml:space="preserve"> niet standaard door Axe-core worden getest. Zie de </w:t>
       </w:r>
-      <w:hyperlink r:id="rId39">
+      <w:hyperlink r:id="rId48">
         <w:r>
           <w:rPr>
             <w:rStyle w:val="Hyperlink"/>
@@ -13664,6 +13902,16 @@
       <w:r>
         <w:t xml:space="preserve"> voor instructies hoe dit aan te passen.</w:t>
       </w:r>
+    </w:p>
+    <w:p>
+      <w:bookmarkStart w:id="0" w:name="bio-en-ssd-maatregelen"/>
+      <w:pPr>
+        <w:pStyle w:val="Kop2Bijlage"/>
+      </w:pPr>
+      <w:r>
+        <w:t>BIO- en SSD-maatregelen</w:t>
+      </w:r>
+      <w:bookmarkEnd w:id="0" w:name="bio-en-ssd-maatregelen"/>
     </w:p>
     <w:tbl>
       <w:tblPr>
@@ -13726,7 +13974,7 @@
               <w:jc w:val="left"/>
             </w:pPr>
             <w:r>
-              <w:t>Axe-core 4.11.0 regels</w:t>
+              <w:t>Axe-core 4.11.3 regels</w:t>
             </w:r>
           </w:p>
         </w:tc>
@@ -13753,7 +14001,7 @@
             <w:pPr>
               <w:jc w:val="left"/>
             </w:pPr>
-            <w:hyperlink r:id="rId40">
+            <w:hyperlink r:id="rId49">
               <w:r>
                 <w:rPr>
                   <w:rStyle w:val="Hyperlink"/>
@@ -13806,7 +14054,7 @@
             <w:pPr>
               <w:jc w:val="left"/>
             </w:pPr>
-            <w:hyperlink r:id="rId41">
+            <w:hyperlink r:id="rId50">
               <w:r>
                 <w:rPr>
                   <w:rStyle w:val="Hyperlink"/>
@@ -13859,7 +14107,7 @@
             <w:pPr>
               <w:jc w:val="left"/>
             </w:pPr>
-            <w:hyperlink r:id="rId42">
+            <w:hyperlink r:id="rId51">
               <w:r>
                 <w:rPr>
                   <w:rStyle w:val="Hyperlink"/>
@@ -13890,7 +14138,7 @@
             <w:pPr>
               <w:jc w:val="left"/>
             </w:pPr>
-            <w:hyperlink r:id="rId43">
+            <w:hyperlink r:id="rId52">
               <w:r>
                 <w:rPr>
                   <w:rStyle w:val="Hyperlink"/>
@@ -13901,7 +14149,7 @@
             <w:r>
               <w:t xml:space="preserve">, </w:t>
             </w:r>
-            <w:hyperlink r:id="rId44">
+            <w:hyperlink r:id="rId53">
               <w:r>
                 <w:rPr>
                   <w:rStyle w:val="Hyperlink"/>
@@ -13912,7 +14160,7 @@
             <w:r>
               <w:t xml:space="preserve">, </w:t>
             </w:r>
-            <w:hyperlink r:id="rId45">
+            <w:hyperlink r:id="rId54">
               <w:r>
                 <w:rPr>
                   <w:rStyle w:val="Hyperlink"/>
@@ -13923,7 +14171,7 @@
             <w:r>
               <w:t xml:space="preserve">, </w:t>
             </w:r>
-            <w:hyperlink r:id="rId46">
+            <w:hyperlink r:id="rId55">
               <w:r>
                 <w:rPr>
                   <w:rStyle w:val="Hyperlink"/>
@@ -13934,7 +14182,7 @@
             <w:r>
               <w:t xml:space="preserve">, </w:t>
             </w:r>
-            <w:hyperlink r:id="rId47">
+            <w:hyperlink r:id="rId56">
               <w:r>
                 <w:rPr>
                   <w:rStyle w:val="Hyperlink"/>
@@ -13945,7 +14193,7 @@
             <w:r>
               <w:t xml:space="preserve">, </w:t>
             </w:r>
-            <w:hyperlink r:id="rId48">
+            <w:hyperlink r:id="rId57">
               <w:r>
                 <w:rPr>
                   <w:rStyle w:val="Hyperlink"/>
@@ -13956,7 +14204,7 @@
             <w:r>
               <w:t xml:space="preserve">, </w:t>
             </w:r>
-            <w:hyperlink r:id="rId49">
+            <w:hyperlink r:id="rId58">
               <w:r>
                 <w:rPr>
                   <w:rStyle w:val="Hyperlink"/>
@@ -13989,7 +14237,7 @@
             <w:pPr>
               <w:jc w:val="left"/>
             </w:pPr>
-            <w:hyperlink r:id="rId50">
+            <w:hyperlink r:id="rId59">
               <w:r>
                 <w:rPr>
                   <w:rStyle w:val="Hyperlink"/>
@@ -14042,7 +14290,7 @@
             <w:pPr>
               <w:jc w:val="left"/>
             </w:pPr>
-            <w:hyperlink r:id="rId51">
+            <w:hyperlink r:id="rId60">
               <w:r>
                 <w:rPr>
                   <w:rStyle w:val="Hyperlink"/>
@@ -14073,7 +14321,7 @@
             <w:pPr>
               <w:jc w:val="left"/>
             </w:pPr>
-            <w:hyperlink r:id="rId52">
+            <w:hyperlink r:id="rId61">
               <w:r>
                 <w:rPr>
                   <w:rStyle w:val="Hyperlink"/>
@@ -14106,7 +14354,7 @@
             <w:pPr>
               <w:jc w:val="left"/>
             </w:pPr>
-            <w:hyperlink r:id="rId53">
+            <w:hyperlink r:id="rId62">
               <w:r>
                 <w:rPr>
                   <w:rStyle w:val="Hyperlink"/>
@@ -14137,7 +14385,7 @@
             <w:pPr>
               <w:jc w:val="left"/>
             </w:pPr>
-            <w:hyperlink r:id="rId54">
+            <w:hyperlink r:id="rId63">
               <w:r>
                 <w:rPr>
                   <w:rStyle w:val="Hyperlink"/>
@@ -14170,7 +14418,7 @@
             <w:pPr>
               <w:jc w:val="left"/>
             </w:pPr>
-            <w:hyperlink r:id="rId55">
+            <w:hyperlink r:id="rId64">
               <w:r>
                 <w:rPr>
                   <w:rStyle w:val="Hyperlink"/>
@@ -14229,7 +14477,7 @@
             <w:pPr>
               <w:jc w:val="left"/>
             </w:pPr>
-            <w:hyperlink r:id="rId56">
+            <w:hyperlink r:id="rId65">
               <w:r>
                 <w:rPr>
                   <w:rStyle w:val="Hyperlink"/>
@@ -14288,7 +14536,7 @@
             <w:pPr>
               <w:jc w:val="left"/>
             </w:pPr>
-            <w:hyperlink r:id="rId57">
+            <w:hyperlink r:id="rId66">
               <w:r>
                 <w:rPr>
                   <w:rStyle w:val="Hyperlink"/>
@@ -14347,7 +14595,7 @@
             <w:pPr>
               <w:jc w:val="left"/>
             </w:pPr>
-            <w:hyperlink r:id="rId58">
+            <w:hyperlink r:id="rId67">
               <w:r>
                 <w:rPr>
                   <w:rStyle w:val="Hyperlink"/>
@@ -14406,7 +14654,7 @@
             <w:pPr>
               <w:jc w:val="left"/>
             </w:pPr>
-            <w:hyperlink r:id="rId59">
+            <w:hyperlink r:id="rId68">
               <w:r>
                 <w:rPr>
                   <w:rStyle w:val="Hyperlink"/>
@@ -14465,7 +14713,7 @@
             <w:pPr>
               <w:jc w:val="left"/>
             </w:pPr>
-            <w:hyperlink r:id="rId60">
+            <w:hyperlink r:id="rId69">
               <w:r>
                 <w:rPr>
                   <w:rStyle w:val="Hyperlink"/>
@@ -14524,7 +14772,7 @@
             <w:pPr>
               <w:jc w:val="left"/>
             </w:pPr>
-            <w:hyperlink r:id="rId61">
+            <w:hyperlink r:id="rId70">
               <w:r>
                 <w:rPr>
                   <w:rStyle w:val="Hyperlink"/>
@@ -14583,7 +14831,7 @@
             <w:pPr>
               <w:jc w:val="left"/>
             </w:pPr>
-            <w:hyperlink r:id="rId62">
+            <w:hyperlink r:id="rId71">
               <w:r>
                 <w:rPr>
                   <w:rStyle w:val="Hyperlink"/>
@@ -14636,7 +14884,7 @@
             <w:pPr>
               <w:jc w:val="left"/>
             </w:pPr>
-            <w:hyperlink r:id="rId63">
+            <w:hyperlink r:id="rId72">
               <w:r>
                 <w:rPr>
                   <w:rStyle w:val="Hyperlink"/>
@@ -14667,7 +14915,7 @@
             <w:pPr>
               <w:jc w:val="left"/>
             </w:pPr>
-            <w:hyperlink r:id="rId64">
+            <w:hyperlink r:id="rId73">
               <w:r>
                 <w:rPr>
                   <w:rStyle w:val="Hyperlink"/>
@@ -14678,7 +14926,7 @@
             <w:r>
               <w:t xml:space="preserve">, </w:t>
             </w:r>
-            <w:hyperlink r:id="rId65">
+            <w:hyperlink r:id="rId74">
               <w:r>
                 <w:rPr>
                   <w:rStyle w:val="Hyperlink"/>
@@ -14689,7 +14937,7 @@
             <w:r>
               <w:t xml:space="preserve">, </w:t>
             </w:r>
-            <w:hyperlink r:id="rId66">
+            <w:hyperlink r:id="rId75">
               <w:r>
                 <w:rPr>
                   <w:rStyle w:val="Hyperlink"/>
@@ -14700,7 +14948,7 @@
             <w:r>
               <w:t xml:space="preserve">, </w:t>
             </w:r>
-            <w:hyperlink r:id="rId67">
+            <w:hyperlink r:id="rId76">
               <w:r>
                 <w:rPr>
                   <w:rStyle w:val="Hyperlink"/>
@@ -14711,7 +14959,7 @@
             <w:r>
               <w:t xml:space="preserve">, </w:t>
             </w:r>
-            <w:hyperlink r:id="rId68">
+            <w:hyperlink r:id="rId77">
               <w:r>
                 <w:rPr>
                   <w:rStyle w:val="Hyperlink"/>
@@ -14722,7 +14970,7 @@
             <w:r>
               <w:t xml:space="preserve">, </w:t>
             </w:r>
-            <w:hyperlink r:id="rId69">
+            <w:hyperlink r:id="rId78">
               <w:r>
                 <w:rPr>
                   <w:rStyle w:val="Hyperlink"/>
@@ -14733,7 +14981,7 @@
             <w:r>
               <w:t xml:space="preserve">, </w:t>
             </w:r>
-            <w:hyperlink r:id="rId70">
+            <w:hyperlink r:id="rId79">
               <w:r>
                 <w:rPr>
                   <w:rStyle w:val="Hyperlink"/>
@@ -14744,7 +14992,7 @@
             <w:r>
               <w:t xml:space="preserve">, </w:t>
             </w:r>
-            <w:hyperlink r:id="rId71">
+            <w:hyperlink r:id="rId80">
               <w:r>
                 <w:rPr>
                   <w:rStyle w:val="Hyperlink"/>
@@ -14755,7 +15003,7 @@
             <w:r>
               <w:t xml:space="preserve"> (experimenteel), </w:t>
             </w:r>
-            <w:hyperlink r:id="rId72">
+            <w:hyperlink r:id="rId81">
               <w:r>
                 <w:rPr>
                   <w:rStyle w:val="Hyperlink"/>
@@ -14766,7 +15014,7 @@
             <w:r>
               <w:t xml:space="preserve"> (experimenteel), </w:t>
             </w:r>
-            <w:hyperlink r:id="rId73">
+            <w:hyperlink r:id="rId82">
               <w:r>
                 <w:rPr>
                   <w:rStyle w:val="Hyperlink"/>
@@ -14777,7 +15025,7 @@
             <w:r>
               <w:t xml:space="preserve"> (experimenteel), </w:t>
             </w:r>
-            <w:hyperlink r:id="rId74">
+            <w:hyperlink r:id="rId83">
               <w:r>
                 <w:rPr>
                   <w:rStyle w:val="Hyperlink"/>
@@ -14788,7 +15036,7 @@
             <w:r>
               <w:t xml:space="preserve">, </w:t>
             </w:r>
-            <w:hyperlink r:id="rId75">
+            <w:hyperlink r:id="rId84">
               <w:r>
                 <w:rPr>
                   <w:rStyle w:val="Hyperlink"/>
@@ -14821,7 +15069,7 @@
             <w:pPr>
               <w:jc w:val="left"/>
             </w:pPr>
-            <w:hyperlink r:id="rId76">
+            <w:hyperlink r:id="rId85">
               <w:r>
                 <w:rPr>
                   <w:rStyle w:val="Hyperlink"/>
@@ -14880,7 +15128,7 @@
             <w:pPr>
               <w:jc w:val="left"/>
             </w:pPr>
-            <w:hyperlink r:id="rId77">
+            <w:hyperlink r:id="rId86">
               <w:r>
                 <w:rPr>
                   <w:rStyle w:val="Hyperlink"/>
@@ -14939,7 +15187,7 @@
             <w:pPr>
               <w:jc w:val="left"/>
             </w:pPr>
-            <w:hyperlink r:id="rId78">
+            <w:hyperlink r:id="rId87">
               <w:r>
                 <w:rPr>
                   <w:rStyle w:val="Hyperlink"/>
@@ -14970,7 +15218,7 @@
             <w:pPr>
               <w:jc w:val="left"/>
             </w:pPr>
-            <w:hyperlink r:id="rId79">
+            <w:hyperlink r:id="rId88">
               <w:r>
                 <w:rPr>
                   <w:rStyle w:val="Hyperlink"/>
@@ -15006,7 +15254,7 @@
             <w:pPr>
               <w:jc w:val="left"/>
             </w:pPr>
-            <w:hyperlink r:id="rId80">
+            <w:hyperlink r:id="rId89">
               <w:r>
                 <w:rPr>
                   <w:rStyle w:val="Hyperlink"/>
@@ -15037,7 +15285,7 @@
             <w:pPr>
               <w:jc w:val="left"/>
             </w:pPr>
-            <w:hyperlink r:id="rId81">
+            <w:hyperlink r:id="rId90">
               <w:r>
                 <w:rPr>
                   <w:rStyle w:val="Hyperlink"/>
@@ -15070,7 +15318,7 @@
             <w:pPr>
               <w:jc w:val="left"/>
             </w:pPr>
-            <w:hyperlink r:id="rId82">
+            <w:hyperlink r:id="rId91">
               <w:r>
                 <w:rPr>
                   <w:rStyle w:val="Hyperlink"/>
@@ -15129,7 +15377,7 @@
             <w:pPr>
               <w:jc w:val="left"/>
             </w:pPr>
-            <w:hyperlink r:id="rId83">
+            <w:hyperlink r:id="rId92">
               <w:r>
                 <w:rPr>
                   <w:rStyle w:val="Hyperlink"/>
@@ -15182,7 +15430,7 @@
             <w:pPr>
               <w:jc w:val="left"/>
             </w:pPr>
-            <w:hyperlink r:id="rId84">
+            <w:hyperlink r:id="rId93">
               <w:r>
                 <w:rPr>
                   <w:rStyle w:val="Hyperlink"/>
@@ -15213,7 +15461,7 @@
             <w:pPr>
               <w:jc w:val="left"/>
             </w:pPr>
-            <w:hyperlink r:id="rId85">
+            <w:hyperlink r:id="rId94">
               <w:r>
                 <w:rPr>
                   <w:rStyle w:val="Hyperlink"/>
@@ -15246,7 +15494,7 @@
             <w:pPr>
               <w:jc w:val="left"/>
             </w:pPr>
-            <w:hyperlink r:id="rId86">
+            <w:hyperlink r:id="rId95">
               <w:r>
                 <w:rPr>
                   <w:rStyle w:val="Hyperlink"/>
@@ -15277,7 +15525,7 @@
             <w:pPr>
               <w:jc w:val="left"/>
             </w:pPr>
-            <w:hyperlink r:id="rId87">
+            <w:hyperlink r:id="rId96">
               <w:r>
                 <w:rPr>
                   <w:rStyle w:val="Hyperlink"/>
@@ -15310,7 +15558,7 @@
             <w:pPr>
               <w:jc w:val="left"/>
             </w:pPr>
-            <w:hyperlink r:id="rId88">
+            <w:hyperlink r:id="rId97">
               <w:r>
                 <w:rPr>
                   <w:rStyle w:val="Hyperlink"/>
@@ -15341,7 +15589,7 @@
             <w:pPr>
               <w:jc w:val="left"/>
             </w:pPr>
-            <w:hyperlink r:id="rId89">
+            <w:hyperlink r:id="rId98">
               <w:r>
                 <w:rPr>
                   <w:rStyle w:val="Hyperlink"/>
@@ -15374,7 +15622,7 @@
             <w:pPr>
               <w:jc w:val="left"/>
             </w:pPr>
-            <w:hyperlink r:id="rId90">
+            <w:hyperlink r:id="rId99">
               <w:r>
                 <w:rPr>
                   <w:rStyle w:val="Hyperlink"/>
@@ -15405,7 +15653,7 @@
             <w:pPr>
               <w:jc w:val="left"/>
             </w:pPr>
-            <w:hyperlink r:id="rId91">
+            <w:hyperlink r:id="rId100">
               <w:r>
                 <w:rPr>
                   <w:rStyle w:val="Hyperlink"/>
@@ -15438,7 +15686,7 @@
             <w:pPr>
               <w:jc w:val="left"/>
             </w:pPr>
-            <w:hyperlink r:id="rId92">
+            <w:hyperlink r:id="rId101">
               <w:r>
                 <w:rPr>
                   <w:rStyle w:val="Hyperlink"/>
@@ -15497,7 +15745,7 @@
             <w:pPr>
               <w:jc w:val="left"/>
             </w:pPr>
-            <w:hyperlink r:id="rId93">
+            <w:hyperlink r:id="rId102">
               <w:r>
                 <w:rPr>
                   <w:rStyle w:val="Hyperlink"/>
@@ -15528,7 +15776,7 @@
             <w:pPr>
               <w:jc w:val="left"/>
             </w:pPr>
-            <w:hyperlink r:id="rId94">
+            <w:hyperlink r:id="rId103">
               <w:r>
                 <w:rPr>
                   <w:rStyle w:val="Hyperlink"/>
@@ -15561,7 +15809,7 @@
             <w:pPr>
               <w:jc w:val="left"/>
             </w:pPr>
-            <w:hyperlink r:id="rId95">
+            <w:hyperlink r:id="rId104">
               <w:r>
                 <w:rPr>
                   <w:rStyle w:val="Hyperlink"/>
@@ -15620,7 +15868,7 @@
             <w:pPr>
               <w:jc w:val="left"/>
             </w:pPr>
-            <w:hyperlink r:id="rId96">
+            <w:hyperlink r:id="rId105">
               <w:r>
                 <w:rPr>
                   <w:rStyle w:val="Hyperlink"/>
@@ -15679,7 +15927,7 @@
             <w:pPr>
               <w:jc w:val="left"/>
             </w:pPr>
-            <w:hyperlink r:id="rId97">
+            <w:hyperlink r:id="rId106">
               <w:r>
                 <w:rPr>
                   <w:rStyle w:val="Hyperlink"/>
@@ -15738,7 +15986,7 @@
             <w:pPr>
               <w:jc w:val="left"/>
             </w:pPr>
-            <w:hyperlink r:id="rId98">
+            <w:hyperlink r:id="rId107">
               <w:r>
                 <w:rPr>
                   <w:rStyle w:val="Hyperlink"/>
@@ -15797,7 +16045,7 @@
             <w:pPr>
               <w:jc w:val="left"/>
             </w:pPr>
-            <w:hyperlink r:id="rId99">
+            <w:hyperlink r:id="rId108">
               <w:r>
                 <w:rPr>
                   <w:rStyle w:val="Hyperlink"/>
@@ -15856,7 +16104,7 @@
             <w:pPr>
               <w:jc w:val="left"/>
             </w:pPr>
-            <w:hyperlink r:id="rId100">
+            <w:hyperlink r:id="rId109">
               <w:r>
                 <w:rPr>
                   <w:rStyle w:val="Hyperlink"/>
@@ -15887,7 +16135,7 @@
             <w:pPr>
               <w:jc w:val="left"/>
             </w:pPr>
-            <w:hyperlink r:id="rId101">
+            <w:hyperlink r:id="rId110">
               <w:r>
                 <w:rPr>
                   <w:rStyle w:val="Hyperlink"/>
@@ -15920,7 +16168,7 @@
             <w:pPr>
               <w:jc w:val="left"/>
             </w:pPr>
-            <w:hyperlink r:id="rId102">
+            <w:hyperlink r:id="rId111">
               <w:r>
                 <w:rPr>
                   <w:rStyle w:val="Hyperlink"/>
@@ -15979,7 +16227,7 @@
             <w:pPr>
               <w:jc w:val="left"/>
             </w:pPr>
-            <w:hyperlink r:id="rId103">
+            <w:hyperlink r:id="rId112">
               <w:r>
                 <w:rPr>
                   <w:rStyle w:val="Hyperlink"/>
@@ -16032,7 +16280,7 @@
             <w:pPr>
               <w:jc w:val="left"/>
             </w:pPr>
-            <w:hyperlink r:id="rId104">
+            <w:hyperlink r:id="rId113">
               <w:r>
                 <w:rPr>
                   <w:rStyle w:val="Hyperlink"/>
@@ -16085,7 +16333,7 @@
             <w:pPr>
               <w:jc w:val="left"/>
             </w:pPr>
-            <w:hyperlink r:id="rId105">
+            <w:hyperlink r:id="rId114">
               <w:r>
                 <w:rPr>
                   <w:rStyle w:val="Hyperlink"/>
@@ -16116,7 +16364,7 @@
             <w:pPr>
               <w:jc w:val="left"/>
             </w:pPr>
-            <w:hyperlink r:id="rId106">
+            <w:hyperlink r:id="rId115">
               <w:r>
                 <w:rPr>
                   <w:rStyle w:val="Hyperlink"/>
@@ -16127,7 +16375,7 @@
             <w:r>
               <w:t xml:space="preserve">, </w:t>
             </w:r>
-            <w:hyperlink r:id="rId107">
+            <w:hyperlink r:id="rId116">
               <w:r>
                 <w:rPr>
                   <w:rStyle w:val="Hyperlink"/>
@@ -16138,7 +16386,7 @@
             <w:r>
               <w:t xml:space="preserve">, </w:t>
             </w:r>
-            <w:hyperlink r:id="rId108">
+            <w:hyperlink r:id="rId117">
               <w:r>
                 <w:rPr>
                   <w:rStyle w:val="Hyperlink"/>
@@ -16171,7 +16419,7 @@
             <w:pPr>
               <w:jc w:val="left"/>
             </w:pPr>
-            <w:hyperlink r:id="rId109">
+            <w:hyperlink r:id="rId118">
               <w:r>
                 <w:rPr>
                   <w:rStyle w:val="Hyperlink"/>
@@ -16230,7 +16478,7 @@
             <w:pPr>
               <w:jc w:val="left"/>
             </w:pPr>
-            <w:hyperlink r:id="rId110">
+            <w:hyperlink r:id="rId119">
               <w:r>
                 <w:rPr>
                   <w:rStyle w:val="Hyperlink"/>
@@ -16261,7 +16509,7 @@
             <w:pPr>
               <w:jc w:val="left"/>
             </w:pPr>
-            <w:hyperlink r:id="rId107">
+            <w:hyperlink r:id="rId116">
               <w:r>
                 <w:rPr>
                   <w:rStyle w:val="Hyperlink"/>
@@ -16294,7 +16542,7 @@
             <w:pPr>
               <w:jc w:val="left"/>
             </w:pPr>
-            <w:hyperlink r:id="rId111">
+            <w:hyperlink r:id="rId120">
               <w:r>
                 <w:rPr>
                   <w:rStyle w:val="Hyperlink"/>
@@ -16353,7 +16601,7 @@
             <w:pPr>
               <w:jc w:val="left"/>
             </w:pPr>
-            <w:hyperlink r:id="rId112">
+            <w:hyperlink r:id="rId121">
               <w:r>
                 <w:rPr>
                   <w:rStyle w:val="Hyperlink"/>
@@ -16406,7 +16654,7 @@
             <w:pPr>
               <w:jc w:val="left"/>
             </w:pPr>
-            <w:hyperlink r:id="rId113">
+            <w:hyperlink r:id="rId122">
               <w:r>
                 <w:rPr>
                   <w:rStyle w:val="Hyperlink"/>
@@ -16437,7 +16685,7 @@
             <w:pPr>
               <w:jc w:val="left"/>
             </w:pPr>
-            <w:hyperlink r:id="rId114">
+            <w:hyperlink r:id="rId123">
               <w:r>
                 <w:rPr>
                   <w:rStyle w:val="Hyperlink"/>
@@ -16470,7 +16718,7 @@
             <w:pPr>
               <w:jc w:val="left"/>
             </w:pPr>
-            <w:hyperlink r:id="rId115">
+            <w:hyperlink r:id="rId124">
               <w:r>
                 <w:rPr>
                   <w:rStyle w:val="Hyperlink"/>
@@ -16501,7 +16749,7 @@
             <w:pPr>
               <w:jc w:val="left"/>
             </w:pPr>
-            <w:hyperlink r:id="rId116">
+            <w:hyperlink r:id="rId125">
               <w:r>
                 <w:rPr>
                   <w:rStyle w:val="Hyperlink"/>
@@ -16512,7 +16760,7 @@
             <w:r>
               <w:t xml:space="preserve">, </w:t>
             </w:r>
-            <w:hyperlink r:id="rId117">
+            <w:hyperlink r:id="rId126">
               <w:r>
                 <w:rPr>
                   <w:rStyle w:val="Hyperlink"/>
@@ -16545,7 +16793,7 @@
             <w:pPr>
               <w:jc w:val="left"/>
             </w:pPr>
-            <w:hyperlink r:id="rId118">
+            <w:hyperlink r:id="rId127">
               <w:r>
                 <w:rPr>
                   <w:rStyle w:val="Hyperlink"/>
@@ -16604,7 +16852,7 @@
             <w:pPr>
               <w:jc w:val="left"/>
             </w:pPr>
-            <w:hyperlink r:id="rId119">
+            <w:hyperlink r:id="rId128">
               <w:r>
                 <w:rPr>
                   <w:rStyle w:val="Hyperlink"/>
@@ -16635,7 +16883,7 @@
             <w:pPr>
               <w:jc w:val="left"/>
             </w:pPr>
-            <w:hyperlink r:id="rId120">
+            <w:hyperlink r:id="rId129">
               <w:r>
                 <w:rPr>
                   <w:rStyle w:val="Hyperlink"/>
@@ -16668,7 +16916,7 @@
             <w:pPr>
               <w:jc w:val="left"/>
             </w:pPr>
-            <w:hyperlink r:id="rId121">
+            <w:hyperlink r:id="rId130">
               <w:r>
                 <w:rPr>
                   <w:rStyle w:val="Hyperlink"/>
@@ -16727,7 +16975,7 @@
             <w:pPr>
               <w:jc w:val="left"/>
             </w:pPr>
-            <w:hyperlink r:id="rId122">
+            <w:hyperlink r:id="rId131">
               <w:r>
                 <w:rPr>
                   <w:rStyle w:val="Hyperlink"/>
@@ -16786,7 +17034,7 @@
             <w:pPr>
               <w:jc w:val="left"/>
             </w:pPr>
-            <w:hyperlink r:id="rId123">
+            <w:hyperlink r:id="rId132">
               <w:r>
                 <w:rPr>
                   <w:rStyle w:val="Hyperlink"/>
@@ -16839,7 +17087,7 @@
             <w:pPr>
               <w:jc w:val="left"/>
             </w:pPr>
-            <w:hyperlink r:id="rId124">
+            <w:hyperlink r:id="rId133">
               <w:r>
                 <w:rPr>
                   <w:rStyle w:val="Hyperlink"/>
@@ -16898,7 +17146,7 @@
             <w:pPr>
               <w:jc w:val="left"/>
             </w:pPr>
-            <w:hyperlink r:id="rId125">
+            <w:hyperlink r:id="rId134">
               <w:r>
                 <w:rPr>
                   <w:rStyle w:val="Hyperlink"/>
@@ -16957,7 +17205,7 @@
             <w:pPr>
               <w:jc w:val="left"/>
             </w:pPr>
-            <w:hyperlink r:id="rId126">
+            <w:hyperlink r:id="rId135">
               <w:r>
                 <w:rPr>
                   <w:rStyle w:val="Hyperlink"/>
@@ -17016,7 +17264,7 @@
             <w:pPr>
               <w:jc w:val="left"/>
             </w:pPr>
-            <w:hyperlink r:id="rId127">
+            <w:hyperlink r:id="rId136">
               <w:r>
                 <w:rPr>
                   <w:rStyle w:val="Hyperlink"/>
@@ -17069,7 +17317,7 @@
             <w:pPr>
               <w:jc w:val="left"/>
             </w:pPr>
-            <w:hyperlink r:id="rId128">
+            <w:hyperlink r:id="rId137">
               <w:r>
                 <w:rPr>
                   <w:rStyle w:val="Hyperlink"/>
@@ -17100,7 +17348,7 @@
             <w:pPr>
               <w:jc w:val="left"/>
             </w:pPr>
-            <w:hyperlink r:id="rId129">
+            <w:hyperlink r:id="rId138">
               <w:r>
                 <w:rPr>
                   <w:rStyle w:val="Hyperlink"/>
@@ -17133,7 +17381,7 @@
             <w:pPr>
               <w:jc w:val="left"/>
             </w:pPr>
-            <w:hyperlink r:id="rId130">
+            <w:hyperlink r:id="rId139">
               <w:r>
                 <w:rPr>
                   <w:rStyle w:val="Hyperlink"/>
@@ -17164,7 +17412,7 @@
             <w:pPr>
               <w:jc w:val="left"/>
             </w:pPr>
-            <w:hyperlink r:id="rId131">
+            <w:hyperlink r:id="rId140">
               <w:r>
                 <w:rPr>
                   <w:rStyle w:val="Hyperlink"/>
@@ -17197,7 +17445,7 @@
             <w:pPr>
               <w:jc w:val="left"/>
             </w:pPr>
-            <w:hyperlink r:id="rId132">
+            <w:hyperlink r:id="rId141">
               <w:r>
                 <w:rPr>
                   <w:rStyle w:val="Hyperlink"/>
@@ -17256,7 +17504,7 @@
             <w:pPr>
               <w:jc w:val="left"/>
             </w:pPr>
-            <w:hyperlink r:id="rId133">
+            <w:hyperlink r:id="rId142">
               <w:r>
                 <w:rPr>
                   <w:rStyle w:val="Hyperlink"/>
@@ -17287,7 +17535,7 @@
             <w:pPr>
               <w:jc w:val="left"/>
             </w:pPr>
-            <w:hyperlink r:id="rId134">
+            <w:hyperlink r:id="rId143">
               <w:r>
                 <w:rPr>
                   <w:rStyle w:val="Hyperlink"/>
@@ -17298,7 +17546,7 @@
             <w:r>
               <w:t xml:space="preserve">, </w:t>
             </w:r>
-            <w:hyperlink r:id="rId135">
+            <w:hyperlink r:id="rId144">
               <w:r>
                 <w:rPr>
                   <w:rStyle w:val="Hyperlink"/>
@@ -17331,7 +17579,7 @@
             <w:pPr>
               <w:jc w:val="left"/>
             </w:pPr>
-            <w:hyperlink r:id="rId136">
+            <w:hyperlink r:id="rId145">
               <w:r>
                 <w:rPr>
                   <w:rStyle w:val="Hyperlink"/>
@@ -17390,7 +17638,7 @@
             <w:pPr>
               <w:jc w:val="left"/>
             </w:pPr>
-            <w:hyperlink r:id="rId137">
+            <w:hyperlink r:id="rId146">
               <w:r>
                 <w:rPr>
                   <w:rStyle w:val="Hyperlink"/>
@@ -17449,7 +17697,7 @@
             <w:pPr>
               <w:jc w:val="left"/>
             </w:pPr>
-            <w:hyperlink r:id="rId138">
+            <w:hyperlink r:id="rId147">
               <w:r>
                 <w:rPr>
                   <w:rStyle w:val="Hyperlink"/>
@@ -17508,7 +17756,7 @@
             <w:pPr>
               <w:jc w:val="left"/>
             </w:pPr>
-            <w:hyperlink r:id="rId139">
+            <w:hyperlink r:id="rId148">
               <w:r>
                 <w:rPr>
                   <w:rStyle w:val="Hyperlink"/>
@@ -17567,7 +17815,7 @@
             <w:pPr>
               <w:jc w:val="left"/>
             </w:pPr>
-            <w:hyperlink r:id="rId140">
+            <w:hyperlink r:id="rId149">
               <w:r>
                 <w:rPr>
                   <w:rStyle w:val="Hyperlink"/>
@@ -17598,7 +17846,7 @@
             <w:pPr>
               <w:jc w:val="left"/>
             </w:pPr>
-            <w:hyperlink r:id="rId141">
+            <w:hyperlink r:id="rId150">
               <w:r>
                 <w:rPr>
                   <w:rStyle w:val="Hyperlink"/>
@@ -17631,7 +17879,7 @@
             <w:pPr>
               <w:jc w:val="left"/>
             </w:pPr>
-            <w:hyperlink r:id="rId142">
+            <w:hyperlink r:id="rId151">
               <w:r>
                 <w:rPr>
                   <w:rStyle w:val="Hyperlink"/>
@@ -17690,7 +17938,7 @@
             <w:pPr>
               <w:jc w:val="left"/>
             </w:pPr>
-            <w:hyperlink r:id="rId143">
+            <w:hyperlink r:id="rId152">
               <w:r>
                 <w:rPr>
                   <w:rStyle w:val="Hyperlink"/>
@@ -17749,7 +17997,7 @@
             <w:pPr>
               <w:jc w:val="left"/>
             </w:pPr>
-            <w:hyperlink r:id="rId144">
+            <w:hyperlink r:id="rId153">
               <w:r>
                 <w:rPr>
                   <w:rStyle w:val="Hyperlink"/>
@@ -17808,7 +18056,7 @@
             <w:pPr>
               <w:jc w:val="left"/>
             </w:pPr>
-            <w:hyperlink r:id="rId145">
+            <w:hyperlink r:id="rId154">
               <w:r>
                 <w:rPr>
                   <w:rStyle w:val="Hyperlink"/>
@@ -17867,7 +18115,7 @@
             <w:pPr>
               <w:jc w:val="left"/>
             </w:pPr>
-            <w:hyperlink r:id="rId146">
+            <w:hyperlink r:id="rId155">
               <w:r>
                 <w:rPr>
                   <w:rStyle w:val="Hyperlink"/>
@@ -17920,7 +18168,7 @@
             <w:pPr>
               <w:jc w:val="left"/>
             </w:pPr>
-            <w:hyperlink r:id="rId147">
+            <w:hyperlink r:id="rId156">
               <w:r>
                 <w:rPr>
                   <w:rStyle w:val="Hyperlink"/>
@@ -17979,7 +18227,7 @@
             <w:pPr>
               <w:jc w:val="left"/>
             </w:pPr>
-            <w:hyperlink r:id="rId148">
+            <w:hyperlink r:id="rId157">
               <w:r>
                 <w:rPr>
                   <w:rStyle w:val="Hyperlink"/>
@@ -18038,7 +18286,7 @@
             <w:pPr>
               <w:jc w:val="left"/>
             </w:pPr>
-            <w:hyperlink r:id="rId149">
+            <w:hyperlink r:id="rId158">
               <w:r>
                 <w:rPr>
                   <w:rStyle w:val="Hyperlink"/>
@@ -18069,7 +18317,7 @@
             <w:pPr>
               <w:jc w:val="left"/>
             </w:pPr>
-            <w:hyperlink r:id="rId150">
+            <w:hyperlink r:id="rId159">
               <w:r>
                 <w:rPr>
                   <w:rStyle w:val="Hyperlink"/>
@@ -18105,7 +18353,7 @@
             <w:pPr>
               <w:jc w:val="left"/>
             </w:pPr>
-            <w:hyperlink r:id="rId151">
+            <w:hyperlink r:id="rId160">
               <w:r>
                 <w:rPr>
                   <w:rStyle w:val="Hyperlink"/>
@@ -18164,7 +18412,7 @@
             <w:pPr>
               <w:jc w:val="left"/>
             </w:pPr>
-            <w:hyperlink r:id="rId152">
+            <w:hyperlink r:id="rId161">
               <w:r>
                 <w:rPr>
                   <w:rStyle w:val="Hyperlink"/>
@@ -18223,7 +18471,7 @@
             <w:pPr>
               <w:jc w:val="left"/>
             </w:pPr>
-            <w:hyperlink r:id="rId153">
+            <w:hyperlink r:id="rId162">
               <w:r>
                 <w:rPr>
                   <w:rStyle w:val="Hyperlink"/>
@@ -18282,7 +18530,7 @@
             <w:pPr>
               <w:jc w:val="left"/>
             </w:pPr>
-            <w:hyperlink r:id="rId154">
+            <w:hyperlink r:id="rId163">
               <w:r>
                 <w:rPr>
                   <w:rStyle w:val="Hyperlink"/>
@@ -18341,7 +18589,7 @@
             <w:pPr>
               <w:jc w:val="left"/>
             </w:pPr>
-            <w:hyperlink r:id="rId155">
+            <w:hyperlink r:id="rId164">
               <w:r>
                 <w:rPr>
                   <w:rStyle w:val="Hyperlink"/>
@@ -18372,7 +18620,7 @@
             <w:pPr>
               <w:jc w:val="left"/>
             </w:pPr>
-            <w:hyperlink r:id="rId156">
+            <w:hyperlink r:id="rId165">
               <w:r>
                 <w:rPr>
                   <w:rStyle w:val="Hyperlink"/>
@@ -18405,7 +18653,7 @@
             <w:pPr>
               <w:jc w:val="left"/>
             </w:pPr>
-            <w:hyperlink r:id="rId157">
+            <w:hyperlink r:id="rId166">
               <w:r>
                 <w:rPr>
                   <w:rStyle w:val="Hyperlink"/>
@@ -18458,7 +18706,7 @@
             <w:pPr>
               <w:jc w:val="left"/>
             </w:pPr>
-            <w:hyperlink r:id="rId158">
+            <w:hyperlink r:id="rId167">
               <w:r>
                 <w:rPr>
                   <w:rStyle w:val="Hyperlink"/>
@@ -18511,7 +18759,7 @@
             <w:pPr>
               <w:jc w:val="left"/>
             </w:pPr>
-            <w:hyperlink r:id="rId159">
+            <w:hyperlink r:id="rId168">
               <w:r>
                 <w:rPr>
                   <w:rStyle w:val="Hyperlink"/>
@@ -18542,7 +18790,7 @@
             <w:pPr>
               <w:jc w:val="left"/>
             </w:pPr>
-            <w:hyperlink r:id="rId160">
+            <w:hyperlink r:id="rId169">
               <w:r>
                 <w:rPr>
                   <w:rStyle w:val="Hyperlink"/>
@@ -18553,7 +18801,7 @@
             <w:r>
               <w:t xml:space="preserve">, </w:t>
             </w:r>
-            <w:hyperlink r:id="rId161">
+            <w:hyperlink r:id="rId170">
               <w:r>
                 <w:rPr>
                   <w:rStyle w:val="Hyperlink"/>
@@ -18564,7 +18812,7 @@
             <w:r>
               <w:t xml:space="preserve">, </w:t>
             </w:r>
-            <w:hyperlink r:id="rId162">
+            <w:hyperlink r:id="rId171">
               <w:r>
                 <w:rPr>
                   <w:rStyle w:val="Hyperlink"/>
@@ -18597,7 +18845,7 @@
             <w:pPr>
               <w:jc w:val="left"/>
             </w:pPr>
-            <w:hyperlink r:id="rId163">
+            <w:hyperlink r:id="rId172">
               <w:r>
                 <w:rPr>
                   <w:rStyle w:val="Hyperlink"/>
@@ -18628,7 +18876,7 @@
             <w:pPr>
               <w:jc w:val="left"/>
             </w:pPr>
-            <w:hyperlink r:id="rId164">
+            <w:hyperlink r:id="rId173">
               <w:r>
                 <w:rPr>
                   <w:rStyle w:val="Hyperlink"/>
@@ -18661,7 +18909,7 @@
             <w:pPr>
               <w:jc w:val="left"/>
             </w:pPr>
-            <w:hyperlink r:id="rId165">
+            <w:hyperlink r:id="rId174">
               <w:r>
                 <w:rPr>
                   <w:rStyle w:val="Hyperlink"/>
@@ -18720,7 +18968,7 @@
             <w:pPr>
               <w:jc w:val="left"/>
             </w:pPr>
-            <w:hyperlink r:id="rId166">
+            <w:hyperlink r:id="rId175">
               <w:r>
                 <w:rPr>
                   <w:rStyle w:val="Hyperlink"/>
@@ -18779,7 +19027,7 @@
             <w:pPr>
               <w:jc w:val="left"/>
             </w:pPr>
-            <w:hyperlink r:id="rId167">
+            <w:hyperlink r:id="rId176">
               <w:r>
                 <w:rPr>
                   <w:rStyle w:val="Hyperlink"/>
@@ -18838,7 +19086,7 @@
             <w:pPr>
               <w:jc w:val="left"/>
             </w:pPr>
-            <w:hyperlink r:id="rId168">
+            <w:hyperlink r:id="rId177">
               <w:r>
                 <w:rPr>
                   <w:rStyle w:val="Hyperlink"/>
@@ -18897,7 +19145,7 @@
             <w:pPr>
               <w:jc w:val="left"/>
             </w:pPr>
-            <w:hyperlink r:id="rId169">
+            <w:hyperlink r:id="rId178">
               <w:r>
                 <w:rPr>
                   <w:rStyle w:val="Hyperlink"/>
@@ -18950,7 +19198,7 @@
             <w:pPr>
               <w:jc w:val="left"/>
             </w:pPr>
-            <w:hyperlink r:id="rId170">
+            <w:hyperlink r:id="rId179">
               <w:r>
                 <w:rPr>
                   <w:rStyle w:val="Hyperlink"/>
@@ -19009,7 +19257,7 @@
             <w:pPr>
               <w:jc w:val="left"/>
             </w:pPr>
-            <w:hyperlink r:id="rId171">
+            <w:hyperlink r:id="rId180">
               <w:r>
                 <w:rPr>
                   <w:rStyle w:val="Hyperlink"/>
@@ -19068,7 +19316,7 @@
             <w:pPr>
               <w:jc w:val="left"/>
             </w:pPr>
-            <w:hyperlink r:id="rId172">
+            <w:hyperlink r:id="rId181">
               <w:r>
                 <w:rPr>
                   <w:rStyle w:val="Hyperlink"/>
@@ -19127,7 +19375,7 @@
             <w:pPr>
               <w:jc w:val="left"/>
             </w:pPr>
-            <w:hyperlink r:id="rId173">
+            <w:hyperlink r:id="rId182">
               <w:r>
                 <w:rPr>
                   <w:rStyle w:val="Hyperlink"/>
@@ -19186,7 +19434,7 @@
             <w:pPr>
               <w:jc w:val="left"/>
             </w:pPr>
-            <w:hyperlink r:id="rId174">
+            <w:hyperlink r:id="rId183">
               <w:r>
                 <w:rPr>
                   <w:rStyle w:val="Hyperlink"/>
@@ -19217,7 +19465,7 @@
             <w:pPr>
               <w:jc w:val="left"/>
             </w:pPr>
-            <w:hyperlink r:id="rId120">
+            <w:hyperlink r:id="rId129">
               <w:r>
                 <w:rPr>
                   <w:rStyle w:val="Hyperlink"/>
@@ -19250,7 +19498,7 @@
             <w:pPr>
               <w:jc w:val="left"/>
             </w:pPr>
-            <w:hyperlink r:id="rId175">
+            <w:hyperlink r:id="rId184">
               <w:r>
                 <w:rPr>
                   <w:rStyle w:val="Hyperlink"/>
@@ -19309,7 +19557,7 @@
             <w:pPr>
               <w:jc w:val="left"/>
             </w:pPr>
-            <w:hyperlink r:id="rId176">
+            <w:hyperlink r:id="rId185">
               <w:r>
                 <w:rPr>
                   <w:rStyle w:val="Hyperlink"/>
@@ -19362,7 +19610,7 @@
             <w:pPr>
               <w:jc w:val="left"/>
             </w:pPr>
-            <w:hyperlink r:id="rId177">
+            <w:hyperlink r:id="rId186">
               <w:r>
                 <w:rPr>
                   <w:rStyle w:val="Hyperlink"/>
@@ -19421,7 +19669,7 @@
             <w:pPr>
               <w:jc w:val="left"/>
             </w:pPr>
-            <w:hyperlink r:id="rId178">
+            <w:hyperlink r:id="rId187">
               <w:r>
                 <w:rPr>
                   <w:rStyle w:val="Hyperlink"/>
@@ -19452,7 +19700,7 @@
             <w:pPr>
               <w:jc w:val="left"/>
             </w:pPr>
-            <w:hyperlink r:id="rId179">
+            <w:hyperlink r:id="rId188">
               <w:r>
                 <w:rPr>
                   <w:rStyle w:val="Hyperlink"/>
@@ -19485,7 +19733,7 @@
             <w:pPr>
               <w:jc w:val="left"/>
             </w:pPr>
-            <w:hyperlink r:id="rId180">
+            <w:hyperlink r:id="rId189">
               <w:r>
                 <w:rPr>
                   <w:rStyle w:val="Hyperlink"/>
@@ -19544,7 +19792,7 @@
             <w:pPr>
               <w:jc w:val="left"/>
             </w:pPr>
-            <w:hyperlink r:id="rId181">
+            <w:hyperlink r:id="rId190">
               <w:r>
                 <w:rPr>
                   <w:rStyle w:val="Hyperlink"/>
@@ -19603,7 +19851,7 @@
             <w:pPr>
               <w:jc w:val="left"/>
             </w:pPr>
-            <w:hyperlink r:id="rId182">
+            <w:hyperlink r:id="rId191">
               <w:r>
                 <w:rPr>
                   <w:rStyle w:val="Hyperlink"/>
@@ -19662,7 +19910,7 @@
             <w:pPr>
               <w:jc w:val="left"/>
             </w:pPr>
-            <w:hyperlink r:id="rId183">
+            <w:hyperlink r:id="rId192">
               <w:r>
                 <w:rPr>
                   <w:rStyle w:val="Hyperlink"/>
@@ -19721,7 +19969,7 @@
             <w:pPr>
               <w:jc w:val="left"/>
             </w:pPr>
-            <w:hyperlink r:id="rId184">
+            <w:hyperlink r:id="rId193">
               <w:r>
                 <w:rPr>
                   <w:rStyle w:val="Hyperlink"/>
@@ -19780,7 +20028,7 @@
             <w:pPr>
               <w:jc w:val="left"/>
             </w:pPr>
-            <w:hyperlink r:id="rId185">
+            <w:hyperlink r:id="rId194">
               <w:r>
                 <w:rPr>
                   <w:rStyle w:val="Hyperlink"/>
@@ -19839,7 +20087,7 @@
             <w:pPr>
               <w:jc w:val="left"/>
             </w:pPr>
-            <w:hyperlink r:id="rId186">
+            <w:hyperlink r:id="rId195">
               <w:r>
                 <w:rPr>
                   <w:rStyle w:val="Hyperlink"/>
@@ -19898,7 +20146,7 @@
             <w:pPr>
               <w:jc w:val="left"/>
             </w:pPr>
-            <w:hyperlink r:id="rId187">
+            <w:hyperlink r:id="rId196">
               <w:r>
                 <w:rPr>
                   <w:rStyle w:val="Hyperlink"/>
@@ -19951,7 +20199,7 @@
             <w:pPr>
               <w:jc w:val="left"/>
             </w:pPr>
-            <w:hyperlink r:id="rId188">
+            <w:hyperlink r:id="rId197">
               <w:r>
                 <w:rPr>
                   <w:rStyle w:val="Hyperlink"/>
@@ -20004,7 +20252,7 @@
             <w:pPr>
               <w:jc w:val="left"/>
             </w:pPr>
-            <w:hyperlink r:id="rId189">
+            <w:hyperlink r:id="rId198">
               <w:r>
                 <w:rPr>
                   <w:rStyle w:val="Hyperlink"/>
@@ -20035,7 +20283,7 @@
             <w:pPr>
               <w:jc w:val="left"/>
             </w:pPr>
-            <w:hyperlink r:id="rId190">
+            <w:hyperlink r:id="rId199">
               <w:r>
                 <w:rPr>
                   <w:rStyle w:val="Hyperlink"/>
@@ -20046,7 +20294,7 @@
             <w:r>
               <w:t xml:space="preserve">, </w:t>
             </w:r>
-            <w:hyperlink r:id="rId191">
+            <w:hyperlink r:id="rId200">
               <w:r>
                 <w:rPr>
                   <w:rStyle w:val="Hyperlink"/>
@@ -20079,7 +20327,7 @@
             <w:pPr>
               <w:jc w:val="left"/>
             </w:pPr>
-            <w:hyperlink r:id="rId192">
+            <w:hyperlink r:id="rId201">
               <w:r>
                 <w:rPr>
                   <w:rStyle w:val="Hyperlink"/>
@@ -20110,7 +20358,7 @@
             <w:pPr>
               <w:jc w:val="left"/>
             </w:pPr>
-            <w:hyperlink r:id="rId134">
+            <w:hyperlink r:id="rId143">
               <w:r>
                 <w:rPr>
                   <w:rStyle w:val="Hyperlink"/>
@@ -20121,7 +20369,7 @@
             <w:r>
               <w:t xml:space="preserve">, </w:t>
             </w:r>
-            <w:hyperlink r:id="rId193">
+            <w:hyperlink r:id="rId202">
               <w:r>
                 <w:rPr>
                   <w:rStyle w:val="Hyperlink"/>
@@ -20132,7 +20380,7 @@
             <w:r>
               <w:t xml:space="preserve">, </w:t>
             </w:r>
-            <w:hyperlink r:id="rId194">
+            <w:hyperlink r:id="rId203">
               <w:r>
                 <w:rPr>
                   <w:rStyle w:val="Hyperlink"/>
@@ -20143,7 +20391,7 @@
             <w:r>
               <w:t xml:space="preserve">, </w:t>
             </w:r>
-            <w:hyperlink r:id="rId195">
+            <w:hyperlink r:id="rId204">
               <w:r>
                 <w:rPr>
                   <w:rStyle w:val="Hyperlink"/>
@@ -20154,7 +20402,7 @@
             <w:r>
               <w:t xml:space="preserve">, </w:t>
             </w:r>
-            <w:hyperlink r:id="rId196">
+            <w:hyperlink r:id="rId205">
               <w:r>
                 <w:rPr>
                   <w:rStyle w:val="Hyperlink"/>
@@ -20165,7 +20413,7 @@
             <w:r>
               <w:t xml:space="preserve">, </w:t>
             </w:r>
-            <w:hyperlink r:id="rId197">
+            <w:hyperlink r:id="rId206">
               <w:r>
                 <w:rPr>
                   <w:rStyle w:val="Hyperlink"/>
@@ -20176,7 +20424,7 @@
             <w:r>
               <w:t xml:space="preserve">, </w:t>
             </w:r>
-            <w:hyperlink r:id="rId64">
+            <w:hyperlink r:id="rId73">
               <w:r>
                 <w:rPr>
                   <w:rStyle w:val="Hyperlink"/>
@@ -20187,7 +20435,7 @@
             <w:r>
               <w:t xml:space="preserve">, </w:t>
             </w:r>
-            <w:hyperlink r:id="rId198">
+            <w:hyperlink r:id="rId207">
               <w:r>
                 <w:rPr>
                   <w:rStyle w:val="Hyperlink"/>
@@ -20198,7 +20446,7 @@
             <w:r>
               <w:t xml:space="preserve">, </w:t>
             </w:r>
-            <w:hyperlink r:id="rId199">
+            <w:hyperlink r:id="rId208">
               <w:r>
                 <w:rPr>
                   <w:rStyle w:val="Hyperlink"/>
@@ -20209,7 +20457,7 @@
             <w:r>
               <w:t xml:space="preserve">, </w:t>
             </w:r>
-            <w:hyperlink r:id="rId200">
+            <w:hyperlink r:id="rId209">
               <w:r>
                 <w:rPr>
                   <w:rStyle w:val="Hyperlink"/>
@@ -20220,7 +20468,7 @@
             <w:r>
               <w:t xml:space="preserve">, </w:t>
             </w:r>
-            <w:hyperlink r:id="rId201">
+            <w:hyperlink r:id="rId210">
               <w:r>
                 <w:rPr>
                   <w:rStyle w:val="Hyperlink"/>
@@ -20231,7 +20479,7 @@
             <w:r>
               <w:t xml:space="preserve">, </w:t>
             </w:r>
-            <w:hyperlink r:id="rId202">
+            <w:hyperlink r:id="rId211">
               <w:r>
                 <w:rPr>
                   <w:rStyle w:val="Hyperlink"/>
@@ -20242,7 +20490,7 @@
             <w:r>
               <w:t xml:space="preserve">, </w:t>
             </w:r>
-            <w:hyperlink r:id="rId203">
+            <w:hyperlink r:id="rId212">
               <w:r>
                 <w:rPr>
                   <w:rStyle w:val="Hyperlink"/>
@@ -20253,7 +20501,7 @@
             <w:r>
               <w:t xml:space="preserve">, </w:t>
             </w:r>
-            <w:hyperlink r:id="rId204">
+            <w:hyperlink r:id="rId213">
               <w:r>
                 <w:rPr>
                   <w:rStyle w:val="Hyperlink"/>
@@ -20264,7 +20512,7 @@
             <w:r>
               <w:t xml:space="preserve">, </w:t>
             </w:r>
-            <w:hyperlink r:id="rId205">
+            <w:hyperlink r:id="rId214">
               <w:r>
                 <w:rPr>
                   <w:rStyle w:val="Hyperlink"/>
@@ -20275,7 +20523,7 @@
             <w:r>
               <w:t xml:space="preserve">, </w:t>
             </w:r>
-            <w:hyperlink r:id="rId206">
+            <w:hyperlink r:id="rId215">
               <w:r>
                 <w:rPr>
                   <w:rStyle w:val="Hyperlink"/>
@@ -20286,7 +20534,7 @@
             <w:r>
               <w:t xml:space="preserve">, </w:t>
             </w:r>
-            <w:hyperlink r:id="rId207">
+            <w:hyperlink r:id="rId216">
               <w:r>
                 <w:rPr>
                   <w:rStyle w:val="Hyperlink"/>
@@ -20297,7 +20545,7 @@
             <w:r>
               <w:t xml:space="preserve">, </w:t>
             </w:r>
-            <w:hyperlink r:id="rId208">
+            <w:hyperlink r:id="rId217">
               <w:r>
                 <w:rPr>
                   <w:rStyle w:val="Hyperlink"/>
@@ -20308,7 +20556,7 @@
             <w:r>
               <w:t xml:space="preserve">, </w:t>
             </w:r>
-            <w:hyperlink r:id="rId209">
+            <w:hyperlink r:id="rId218">
               <w:r>
                 <w:rPr>
                   <w:rStyle w:val="Hyperlink"/>
@@ -20319,7 +20567,7 @@
             <w:r>
               <w:t xml:space="preserve">, </w:t>
             </w:r>
-            <w:hyperlink r:id="rId210">
+            <w:hyperlink r:id="rId219">
               <w:r>
                 <w:rPr>
                   <w:rStyle w:val="Hyperlink"/>
@@ -20330,7 +20578,7 @@
             <w:r>
               <w:t xml:space="preserve">, </w:t>
             </w:r>
-            <w:hyperlink r:id="rId211">
+            <w:hyperlink r:id="rId220">
               <w:r>
                 <w:rPr>
                   <w:rStyle w:val="Hyperlink"/>
@@ -20341,7 +20589,7 @@
             <w:r>
               <w:t xml:space="preserve">, </w:t>
             </w:r>
-            <w:hyperlink r:id="rId212">
+            <w:hyperlink r:id="rId221">
               <w:r>
                 <w:rPr>
                   <w:rStyle w:val="Hyperlink"/>
@@ -20352,7 +20600,7 @@
             <w:r>
               <w:t xml:space="preserve">, </w:t>
             </w:r>
-            <w:hyperlink r:id="rId46">
+            <w:hyperlink r:id="rId55">
               <w:r>
                 <w:rPr>
                   <w:rStyle w:val="Hyperlink"/>
@@ -20363,7 +20611,7 @@
             <w:r>
               <w:t xml:space="preserve">, </w:t>
             </w:r>
-            <w:hyperlink r:id="rId213">
+            <w:hyperlink r:id="rId222">
               <w:r>
                 <w:rPr>
                   <w:rStyle w:val="Hyperlink"/>
@@ -20374,7 +20622,7 @@
             <w:r>
               <w:t xml:space="preserve">, </w:t>
             </w:r>
-            <w:hyperlink r:id="rId135">
+            <w:hyperlink r:id="rId144">
               <w:r>
                 <w:rPr>
                   <w:rStyle w:val="Hyperlink"/>
@@ -20385,7 +20633,7 @@
             <w:r>
               <w:t xml:space="preserve">, </w:t>
             </w:r>
-            <w:hyperlink r:id="rId214">
+            <w:hyperlink r:id="rId223">
               <w:r>
                 <w:rPr>
                   <w:rStyle w:val="Hyperlink"/>
@@ -20396,7 +20644,7 @@
             <w:r>
               <w:t xml:space="preserve">, </w:t>
             </w:r>
-            <w:hyperlink r:id="rId215">
+            <w:hyperlink r:id="rId224">
               <w:r>
                 <w:rPr>
                   <w:rStyle w:val="Hyperlink"/>
@@ -20407,7 +20655,7 @@
             <w:r>
               <w:t xml:space="preserve">, </w:t>
             </w:r>
-            <w:hyperlink r:id="rId216">
+            <w:hyperlink r:id="rId225">
               <w:r>
                 <w:rPr>
                   <w:rStyle w:val="Hyperlink"/>
@@ -20440,7 +20688,7 @@
             <w:pPr>
               <w:jc w:val="left"/>
             </w:pPr>
-            <w:hyperlink r:id="rId217">
+            <w:hyperlink r:id="rId226">
               <w:r>
                 <w:rPr>
                   <w:rStyle w:val="Hyperlink"/>
@@ -20479,16 +20727,8 @@
       </w:tr>
     </w:tbl>
     <w:p>
-      <w:pPr>
-        <w:pStyle w:val="Kop2Bijlage"/>
-      </w:pPr>
       <w:r>
-        <w:t>BIO- en SSD-maatregelen</w:t>
-      </w:r>
-    </w:p>
-    <w:p>
-      <w:r>
-        <w:t>De overheid is gebonden aan kaderstelling op het gebied van informatiebeveiliging, zoals de Baseline Informatiebeveiliging Overheid (BIO). Handvatten zoals Secure Software Development (SSD) van het Centrum Informatiebeveiliging en Privacybescherming dienen als leidraad voor het veilig ontwikkelen van software die het voldoen aan de BIO ondersteunt. De BIO is een toepassing van de NEN-ISO/IEC 27001 en de NEN-ISO/IEC 27002 op het domein van de Nederlandse overheid. Voor de Rijksoverheid zijn in die toepassing het Voorschrift Informatiebeveiliging Rijksdienst 2007 (VIR 2007) en het Besluit Voorschrift Informatiebeveiliging Rijksdienst Bijzondere Informatie 2013 (VIRBI 2013) verwerkt.</w:t>
+        <w:t>De overheid is gebonden aan kaderstelling op het gebied van informatiebeveiliging, zoals de Baseline Informatiebeveiliging Overheid (BIO). Handvatten zoals Secure Software Development (SSD) van het Centrum Informatiebeveiliging en Privacybescherming dienen als leidraad voor het veilig ontwikkelen van software die het voldoen aan de BIO ondersteunt. De BIO is een toepassing van de NEN-ISO/IEC 27001 en de NEN-ISO/IEC 27002 op het domein van de Nederlandse overheid. Voor de Rijksoverheid zijn in die toepassing het Voorschrift Informatiebeveiliging Rijksdienst 2007 (VIR 2007) en het Besluit Voorschrift Informatiebeveiliging Rijksdienst Bijzondere Informatie 2025 (VIRBI 2025) verwerkt.</w:t>
       </w:r>
     </w:p>
     <w:p>

--- a/docs/wip/Neutraal-Template-Niet-Functionele-Eisen.docx
+++ b/docs/wip/Neutraal-Template-Niet-Functionele-Eisen.docx
@@ -1,6 +1,6 @@
 
 <file path=word/document.xml><?xml version="1.0" encoding="utf-8"?>
-<w:document xmlns:wpc="http://schemas.microsoft.com/office/word/2010/wordprocessingCanvas" xmlns:cx="http://schemas.microsoft.com/office/drawing/2014/chartex" xmlns:cx1="http://schemas.microsoft.com/office/drawing/2015/9/8/chartex" xmlns:cx2="http://schemas.microsoft.com/office/drawing/2015/10/21/chartex" xmlns:cx3="http://schemas.microsoft.com/office/drawing/2016/5/9/chartex" xmlns:cx4="http://schemas.microsoft.com/office/drawing/2016/5/10/chartex" xmlns:cx5="http://schemas.microsoft.com/office/drawing/2016/5/11/chartex" xmlns:cx6="http://schemas.microsoft.com/office/drawing/2016/5/12/chartex" xmlns:cx7="http://schemas.microsoft.com/office/drawing/2016/5/13/chartex" xmlns:cx8="http://schemas.microsoft.com/office/drawing/2016/5/14/chartex" xmlns:mc="http://schemas.openxmlformats.org/markup-compatibility/2006" xmlns:aink="http://schemas.microsoft.com/office/drawing/2016/ink" xmlns:am3d="http://schemas.microsoft.com/office/drawing/2017/model3d" xmlns:o="urn:schemas-microsoft-com:office:office" xmlns:oel="http://schemas.microsoft.com/office/2019/extlst" xmlns:r="http://schemas.openxmlformats.org/officeDocument/2006/relationships" xmlns:m="http://schemas.openxmlformats.org/officeDocument/2006/math" xmlns:v="urn:schemas-microsoft-com:vml" xmlns:wp14="http://schemas.microsoft.com/office/word/2010/wordprocessingDrawing" xmlns:wp="http://schemas.openxmlformats.org/drawingml/2006/wordprocessingDrawing" xmlns:w10="urn:schemas-microsoft-com:office:word" xmlns:w="http://schemas.openxmlformats.org/wordprocessingml/2006/main" xmlns:w14="http://schemas.microsoft.com/office/word/2010/wordml" xmlns:w15="http://schemas.microsoft.com/office/word/2012/wordml" xmlns:w16cex="http://schemas.microsoft.com/office/word/2018/wordml/cex" xmlns:w16cid="http://schemas.microsoft.com/office/word/2016/wordml/cid" xmlns:w16="http://schemas.microsoft.com/office/word/2018/wordml" xmlns:w16du="http://schemas.microsoft.com/office/word/2023/wordml/word16du" xmlns:w16sdtdh="http://schemas.microsoft.com/office/word/2020/wordml/sdtdatahash" xmlns:w16sdtfl="http://schemas.microsoft.com/office/word/2024/wordml/sdtformatlock" xmlns:w16se="http://schemas.microsoft.com/office/word/2015/wordml/symex" xmlns:wpg="http://schemas.microsoft.com/office/word/2010/wordprocessingGroup" xmlns:wpi="http://schemas.microsoft.com/office/word/2010/wordprocessingInk" xmlns:wne="http://schemas.microsoft.com/office/word/2006/wordml" xmlns:wps="http://schemas.microsoft.com/office/word/2010/wordprocessingShape" mc:Ignorable="w14 w15 w16se w16cid w16 w16cex w16sdtdh w16sdtfl w16du wp14">
+<w:document xmlns:wpc="http://schemas.microsoft.com/office/word/2010/wordprocessingCanvas" xmlns:cx="http://schemas.microsoft.com/office/drawing/2014/chartex" xmlns:cx1="http://schemas.microsoft.com/office/drawing/2015/9/8/chartex" xmlns:cx2="http://schemas.microsoft.com/office/drawing/2015/10/21/chartex" xmlns:cx3="http://schemas.microsoft.com/office/drawing/2016/5/9/chartex" xmlns:cx4="http://schemas.microsoft.com/office/drawing/2016/5/10/chartex" xmlns:cx5="http://schemas.microsoft.com/office/drawing/2016/5/11/chartex" xmlns:cx6="http://schemas.microsoft.com/office/drawing/2016/5/12/chartex" xmlns:cx7="http://schemas.microsoft.com/office/drawing/2016/5/13/chartex" xmlns:cx8="http://schemas.microsoft.com/office/drawing/2016/5/14/chartex" xmlns:mc="http://schemas.openxmlformats.org/markup-compatibility/2006" xmlns:m="http://schemas.openxmlformats.org/officeDocument/2006/math" xmlns:aink="http://schemas.microsoft.com/office/drawing/2016/ink" xmlns:am3d="http://schemas.microsoft.com/office/drawing/2017/model3d" xmlns:oel="http://schemas.microsoft.com/office/2019/extlst" xmlns:r="http://schemas.openxmlformats.org/officeDocument/2006/relationships" xmlns:wp14="http://schemas.microsoft.com/office/word/2010/wordprocessingDrawing" xmlns:wp="http://schemas.openxmlformats.org/drawingml/2006/wordprocessingDrawing" xmlns:wpg="http://schemas.microsoft.com/office/word/2010/wordprocessingGroup" xmlns:wpi="http://schemas.microsoft.com/office/word/2010/wordprocessingInk" xmlns:wps="http://schemas.microsoft.com/office/word/2010/wordprocessingShape" xmlns:o="urn:schemas-microsoft-com:office:office" xmlns:v="urn:schemas-microsoft-com:vml" xmlns:w10="urn:schemas-microsoft-com:office:word" xmlns:w="http://schemas.openxmlformats.org/wordprocessingml/2006/main" xmlns:w14="http://schemas.microsoft.com/office/word/2010/wordml" xmlns:w15="http://schemas.microsoft.com/office/word/2012/wordml" xmlns:w16cex="http://schemas.microsoft.com/office/word/2018/wordml/cex" xmlns:w16cid="http://schemas.microsoft.com/office/word/2016/wordml/cid" xmlns:w16="http://schemas.microsoft.com/office/word/2018/wordml" xmlns:w16sdtdh="http://schemas.microsoft.com/office/word/2020/wordml/sdtdatahash" xmlns:w16sdtfl="http://schemas.microsoft.com/office/word/2024/wordml/sdtformatlock" xmlns:w16se="http://schemas.microsoft.com/office/word/2015/wordml/symex" xmlns:w16du="http://schemas.microsoft.com/office/word/2023/wordml/word16du" xmlns:wne="http://schemas.microsoft.com/office/word/2006/wordml" mc:Ignorable="w14 w15 w16se w16cid w16 w16cex w16sdtdh w16sdtfl w16du wp14">
   <w:body>
     <w:p/>
     <w:p>
@@ -1074,7 +1074,7 @@
     </w:p>
     <w:p>
       <w:r>
-        <w:t>Versie wip, 19-06-2026</w:t>
+        <w:t>Versie wip, 23-06-2026</w:t>
       </w:r>
     </w:p>
     <w:p>
@@ -13974,7 +13974,7 @@
               <w:jc w:val="left"/>
             </w:pPr>
             <w:r>
-              <w:t>Axe-core 4.11.4 regels</w:t>
+              <w:t>Axe-core 4.12.1 regels</w:t>
             </w:r>
           </w:p>
         </w:tc>
@@ -20506,13 +20506,24 @@
                 <w:rPr>
                   <w:rStyle w:val="Hyperlink"/>
                 </w:rPr>
+                <w:t>aria-tab-name</w:t>
+              </w:r>
+            </w:hyperlink>
+            <w:r>
+              <w:t xml:space="preserve">, </w:t>
+            </w:r>
+            <w:hyperlink r:id="rId214">
+              <w:r>
+                <w:rPr>
+                  <w:rStyle w:val="Hyperlink"/>
+                </w:rPr>
                 <w:t>aria-toggle-field-name</w:t>
               </w:r>
             </w:hyperlink>
             <w:r>
               <w:t xml:space="preserve">, </w:t>
             </w:r>
-            <w:hyperlink r:id="rId214">
+            <w:hyperlink r:id="rId215">
               <w:r>
                 <w:rPr>
                   <w:rStyle w:val="Hyperlink"/>
@@ -20523,7 +20534,7 @@
             <w:r>
               <w:t xml:space="preserve">, </w:t>
             </w:r>
-            <w:hyperlink r:id="rId215">
+            <w:hyperlink r:id="rId216">
               <w:r>
                 <w:rPr>
                   <w:rStyle w:val="Hyperlink"/>
@@ -20534,7 +20545,7 @@
             <w:r>
               <w:t xml:space="preserve">, </w:t>
             </w:r>
-            <w:hyperlink r:id="rId216">
+            <w:hyperlink r:id="rId217">
               <w:r>
                 <w:rPr>
                   <w:rStyle w:val="Hyperlink"/>
@@ -20545,7 +20556,7 @@
             <w:r>
               <w:t xml:space="preserve">, </w:t>
             </w:r>
-            <w:hyperlink r:id="rId217">
+            <w:hyperlink r:id="rId218">
               <w:r>
                 <w:rPr>
                   <w:rStyle w:val="Hyperlink"/>
@@ -20556,7 +20567,7 @@
             <w:r>
               <w:t xml:space="preserve">, </w:t>
             </w:r>
-            <w:hyperlink r:id="rId218">
+            <w:hyperlink r:id="rId219">
               <w:r>
                 <w:rPr>
                   <w:rStyle w:val="Hyperlink"/>
@@ -20567,7 +20578,7 @@
             <w:r>
               <w:t xml:space="preserve">, </w:t>
             </w:r>
-            <w:hyperlink r:id="rId219">
+            <w:hyperlink r:id="rId220">
               <w:r>
                 <w:rPr>
                   <w:rStyle w:val="Hyperlink"/>
@@ -20578,7 +20589,7 @@
             <w:r>
               <w:t xml:space="preserve">, </w:t>
             </w:r>
-            <w:hyperlink r:id="rId220">
+            <w:hyperlink r:id="rId221">
               <w:r>
                 <w:rPr>
                   <w:rStyle w:val="Hyperlink"/>
@@ -20589,7 +20600,7 @@
             <w:r>
               <w:t xml:space="preserve">, </w:t>
             </w:r>
-            <w:hyperlink r:id="rId221">
+            <w:hyperlink r:id="rId222">
               <w:r>
                 <w:rPr>
                   <w:rStyle w:val="Hyperlink"/>
@@ -20611,7 +20622,7 @@
             <w:r>
               <w:t xml:space="preserve">, </w:t>
             </w:r>
-            <w:hyperlink r:id="rId222">
+            <w:hyperlink r:id="rId223">
               <w:r>
                 <w:rPr>
                   <w:rStyle w:val="Hyperlink"/>
@@ -20633,7 +20644,7 @@
             <w:r>
               <w:t xml:space="preserve">, </w:t>
             </w:r>
-            <w:hyperlink r:id="rId223">
+            <w:hyperlink r:id="rId224">
               <w:r>
                 <w:rPr>
                   <w:rStyle w:val="Hyperlink"/>
@@ -20644,7 +20655,7 @@
             <w:r>
               <w:t xml:space="preserve">, </w:t>
             </w:r>
-            <w:hyperlink r:id="rId224">
+            <w:hyperlink r:id="rId225">
               <w:r>
                 <w:rPr>
                   <w:rStyle w:val="Hyperlink"/>
@@ -20655,7 +20666,7 @@
             <w:r>
               <w:t xml:space="preserve">, </w:t>
             </w:r>
-            <w:hyperlink r:id="rId225">
+            <w:hyperlink r:id="rId226">
               <w:r>
                 <w:rPr>
                   <w:rStyle w:val="Hyperlink"/>
@@ -20688,7 +20699,7 @@
             <w:pPr>
               <w:jc w:val="left"/>
             </w:pPr>
-            <w:hyperlink r:id="rId226">
+            <w:hyperlink r:id="rId227">
               <w:r>
                 <w:rPr>
                   <w:rStyle w:val="Hyperlink"/>
@@ -21657,7 +21668,7 @@
 </file>
 
 <file path=word/endnotes.xml><?xml version="1.0" encoding="utf-8"?>
-<w:endnotes xmlns:wpc="http://schemas.microsoft.com/office/word/2010/wordprocessingCanvas" xmlns:cx="http://schemas.microsoft.com/office/drawing/2014/chartex" xmlns:cx1="http://schemas.microsoft.com/office/drawing/2015/9/8/chartex" xmlns:cx2="http://schemas.microsoft.com/office/drawing/2015/10/21/chartex" xmlns:cx3="http://schemas.microsoft.com/office/drawing/2016/5/9/chartex" xmlns:cx4="http://schemas.microsoft.com/office/drawing/2016/5/10/chartex" xmlns:cx5="http://schemas.microsoft.com/office/drawing/2016/5/11/chartex" xmlns:cx6="http://schemas.microsoft.com/office/drawing/2016/5/12/chartex" xmlns:cx7="http://schemas.microsoft.com/office/drawing/2016/5/13/chartex" xmlns:cx8="http://schemas.microsoft.com/office/drawing/2016/5/14/chartex" xmlns:mc="http://schemas.openxmlformats.org/markup-compatibility/2006" xmlns:aink="http://schemas.microsoft.com/office/drawing/2016/ink" xmlns:am3d="http://schemas.microsoft.com/office/drawing/2017/model3d" xmlns:o="urn:schemas-microsoft-com:office:office" xmlns:oel="http://schemas.microsoft.com/office/2019/extlst" xmlns:r="http://schemas.openxmlformats.org/officeDocument/2006/relationships" xmlns:m="http://schemas.openxmlformats.org/officeDocument/2006/math" xmlns:v="urn:schemas-microsoft-com:vml" xmlns:wp14="http://schemas.microsoft.com/office/word/2010/wordprocessingDrawing" xmlns:wp="http://schemas.openxmlformats.org/drawingml/2006/wordprocessingDrawing" xmlns:w10="urn:schemas-microsoft-com:office:word" xmlns:w="http://schemas.openxmlformats.org/wordprocessingml/2006/main" xmlns:w14="http://schemas.microsoft.com/office/word/2010/wordml" xmlns:w15="http://schemas.microsoft.com/office/word/2012/wordml" xmlns:w16cex="http://schemas.microsoft.com/office/word/2018/wordml/cex" xmlns:w16cid="http://schemas.microsoft.com/office/word/2016/wordml/cid" xmlns:w16="http://schemas.microsoft.com/office/word/2018/wordml" xmlns:w16du="http://schemas.microsoft.com/office/word/2023/wordml/word16du" xmlns:w16sdtdh="http://schemas.microsoft.com/office/word/2020/wordml/sdtdatahash" xmlns:w16sdtfl="http://schemas.microsoft.com/office/word/2024/wordml/sdtformatlock" xmlns:w16se="http://schemas.microsoft.com/office/word/2015/wordml/symex" xmlns:wpg="http://schemas.microsoft.com/office/word/2010/wordprocessingGroup" xmlns:wpi="http://schemas.microsoft.com/office/word/2010/wordprocessingInk" xmlns:wne="http://schemas.microsoft.com/office/word/2006/wordml" xmlns:wps="http://schemas.microsoft.com/office/word/2010/wordprocessingShape" mc:Ignorable="w14 w15 w16se w16cid w16 w16cex w16sdtdh w16sdtfl w16du wp14">
+<w:endnotes xmlns:wpc="http://schemas.microsoft.com/office/word/2010/wordprocessingCanvas" xmlns:cx="http://schemas.microsoft.com/office/drawing/2014/chartex" xmlns:cx1="http://schemas.microsoft.com/office/drawing/2015/9/8/chartex" xmlns:cx2="http://schemas.microsoft.com/office/drawing/2015/10/21/chartex" xmlns:cx3="http://schemas.microsoft.com/office/drawing/2016/5/9/chartex" xmlns:cx4="http://schemas.microsoft.com/office/drawing/2016/5/10/chartex" xmlns:cx5="http://schemas.microsoft.com/office/drawing/2016/5/11/chartex" xmlns:cx6="http://schemas.microsoft.com/office/drawing/2016/5/12/chartex" xmlns:cx7="http://schemas.microsoft.com/office/drawing/2016/5/13/chartex" xmlns:cx8="http://schemas.microsoft.com/office/drawing/2016/5/14/chartex" xmlns:mc="http://schemas.openxmlformats.org/markup-compatibility/2006" xmlns:m="http://schemas.openxmlformats.org/officeDocument/2006/math" xmlns:aink="http://schemas.microsoft.com/office/drawing/2016/ink" xmlns:am3d="http://schemas.microsoft.com/office/drawing/2017/model3d" xmlns:oel="http://schemas.microsoft.com/office/2019/extlst" xmlns:r="http://schemas.openxmlformats.org/officeDocument/2006/relationships" xmlns:wp14="http://schemas.microsoft.com/office/word/2010/wordprocessingDrawing" xmlns:wp="http://schemas.openxmlformats.org/drawingml/2006/wordprocessingDrawing" xmlns:wpg="http://schemas.microsoft.com/office/word/2010/wordprocessingGroup" xmlns:wpi="http://schemas.microsoft.com/office/word/2010/wordprocessingInk" xmlns:wps="http://schemas.microsoft.com/office/word/2010/wordprocessingShape" xmlns:o="urn:schemas-microsoft-com:office:office" xmlns:v="urn:schemas-microsoft-com:vml" xmlns:w10="urn:schemas-microsoft-com:office:word" xmlns:w="http://schemas.openxmlformats.org/wordprocessingml/2006/main" xmlns:w14="http://schemas.microsoft.com/office/word/2010/wordml" xmlns:w15="http://schemas.microsoft.com/office/word/2012/wordml" xmlns:w16cex="http://schemas.microsoft.com/office/word/2018/wordml/cex" xmlns:w16cid="http://schemas.microsoft.com/office/word/2016/wordml/cid" xmlns:w16="http://schemas.microsoft.com/office/word/2018/wordml" xmlns:w16sdtdh="http://schemas.microsoft.com/office/word/2020/wordml/sdtdatahash" xmlns:w16sdtfl="http://schemas.microsoft.com/office/word/2024/wordml/sdtformatlock" xmlns:w16se="http://schemas.microsoft.com/office/word/2015/wordml/symex" xmlns:w16du="http://schemas.microsoft.com/office/word/2023/wordml/word16du" xmlns:wne="http://schemas.microsoft.com/office/word/2006/wordml" mc:Ignorable="w14 w15 w16se w16cid w16 w16cex w16sdtdh w16sdtfl w16du wp14">
   <w:endnote w:type="separator" w:id="-1">
     <w:p>
       <w:pPr>
@@ -21682,7 +21693,7 @@
 </file>
 
 <file path=word/footer1.xml><?xml version="1.0" encoding="utf-8"?>
-<w:ftr xmlns:wpc="http://schemas.microsoft.com/office/word/2010/wordprocessingCanvas" xmlns:cx="http://schemas.microsoft.com/office/drawing/2014/chartex" xmlns:cx1="http://schemas.microsoft.com/office/drawing/2015/9/8/chartex" xmlns:cx2="http://schemas.microsoft.com/office/drawing/2015/10/21/chartex" xmlns:cx3="http://schemas.microsoft.com/office/drawing/2016/5/9/chartex" xmlns:cx4="http://schemas.microsoft.com/office/drawing/2016/5/10/chartex" xmlns:cx5="http://schemas.microsoft.com/office/drawing/2016/5/11/chartex" xmlns:cx6="http://schemas.microsoft.com/office/drawing/2016/5/12/chartex" xmlns:cx7="http://schemas.microsoft.com/office/drawing/2016/5/13/chartex" xmlns:cx8="http://schemas.microsoft.com/office/drawing/2016/5/14/chartex" xmlns:mc="http://schemas.openxmlformats.org/markup-compatibility/2006" xmlns:aink="http://schemas.microsoft.com/office/drawing/2016/ink" xmlns:am3d="http://schemas.microsoft.com/office/drawing/2017/model3d" xmlns:o="urn:schemas-microsoft-com:office:office" xmlns:oel="http://schemas.microsoft.com/office/2019/extlst" xmlns:r="http://schemas.openxmlformats.org/officeDocument/2006/relationships" xmlns:m="http://schemas.openxmlformats.org/officeDocument/2006/math" xmlns:v="urn:schemas-microsoft-com:vml" xmlns:wp14="http://schemas.microsoft.com/office/word/2010/wordprocessingDrawing" xmlns:wp="http://schemas.openxmlformats.org/drawingml/2006/wordprocessingDrawing" xmlns:w10="urn:schemas-microsoft-com:office:word" xmlns:w="http://schemas.openxmlformats.org/wordprocessingml/2006/main" xmlns:w14="http://schemas.microsoft.com/office/word/2010/wordml" xmlns:w15="http://schemas.microsoft.com/office/word/2012/wordml" xmlns:w16cex="http://schemas.microsoft.com/office/word/2018/wordml/cex" xmlns:w16cid="http://schemas.microsoft.com/office/word/2016/wordml/cid" xmlns:w16="http://schemas.microsoft.com/office/word/2018/wordml" xmlns:w16du="http://schemas.microsoft.com/office/word/2023/wordml/word16du" xmlns:w16sdtdh="http://schemas.microsoft.com/office/word/2020/wordml/sdtdatahash" xmlns:w16sdtfl="http://schemas.microsoft.com/office/word/2024/wordml/sdtformatlock" xmlns:w16se="http://schemas.microsoft.com/office/word/2015/wordml/symex" xmlns:wpg="http://schemas.microsoft.com/office/word/2010/wordprocessingGroup" xmlns:wpi="http://schemas.microsoft.com/office/word/2010/wordprocessingInk" xmlns:wne="http://schemas.microsoft.com/office/word/2006/wordml" xmlns:wps="http://schemas.microsoft.com/office/word/2010/wordprocessingShape" mc:Ignorable="w14 w15 w16se w16cid w16 w16cex w16sdtdh w16sdtfl w16du wp14">
+<w:ftr xmlns:wpc="http://schemas.microsoft.com/office/word/2010/wordprocessingCanvas" xmlns:cx="http://schemas.microsoft.com/office/drawing/2014/chartex" xmlns:cx1="http://schemas.microsoft.com/office/drawing/2015/9/8/chartex" xmlns:cx2="http://schemas.microsoft.com/office/drawing/2015/10/21/chartex" xmlns:cx3="http://schemas.microsoft.com/office/drawing/2016/5/9/chartex" xmlns:cx4="http://schemas.microsoft.com/office/drawing/2016/5/10/chartex" xmlns:cx5="http://schemas.microsoft.com/office/drawing/2016/5/11/chartex" xmlns:cx6="http://schemas.microsoft.com/office/drawing/2016/5/12/chartex" xmlns:cx7="http://schemas.microsoft.com/office/drawing/2016/5/13/chartex" xmlns:cx8="http://schemas.microsoft.com/office/drawing/2016/5/14/chartex" xmlns:mc="http://schemas.openxmlformats.org/markup-compatibility/2006" xmlns:m="http://schemas.openxmlformats.org/officeDocument/2006/math" xmlns:aink="http://schemas.microsoft.com/office/drawing/2016/ink" xmlns:am3d="http://schemas.microsoft.com/office/drawing/2017/model3d" xmlns:oel="http://schemas.microsoft.com/office/2019/extlst" xmlns:r="http://schemas.openxmlformats.org/officeDocument/2006/relationships" xmlns:wp14="http://schemas.microsoft.com/office/word/2010/wordprocessingDrawing" xmlns:wp="http://schemas.openxmlformats.org/drawingml/2006/wordprocessingDrawing" xmlns:wpg="http://schemas.microsoft.com/office/word/2010/wordprocessingGroup" xmlns:wpi="http://schemas.microsoft.com/office/word/2010/wordprocessingInk" xmlns:wps="http://schemas.microsoft.com/office/word/2010/wordprocessingShape" xmlns:o="urn:schemas-microsoft-com:office:office" xmlns:v="urn:schemas-microsoft-com:vml" xmlns:w10="urn:schemas-microsoft-com:office:word" xmlns:w="http://schemas.openxmlformats.org/wordprocessingml/2006/main" xmlns:w14="http://schemas.microsoft.com/office/word/2010/wordml" xmlns:w15="http://schemas.microsoft.com/office/word/2012/wordml" xmlns:w16cex="http://schemas.microsoft.com/office/word/2018/wordml/cex" xmlns:w16cid="http://schemas.microsoft.com/office/word/2016/wordml/cid" xmlns:w16="http://schemas.microsoft.com/office/word/2018/wordml" xmlns:w16sdtdh="http://schemas.microsoft.com/office/word/2020/wordml/sdtdatahash" xmlns:w16sdtfl="http://schemas.microsoft.com/office/word/2024/wordml/sdtformatlock" xmlns:w16se="http://schemas.microsoft.com/office/word/2015/wordml/symex" xmlns:w16du="http://schemas.microsoft.com/office/word/2023/wordml/word16du" xmlns:wne="http://schemas.microsoft.com/office/word/2006/wordml" mc:Ignorable="w14 w15 w16se w16cid w16 w16cex w16sdtdh w16sdtfl w16du wp14">
   <w:sdt>
     <w:sdtPr>
       <w:id w:val="-458108813"/>
@@ -21743,7 +21754,7 @@
 </file>
 
 <file path=word/footnotes.xml><?xml version="1.0" encoding="utf-8"?>
-<w:footnotes xmlns:wpc="http://schemas.microsoft.com/office/word/2010/wordprocessingCanvas" xmlns:cx="http://schemas.microsoft.com/office/drawing/2014/chartex" xmlns:cx1="http://schemas.microsoft.com/office/drawing/2015/9/8/chartex" xmlns:cx2="http://schemas.microsoft.com/office/drawing/2015/10/21/chartex" xmlns:cx3="http://schemas.microsoft.com/office/drawing/2016/5/9/chartex" xmlns:cx4="http://schemas.microsoft.com/office/drawing/2016/5/10/chartex" xmlns:cx5="http://schemas.microsoft.com/office/drawing/2016/5/11/chartex" xmlns:cx6="http://schemas.microsoft.com/office/drawing/2016/5/12/chartex" xmlns:cx7="http://schemas.microsoft.com/office/drawing/2016/5/13/chartex" xmlns:cx8="http://schemas.microsoft.com/office/drawing/2016/5/14/chartex" xmlns:mc="http://schemas.openxmlformats.org/markup-compatibility/2006" xmlns:aink="http://schemas.microsoft.com/office/drawing/2016/ink" xmlns:am3d="http://schemas.microsoft.com/office/drawing/2017/model3d" xmlns:o="urn:schemas-microsoft-com:office:office" xmlns:oel="http://schemas.microsoft.com/office/2019/extlst" xmlns:r="http://schemas.openxmlformats.org/officeDocument/2006/relationships" xmlns:m="http://schemas.openxmlformats.org/officeDocument/2006/math" xmlns:v="urn:schemas-microsoft-com:vml" xmlns:wp14="http://schemas.microsoft.com/office/word/2010/wordprocessingDrawing" xmlns:wp="http://schemas.openxmlformats.org/drawingml/2006/wordprocessingDrawing" xmlns:w10="urn:schemas-microsoft-com:office:word" xmlns:w="http://schemas.openxmlformats.org/wordprocessingml/2006/main" xmlns:w14="http://schemas.microsoft.com/office/word/2010/wordml" xmlns:w15="http://schemas.microsoft.com/office/word/2012/wordml" xmlns:w16cex="http://schemas.microsoft.com/office/word/2018/wordml/cex" xmlns:w16cid="http://schemas.microsoft.com/office/word/2016/wordml/cid" xmlns:w16="http://schemas.microsoft.com/office/word/2018/wordml" xmlns:w16du="http://schemas.microsoft.com/office/word/2023/wordml/word16du" xmlns:w16sdtdh="http://schemas.microsoft.com/office/word/2020/wordml/sdtdatahash" xmlns:w16sdtfl="http://schemas.microsoft.com/office/word/2024/wordml/sdtformatlock" xmlns:w16se="http://schemas.microsoft.com/office/word/2015/wordml/symex" xmlns:wpg="http://schemas.microsoft.com/office/word/2010/wordprocessingGroup" xmlns:wpi="http://schemas.microsoft.com/office/word/2010/wordprocessingInk" xmlns:wne="http://schemas.microsoft.com/office/word/2006/wordml" xmlns:wps="http://schemas.microsoft.com/office/word/2010/wordprocessingShape" mc:Ignorable="w14 w15 w16se w16cid w16 w16cex w16sdtdh w16sdtfl w16du wp14">
+<w:footnotes xmlns:wpc="http://schemas.microsoft.com/office/word/2010/wordprocessingCanvas" xmlns:cx="http://schemas.microsoft.com/office/drawing/2014/chartex" xmlns:cx1="http://schemas.microsoft.com/office/drawing/2015/9/8/chartex" xmlns:cx2="http://schemas.microsoft.com/office/drawing/2015/10/21/chartex" xmlns:cx3="http://schemas.microsoft.com/office/drawing/2016/5/9/chartex" xmlns:cx4="http://schemas.microsoft.com/office/drawing/2016/5/10/chartex" xmlns:cx5="http://schemas.microsoft.com/office/drawing/2016/5/11/chartex" xmlns:cx6="http://schemas.microsoft.com/office/drawing/2016/5/12/chartex" xmlns:cx7="http://schemas.microsoft.com/office/drawing/2016/5/13/chartex" xmlns:cx8="http://schemas.microsoft.com/office/drawing/2016/5/14/chartex" xmlns:mc="http://schemas.openxmlformats.org/markup-compatibility/2006" xmlns:m="http://schemas.openxmlformats.org/officeDocument/2006/math" xmlns:aink="http://schemas.microsoft.com/office/drawing/2016/ink" xmlns:am3d="http://schemas.microsoft.com/office/drawing/2017/model3d" xmlns:oel="http://schemas.microsoft.com/office/2019/extlst" xmlns:r="http://schemas.openxmlformats.org/officeDocument/2006/relationships" xmlns:wp14="http://schemas.microsoft.com/office/word/2010/wordprocessingDrawing" xmlns:wp="http://schemas.openxmlformats.org/drawingml/2006/wordprocessingDrawing" xmlns:wpg="http://schemas.microsoft.com/office/word/2010/wordprocessingGroup" xmlns:wpi="http://schemas.microsoft.com/office/word/2010/wordprocessingInk" xmlns:wps="http://schemas.microsoft.com/office/word/2010/wordprocessingShape" xmlns:o="urn:schemas-microsoft-com:office:office" xmlns:v="urn:schemas-microsoft-com:vml" xmlns:w10="urn:schemas-microsoft-com:office:word" xmlns:w="http://schemas.openxmlformats.org/wordprocessingml/2006/main" xmlns:w14="http://schemas.microsoft.com/office/word/2010/wordml" xmlns:w15="http://schemas.microsoft.com/office/word/2012/wordml" xmlns:w16cex="http://schemas.microsoft.com/office/word/2018/wordml/cex" xmlns:w16cid="http://schemas.microsoft.com/office/word/2016/wordml/cid" xmlns:w16="http://schemas.microsoft.com/office/word/2018/wordml" xmlns:w16sdtdh="http://schemas.microsoft.com/office/word/2020/wordml/sdtdatahash" xmlns:w16sdtfl="http://schemas.microsoft.com/office/word/2024/wordml/sdtformatlock" xmlns:w16se="http://schemas.microsoft.com/office/word/2015/wordml/symex" xmlns:w16du="http://schemas.microsoft.com/office/word/2023/wordml/word16du" xmlns:wne="http://schemas.microsoft.com/office/word/2006/wordml" mc:Ignorable="w14 w15 w16se w16cid w16 w16cex w16sdtdh w16sdtfl w16du wp14">
   <w:footnote w:type="separator" w:id="-1">
     <w:p>
       <w:pPr>
@@ -21789,7 +21800,7 @@
 </file>
 
 <file path=word/numbering.xml><?xml version="1.0" encoding="utf-8"?>
-<w:numbering xmlns:wpc="http://schemas.microsoft.com/office/word/2010/wordprocessingCanvas" xmlns:cx="http://schemas.microsoft.com/office/drawing/2014/chartex" xmlns:cx1="http://schemas.microsoft.com/office/drawing/2015/9/8/chartex" xmlns:cx2="http://schemas.microsoft.com/office/drawing/2015/10/21/chartex" xmlns:cx3="http://schemas.microsoft.com/office/drawing/2016/5/9/chartex" xmlns:cx4="http://schemas.microsoft.com/office/drawing/2016/5/10/chartex" xmlns:cx5="http://schemas.microsoft.com/office/drawing/2016/5/11/chartex" xmlns:cx6="http://schemas.microsoft.com/office/drawing/2016/5/12/chartex" xmlns:cx7="http://schemas.microsoft.com/office/drawing/2016/5/13/chartex" xmlns:cx8="http://schemas.microsoft.com/office/drawing/2016/5/14/chartex" xmlns:mc="http://schemas.openxmlformats.org/markup-compatibility/2006" xmlns:aink="http://schemas.microsoft.com/office/drawing/2016/ink" xmlns:am3d="http://schemas.microsoft.com/office/drawing/2017/model3d" xmlns:o="urn:schemas-microsoft-com:office:office" xmlns:oel="http://schemas.microsoft.com/office/2019/extlst" xmlns:r="http://schemas.openxmlformats.org/officeDocument/2006/relationships" xmlns:m="http://schemas.openxmlformats.org/officeDocument/2006/math" xmlns:v="urn:schemas-microsoft-com:vml" xmlns:wp14="http://schemas.microsoft.com/office/word/2010/wordprocessingDrawing" xmlns:wp="http://schemas.openxmlformats.org/drawingml/2006/wordprocessingDrawing" xmlns:w10="urn:schemas-microsoft-com:office:word" xmlns:w="http://schemas.openxmlformats.org/wordprocessingml/2006/main" xmlns:w14="http://schemas.microsoft.com/office/word/2010/wordml" xmlns:w15="http://schemas.microsoft.com/office/word/2012/wordml" xmlns:w16cex="http://schemas.microsoft.com/office/word/2018/wordml/cex" xmlns:w16cid="http://schemas.microsoft.com/office/word/2016/wordml/cid" xmlns:w16="http://schemas.microsoft.com/office/word/2018/wordml" xmlns:w16du="http://schemas.microsoft.com/office/word/2023/wordml/word16du" xmlns:w16sdtdh="http://schemas.microsoft.com/office/word/2020/wordml/sdtdatahash" xmlns:w16sdtfl="http://schemas.microsoft.com/office/word/2024/wordml/sdtformatlock" xmlns:w16se="http://schemas.microsoft.com/office/word/2015/wordml/symex" xmlns:wpg="http://schemas.microsoft.com/office/word/2010/wordprocessingGroup" xmlns:wpi="http://schemas.microsoft.com/office/word/2010/wordprocessingInk" xmlns:wne="http://schemas.microsoft.com/office/word/2006/wordml" xmlns:wps="http://schemas.microsoft.com/office/word/2010/wordprocessingShape" mc:Ignorable="w14 w15 w16se w16cid w16 w16cex w16sdtdh w16sdtfl w16du wp14">
+<w:numbering xmlns:wpc="http://schemas.microsoft.com/office/word/2010/wordprocessingCanvas" xmlns:cx="http://schemas.microsoft.com/office/drawing/2014/chartex" xmlns:cx1="http://schemas.microsoft.com/office/drawing/2015/9/8/chartex" xmlns:cx2="http://schemas.microsoft.com/office/drawing/2015/10/21/chartex" xmlns:cx3="http://schemas.microsoft.com/office/drawing/2016/5/9/chartex" xmlns:cx4="http://schemas.microsoft.com/office/drawing/2016/5/10/chartex" xmlns:cx5="http://schemas.microsoft.com/office/drawing/2016/5/11/chartex" xmlns:cx6="http://schemas.microsoft.com/office/drawing/2016/5/12/chartex" xmlns:cx7="http://schemas.microsoft.com/office/drawing/2016/5/13/chartex" xmlns:cx8="http://schemas.microsoft.com/office/drawing/2016/5/14/chartex" xmlns:mc="http://schemas.openxmlformats.org/markup-compatibility/2006" xmlns:m="http://schemas.openxmlformats.org/officeDocument/2006/math" xmlns:aink="http://schemas.microsoft.com/office/drawing/2016/ink" xmlns:am3d="http://schemas.microsoft.com/office/drawing/2017/model3d" xmlns:oel="http://schemas.microsoft.com/office/2019/extlst" xmlns:r="http://schemas.openxmlformats.org/officeDocument/2006/relationships" xmlns:wp14="http://schemas.microsoft.com/office/word/2010/wordprocessingDrawing" xmlns:wp="http://schemas.openxmlformats.org/drawingml/2006/wordprocessingDrawing" xmlns:wpg="http://schemas.microsoft.com/office/word/2010/wordprocessingGroup" xmlns:wpi="http://schemas.microsoft.com/office/word/2010/wordprocessingInk" xmlns:wps="http://schemas.microsoft.com/office/word/2010/wordprocessingShape" xmlns:o="urn:schemas-microsoft-com:office:office" xmlns:v="urn:schemas-microsoft-com:vml" xmlns:w10="urn:schemas-microsoft-com:office:word" xmlns:w="http://schemas.openxmlformats.org/wordprocessingml/2006/main" xmlns:w14="http://schemas.microsoft.com/office/word/2010/wordml" xmlns:w15="http://schemas.microsoft.com/office/word/2012/wordml" xmlns:w16cex="http://schemas.microsoft.com/office/word/2018/wordml/cex" xmlns:w16cid="http://schemas.microsoft.com/office/word/2016/wordml/cid" xmlns:w16="http://schemas.microsoft.com/office/word/2018/wordml" xmlns:w16sdtdh="http://schemas.microsoft.com/office/word/2020/wordml/sdtdatahash" xmlns:w16sdtfl="http://schemas.microsoft.com/office/word/2024/wordml/sdtformatlock" xmlns:w16se="http://schemas.microsoft.com/office/word/2015/wordml/symex" xmlns:w16du="http://schemas.microsoft.com/office/word/2023/wordml/word16du" xmlns:wne="http://schemas.microsoft.com/office/word/2006/wordml" mc:Ignorable="w14 w15 w16se w16cid w16 w16cex w16sdtdh w16sdtfl w16du wp14">
   <w:abstractNum w:abstractNumId="0" w15:restartNumberingAfterBreak="0">
     <w:nsid w:val="05B47AD0"/>
     <w:multiLevelType w:val="hybridMultilevel"/>
@@ -23526,7 +23537,7 @@
 </file>
 
 <file path=word/styles.xml><?xml version="1.0" encoding="utf-8"?>
-<w:styles xmlns:mc="http://schemas.openxmlformats.org/markup-compatibility/2006" xmlns:r="http://schemas.openxmlformats.org/officeDocument/2006/relationships" xmlns:w="http://schemas.openxmlformats.org/wordprocessingml/2006/main" xmlns:w14="http://schemas.microsoft.com/office/word/2010/wordml" xmlns:w15="http://schemas.microsoft.com/office/word/2012/wordml" xmlns:w16cex="http://schemas.microsoft.com/office/word/2018/wordml/cex" xmlns:w16cid="http://schemas.microsoft.com/office/word/2016/wordml/cid" xmlns:w16="http://schemas.microsoft.com/office/word/2018/wordml" xmlns:w16du="http://schemas.microsoft.com/office/word/2023/wordml/word16du" xmlns:w16sdtdh="http://schemas.microsoft.com/office/word/2020/wordml/sdtdatahash" xmlns:w16sdtfl="http://schemas.microsoft.com/office/word/2024/wordml/sdtformatlock" xmlns:w16se="http://schemas.microsoft.com/office/word/2015/wordml/symex" mc:Ignorable="w14 w15 w16se w16cid w16 w16cex w16sdtdh w16sdtfl w16du">
+<w:styles xmlns:mc="http://schemas.openxmlformats.org/markup-compatibility/2006" xmlns:r="http://schemas.openxmlformats.org/officeDocument/2006/relationships" xmlns:w="http://schemas.openxmlformats.org/wordprocessingml/2006/main" xmlns:w14="http://schemas.microsoft.com/office/word/2010/wordml" xmlns:w15="http://schemas.microsoft.com/office/word/2012/wordml" xmlns:w16cex="http://schemas.microsoft.com/office/word/2018/wordml/cex" xmlns:w16cid="http://schemas.microsoft.com/office/word/2016/wordml/cid" xmlns:w16="http://schemas.microsoft.com/office/word/2018/wordml" xmlns:w16sdtdh="http://schemas.microsoft.com/office/word/2020/wordml/sdtdatahash" xmlns:w16sdtfl="http://schemas.microsoft.com/office/word/2024/wordml/sdtformatlock" xmlns:w16se="http://schemas.microsoft.com/office/word/2015/wordml/symex" xmlns:w16du="http://schemas.microsoft.com/office/word/2023/wordml/word16du" mc:Ignorable="w14 w15 w16se w16cid w16 w16cex w16sdtdh w16sdtfl w16du">
   <w:docDefaults>
     <w:rPrDefault>
       <w:rPr>
@@ -24840,6 +24851,19 @@
       </w:numPr>
     </w:pPr>
   </w:style>
+  <w:style w:type="paragraph" w:customStyle="1" w:styleId="Code">
+    <w:name w:val="Code"/>
+    <w:basedOn w:val="Standaard"/>
+    <w:qFormat/>
+    <w:rsid w:val="00734797"/>
+    <w:pPr>
+      <w:keepLines/>
+      <w:shd w:val="clear" w:color="auto" w:fill="E7E6E6" w:themeFill="background2"/>
+    </w:pPr>
+    <w:rPr>
+      <w:rFonts w:ascii="Fira Code" w:hAnsi="Fira Code"/>
+    </w:rPr>
+  </w:style>
 </w:styles>
 </file>
 
